--- a/docs/exports/13-NETKIT.docx
+++ b/docs/exports/13-NETKIT.docx
@@ -1869,6 +1869,9 @@
             <w:pPr>
               <w:pStyle w:val="Compact"/>
             </w:pPr>
+            <w:r>
+              <w:t xml:space="preserve">Perform an HTTP request.</w:t>
+            </w:r>
           </w:p>
         </w:tc>
         <w:tc>
@@ -1907,6 +1910,9 @@
             <w:pPr>
               <w:pStyle w:val="Compact"/>
             </w:pPr>
+            <w:r>
+              <w:t xml:space="preserve">Perform an HTTP request.</w:t>
+            </w:r>
           </w:p>
         </w:tc>
         <w:tc>
@@ -1986,6 +1992,9 @@
             <w:pPr>
               <w:pStyle w:val="Compact"/>
             </w:pPr>
+            <w:r>
+              <w:t xml:space="preserve">a password -&gt; its hexpass (XOR a fixed key, in hex: obfuscated, not encrypted) in out (cap bytes, cut to fit)</w:t>
+            </w:r>
           </w:p>
         </w:tc>
         <w:tc>
@@ -2024,6 +2033,9 @@
             <w:pPr>
               <w:pStyle w:val="Compact"/>
             </w:pPr>
+            <w:r>
+              <w:t xml:space="preserve">a hexpass (ftpfs_obf_hex) -&gt; the password in out (cap bytes, cut to fit)</w:t>
+            </w:r>
           </w:p>
         </w:tc>
         <w:tc>
@@ -2226,6 +2238,9 @@
             <w:pPr>
               <w:pStyle w:val="Compact"/>
             </w:pPr>
+            <w:r>
+              <w:t xml:space="preserve">The remembered servers, in file order.</w:t>
+            </w:r>
           </w:p>
         </w:tc>
         <w:tc>
@@ -2264,6 +2279,9 @@
             <w:pPr>
               <w:pStyle w:val="Compact"/>
             </w:pPr>
+            <w:r>
+              <w:t xml:space="preserve">The remembered servers, in file order.</w:t>
+            </w:r>
           </w:p>
         </w:tc>
         <w:tc>
@@ -2302,6 +2320,9 @@
             <w:pPr>
               <w:pStyle w:val="Compact"/>
             </w:pPr>
+            <w:r>
+              <w:t xml:space="preserve">The remembered servers, in file order.</w:t>
+            </w:r>
           </w:p>
         </w:tc>
         <w:tc>
@@ -2381,6 +2402,9 @@
             <w:pPr>
               <w:pStyle w:val="Compact"/>
             </w:pPr>
+            <w:r>
+              <w:t xml:space="preserve">The length of the string s (0 for a null pointer).</w:t>
+            </w:r>
           </w:p>
         </w:tc>
         <w:tc>
@@ -2419,6 +2443,9 @@
             <w:pPr>
               <w:pStyle w:val="Compact"/>
             </w:pPr>
+            <w:r>
+              <w:t xml:space="preserve">c in lower case ('A'..'Z' only).</w:t>
+            </w:r>
           </w:p>
         </w:tc>
         <w:tc>
@@ -2498,6 +2525,9 @@
             <w:pPr>
               <w:pStyle w:val="Compact"/>
             </w:pPr>
+            <w:r>
+              <w:t xml:space="preserve">Append s (or n bytes of s) to d[*o], never overflowing cap</w:t>
+            </w:r>
           </w:p>
         </w:tc>
         <w:tc>
@@ -2536,6 +2566,9 @@
             <w:pPr>
               <w:pStyle w:val="Compact"/>
             </w:pPr>
+            <w:r>
+              <w:t xml:space="preserve">Append s (or n bytes of s) to d[*o], never overflowing cap</w:t>
+            </w:r>
           </w:p>
         </w:tc>
         <w:tc>
@@ -2615,6 +2648,9 @@
             <w:pPr>
               <w:pStyle w:val="Compact"/>
             </w:pPr>
+            <w:r>
+              <w:t xml:space="preserve">The decimal number at the start of [s, s+n) (its leading digits, no sign) -&gt; its value, 0 if there is no digit.</w:t>
+            </w:r>
           </w:p>
         </w:tc>
         <w:tc>
@@ -2735,6 +2771,9 @@
             <w:pPr>
               <w:pStyle w:val="Compact"/>
             </w:pPr>
+            <w:r>
+              <w:t xml:space="preserve">Does the string s start with pfx, the case ignored?</w:t>
+            </w:r>
           </w:p>
         </w:tc>
         <w:tc>
@@ -2949,6 +2988,9 @@
             <w:pPr>
               <w:pStyle w:val="Compact"/>
             </w:pPr>
+            <w:r>
+              <w:t xml:space="preserve">Open the connection (and TLS handshake if requested).</w:t>
+            </w:r>
           </w:p>
         </w:tc>
         <w:tc>
@@ -2987,6 +3029,9 @@
             <w:pPr>
               <w:pStyle w:val="Compact"/>
             </w:pPr>
+            <w:r>
+              <w:t xml:space="preserve">Open the connection (and TLS handshake if requested).</w:t>
+            </w:r>
           </w:p>
         </w:tc>
         <w:tc>
@@ -3025,6 +3070,9 @@
             <w:pPr>
               <w:pStyle w:val="Compact"/>
             </w:pPr>
+            <w:r>
+              <w:t xml:space="preserve">Open the connection (and TLS handshake if requested).</w:t>
+            </w:r>
           </w:p>
         </w:tc>
         <w:tc>
@@ -3063,6 +3111,9 @@
             <w:pPr>
               <w:pStyle w:val="Compact"/>
             </w:pPr>
+            <w:r>
+              <w:t xml:space="preserve">Open the connection (and TLS handshake if requested).</w:t>
+            </w:r>
           </w:p>
         </w:tc>
         <w:tc>
@@ -3101,6 +3152,9 @@
             <w:pPr>
               <w:pStyle w:val="Compact"/>
             </w:pPr>
+            <w:r>
+              <w:t xml:space="preserve">Open the connection (and TLS handshake if requested).</w:t>
+            </w:r>
           </w:p>
         </w:tc>
         <w:tc>
@@ -4845,6 +4899,18 @@
         <w:t xml:space="preserve">);</w:t>
       </w:r>
       <w:r>
+        <w:rPr>
+          <w:rStyle w:val="NormalTok"/>
+        </w:rPr>
+        <w:t xml:space="preserve">    </w:t>
+      </w:r>
+      <w:r>
+        <w:rPr>
+          <w:rStyle w:val="CommentTok"/>
+        </w:rPr>
+        <w:t xml:space="preserve">// a password -&gt; its hexpass (XOR a fixed key, in hex: obfuscated, not encrypted) in out (cap bytes, cut to fit)</w:t>
+      </w:r>
+      <w:r>
         <w:br/>
       </w:r>
       <w:r>
@@ -4966,6 +5032,18 @@
           <w:rStyle w:val="OperatorTok"/>
         </w:rPr>
         <w:t xml:space="preserve">);</w:t>
+      </w:r>
+      <w:r>
+        <w:rPr>
+          <w:rStyle w:val="NormalTok"/>
+        </w:rPr>
+        <w:t xml:space="preserve">  </w:t>
+      </w:r>
+      <w:r>
+        <w:rPr>
+          <w:rStyle w:val="CommentTok"/>
+        </w:rPr>
+        <w:t xml:space="preserve">// a hexpass (ftpfs_obf_hex) -&gt; the password in out (cap bytes, cut to fit)</w:t>
       </w:r>
     </w:p>
     <w:p>
@@ -6438,115 +6516,13 @@
         </w:rPr>
         <w:t xml:space="preserve">{</w:t>
       </w:r>
-      <w:r>
-        <w:br/>
-      </w:r>
-      <w:r>
-        <w:rPr>
-          <w:rStyle w:val="DataTypeTok"/>
-        </w:rPr>
-        <w:t xml:space="preserve">int</w:t>
-      </w:r>
-      <w:r>
-        <w:rPr>
-          <w:rStyle w:val="NormalTok"/>
-        </w:rPr>
-        <w:t xml:space="preserve">  slen </w:t>
-      </w:r>
-      <w:r>
-        <w:rPr>
-          <w:rStyle w:val="OperatorTok"/>
-        </w:rPr>
-        <w:t xml:space="preserve">(</w:t>
-      </w:r>
-      <w:r>
-        <w:rPr>
-          <w:rStyle w:val="AttributeTok"/>
-        </w:rPr>
-        <w:t xml:space="preserve">const</w:t>
-      </w:r>
-      <w:r>
-        <w:rPr>
-          <w:rStyle w:val="NormalTok"/>
-        </w:rPr>
-        <w:t xml:space="preserve"> </w:t>
-      </w:r>
-      <w:r>
-        <w:rPr>
-          <w:rStyle w:val="DataTypeTok"/>
-        </w:rPr>
-        <w:t xml:space="preserve">char</w:t>
-      </w:r>
-      <w:r>
-        <w:rPr>
-          <w:rStyle w:val="NormalTok"/>
-        </w:rPr>
-        <w:t xml:space="preserve"> </w:t>
-      </w:r>
-      <w:r>
-        <w:rPr>
-          <w:rStyle w:val="OperatorTok"/>
-        </w:rPr>
-        <w:t xml:space="preserve">*</w:t>
-      </w:r>
-      <w:r>
-        <w:rPr>
-          <w:rStyle w:val="NormalTok"/>
-        </w:rPr>
-        <w:t xml:space="preserve">s</w:t>
-      </w:r>
-      <w:r>
-        <w:rPr>
-          <w:rStyle w:val="OperatorTok"/>
-        </w:rPr>
-        <w:t xml:space="preserve">);</w:t>
-      </w:r>
-      <w:r>
-        <w:br/>
-      </w:r>
-      <w:r>
-        <w:rPr>
-          <w:rStyle w:val="DataTypeTok"/>
-        </w:rPr>
-        <w:t xml:space="preserve">char</w:t>
-      </w:r>
-      <w:r>
-        <w:rPr>
-          <w:rStyle w:val="NormalTok"/>
-        </w:rPr>
-        <w:t xml:space="preserve"> lc </w:t>
-      </w:r>
-      <w:r>
-        <w:rPr>
-          <w:rStyle w:val="OperatorTok"/>
-        </w:rPr>
-        <w:t xml:space="preserve">(</w:t>
-      </w:r>
-      <w:r>
-        <w:rPr>
-          <w:rStyle w:val="DataTypeTok"/>
-        </w:rPr>
-        <w:t xml:space="preserve">char</w:t>
-      </w:r>
-      <w:r>
-        <w:rPr>
-          <w:rStyle w:val="NormalTok"/>
-        </w:rPr>
-        <w:t xml:space="preserve"> c</w:t>
-      </w:r>
-      <w:r>
-        <w:rPr>
-          <w:rStyle w:val="OperatorTok"/>
-        </w:rPr>
-        <w:t xml:space="preserve">);</w:t>
-      </w:r>
     </w:p>
     <w:p>
       <w:pPr>
         <w:pStyle w:val="FirstParagraph"/>
       </w:pPr>
       <w:r>
-        <w:t xml:space="preserve">Append s (or n bytes of s) to d[*o], never overflowing cap; keeps d NUL-terminated.</w:t>
+        <w:t xml:space="preserve">The length of the string s (0 for a null pointer).</w:t>
       </w:r>
     </w:p>
     <w:p>
@@ -6557,13 +6533,13 @@
         <w:rPr>
           <w:rStyle w:val="DataTypeTok"/>
         </w:rPr>
-        <w:t xml:space="preserve">void</w:t>
-      </w:r>
-      <w:r>
-        <w:rPr>
-          <w:rStyle w:val="NormalTok"/>
-        </w:rPr>
-        <w:t xml:space="preserve"> cat </w:t>
+        <w:t xml:space="preserve">int</w:t>
+      </w:r>
+      <w:r>
+        <w:rPr>
+          <w:rStyle w:val="NormalTok"/>
+        </w:rPr>
+        <w:t xml:space="preserve">  slen </w:t>
       </w:r>
       <w:r>
         <w:rPr>
@@ -6573,6 +6549,18 @@
       </w:r>
       <w:r>
         <w:rPr>
+          <w:rStyle w:val="AttributeTok"/>
+        </w:rPr>
+        <w:t xml:space="preserve">const</w:t>
+      </w:r>
+      <w:r>
+        <w:rPr>
+          <w:rStyle w:val="NormalTok"/>
+        </w:rPr>
+        <w:t xml:space="preserve"> </w:t>
+      </w:r>
+      <w:r>
+        <w:rPr>
           <w:rStyle w:val="DataTypeTok"/>
         </w:rPr>
         <w:t xml:space="preserve">char</w:t>
@@ -6593,114 +6581,6 @@
         <w:rPr>
           <w:rStyle w:val="NormalTok"/>
         </w:rPr>
-        <w:t xml:space="preserve">d</w:t>
-      </w:r>
-      <w:r>
-        <w:rPr>
-          <w:rStyle w:val="OperatorTok"/>
-        </w:rPr>
-        <w:t xml:space="preserve">,</w:t>
-      </w:r>
-      <w:r>
-        <w:rPr>
-          <w:rStyle w:val="NormalTok"/>
-        </w:rPr>
-        <w:t xml:space="preserve"> </w:t>
-      </w:r>
-      <w:r>
-        <w:rPr>
-          <w:rStyle w:val="DataTypeTok"/>
-        </w:rPr>
-        <w:t xml:space="preserve">int</w:t>
-      </w:r>
-      <w:r>
-        <w:rPr>
-          <w:rStyle w:val="NormalTok"/>
-        </w:rPr>
-        <w:t xml:space="preserve"> cap</w:t>
-      </w:r>
-      <w:r>
-        <w:rPr>
-          <w:rStyle w:val="OperatorTok"/>
-        </w:rPr>
-        <w:t xml:space="preserve">,</w:t>
-      </w:r>
-      <w:r>
-        <w:rPr>
-          <w:rStyle w:val="NormalTok"/>
-        </w:rPr>
-        <w:t xml:space="preserve"> </w:t>
-      </w:r>
-      <w:r>
-        <w:rPr>
-          <w:rStyle w:val="DataTypeTok"/>
-        </w:rPr>
-        <w:t xml:space="preserve">int</w:t>
-      </w:r>
-      <w:r>
-        <w:rPr>
-          <w:rStyle w:val="NormalTok"/>
-        </w:rPr>
-        <w:t xml:space="preserve"> </w:t>
-      </w:r>
-      <w:r>
-        <w:rPr>
-          <w:rStyle w:val="OperatorTok"/>
-        </w:rPr>
-        <w:t xml:space="preserve">*</w:t>
-      </w:r>
-      <w:r>
-        <w:rPr>
-          <w:rStyle w:val="NormalTok"/>
-        </w:rPr>
-        <w:t xml:space="preserve">o</w:t>
-      </w:r>
-      <w:r>
-        <w:rPr>
-          <w:rStyle w:val="OperatorTok"/>
-        </w:rPr>
-        <w:t xml:space="preserve">,</w:t>
-      </w:r>
-      <w:r>
-        <w:rPr>
-          <w:rStyle w:val="NormalTok"/>
-        </w:rPr>
-        <w:t xml:space="preserve"> </w:t>
-      </w:r>
-      <w:r>
-        <w:rPr>
-          <w:rStyle w:val="AttributeTok"/>
-        </w:rPr>
-        <w:t xml:space="preserve">const</w:t>
-      </w:r>
-      <w:r>
-        <w:rPr>
-          <w:rStyle w:val="NormalTok"/>
-        </w:rPr>
-        <w:t xml:space="preserve"> </w:t>
-      </w:r>
-      <w:r>
-        <w:rPr>
-          <w:rStyle w:val="DataTypeTok"/>
-        </w:rPr>
-        <w:t xml:space="preserve">char</w:t>
-      </w:r>
-      <w:r>
-        <w:rPr>
-          <w:rStyle w:val="NormalTok"/>
-        </w:rPr>
-        <w:t xml:space="preserve"> </w:t>
-      </w:r>
-      <w:r>
-        <w:rPr>
-          <w:rStyle w:val="OperatorTok"/>
-        </w:rPr>
-        <w:t xml:space="preserve">*</w:t>
-      </w:r>
-      <w:r>
-        <w:rPr>
-          <w:rStyle w:val="NormalTok"/>
-        </w:rPr>
         <w:t xml:space="preserve">s</w:t>
       </w:r>
       <w:r>
@@ -6708,447 +6588,6 @@
           <w:rStyle w:val="OperatorTok"/>
         </w:rPr>
         <w:t xml:space="preserve">);</w:t>
-      </w:r>
-      <w:r>
-        <w:br/>
-      </w:r>
-      <w:r>
-        <w:rPr>
-          <w:rStyle w:val="DataTypeTok"/>
-        </w:rPr>
-        <w:t xml:space="preserve">void</w:t>
-      </w:r>
-      <w:r>
-        <w:rPr>
-          <w:rStyle w:val="NormalTok"/>
-        </w:rPr>
-        <w:t xml:space="preserve"> catn </w:t>
-      </w:r>
-      <w:r>
-        <w:rPr>
-          <w:rStyle w:val="OperatorTok"/>
-        </w:rPr>
-        <w:t xml:space="preserve">(</w:t>
-      </w:r>
-      <w:r>
-        <w:rPr>
-          <w:rStyle w:val="DataTypeTok"/>
-        </w:rPr>
-        <w:t xml:space="preserve">char</w:t>
-      </w:r>
-      <w:r>
-        <w:rPr>
-          <w:rStyle w:val="NormalTok"/>
-        </w:rPr>
-        <w:t xml:space="preserve"> </w:t>
-      </w:r>
-      <w:r>
-        <w:rPr>
-          <w:rStyle w:val="OperatorTok"/>
-        </w:rPr>
-        <w:t xml:space="preserve">*</w:t>
-      </w:r>
-      <w:r>
-        <w:rPr>
-          <w:rStyle w:val="NormalTok"/>
-        </w:rPr>
-        <w:t xml:space="preserve">d</w:t>
-      </w:r>
-      <w:r>
-        <w:rPr>
-          <w:rStyle w:val="OperatorTok"/>
-        </w:rPr>
-        <w:t xml:space="preserve">,</w:t>
-      </w:r>
-      <w:r>
-        <w:rPr>
-          <w:rStyle w:val="NormalTok"/>
-        </w:rPr>
-        <w:t xml:space="preserve"> </w:t>
-      </w:r>
-      <w:r>
-        <w:rPr>
-          <w:rStyle w:val="DataTypeTok"/>
-        </w:rPr>
-        <w:t xml:space="preserve">int</w:t>
-      </w:r>
-      <w:r>
-        <w:rPr>
-          <w:rStyle w:val="NormalTok"/>
-        </w:rPr>
-        <w:t xml:space="preserve"> cap</w:t>
-      </w:r>
-      <w:r>
-        <w:rPr>
-          <w:rStyle w:val="OperatorTok"/>
-        </w:rPr>
-        <w:t xml:space="preserve">,</w:t>
-      </w:r>
-      <w:r>
-        <w:rPr>
-          <w:rStyle w:val="NormalTok"/>
-        </w:rPr>
-        <w:t xml:space="preserve"> </w:t>
-      </w:r>
-      <w:r>
-        <w:rPr>
-          <w:rStyle w:val="DataTypeTok"/>
-        </w:rPr>
-        <w:t xml:space="preserve">int</w:t>
-      </w:r>
-      <w:r>
-        <w:rPr>
-          <w:rStyle w:val="NormalTok"/>
-        </w:rPr>
-        <w:t xml:space="preserve"> </w:t>
-      </w:r>
-      <w:r>
-        <w:rPr>
-          <w:rStyle w:val="OperatorTok"/>
-        </w:rPr>
-        <w:t xml:space="preserve">*</w:t>
-      </w:r>
-      <w:r>
-        <w:rPr>
-          <w:rStyle w:val="NormalTok"/>
-        </w:rPr>
-        <w:t xml:space="preserve">o</w:t>
-      </w:r>
-      <w:r>
-        <w:rPr>
-          <w:rStyle w:val="OperatorTok"/>
-        </w:rPr>
-        <w:t xml:space="preserve">,</w:t>
-      </w:r>
-      <w:r>
-        <w:rPr>
-          <w:rStyle w:val="NormalTok"/>
-        </w:rPr>
-        <w:t xml:space="preserve"> </w:t>
-      </w:r>
-      <w:r>
-        <w:rPr>
-          <w:rStyle w:val="AttributeTok"/>
-        </w:rPr>
-        <w:t xml:space="preserve">const</w:t>
-      </w:r>
-      <w:r>
-        <w:rPr>
-          <w:rStyle w:val="NormalTok"/>
-        </w:rPr>
-        <w:t xml:space="preserve"> </w:t>
-      </w:r>
-      <w:r>
-        <w:rPr>
-          <w:rStyle w:val="DataTypeTok"/>
-        </w:rPr>
-        <w:t xml:space="preserve">char</w:t>
-      </w:r>
-      <w:r>
-        <w:rPr>
-          <w:rStyle w:val="NormalTok"/>
-        </w:rPr>
-        <w:t xml:space="preserve"> </w:t>
-      </w:r>
-      <w:r>
-        <w:rPr>
-          <w:rStyle w:val="OperatorTok"/>
-        </w:rPr>
-        <w:t xml:space="preserve">*</w:t>
-      </w:r>
-      <w:r>
-        <w:rPr>
-          <w:rStyle w:val="NormalTok"/>
-        </w:rPr>
-        <w:t xml:space="preserve">s</w:t>
-      </w:r>
-      <w:r>
-        <w:rPr>
-          <w:rStyle w:val="OperatorTok"/>
-        </w:rPr>
-        <w:t xml:space="preserve">,</w:t>
-      </w:r>
-      <w:r>
-        <w:rPr>
-          <w:rStyle w:val="NormalTok"/>
-        </w:rPr>
-        <w:t xml:space="preserve"> </w:t>
-      </w:r>
-      <w:r>
-        <w:rPr>
-          <w:rStyle w:val="DataTypeTok"/>
-        </w:rPr>
-        <w:t xml:space="preserve">int</w:t>
-      </w:r>
-      <w:r>
-        <w:rPr>
-          <w:rStyle w:val="NormalTok"/>
-        </w:rPr>
-        <w:t xml:space="preserve"> n</w:t>
-      </w:r>
-      <w:r>
-        <w:rPr>
-          <w:rStyle w:val="OperatorTok"/>
-        </w:rPr>
-        <w:t xml:space="preserve">);</w:t>
-      </w:r>
-      <w:r>
-        <w:br/>
-      </w:r>
-      <w:r>
-        <w:rPr>
-          <w:rStyle w:val="KeywordTok"/>
-        </w:rPr>
-        <w:t xml:space="preserve">inline</w:t>
-      </w:r>
-      <w:r>
-        <w:rPr>
-          <w:rStyle w:val="NormalTok"/>
-        </w:rPr>
-        <w:t xml:space="preserve"> </w:t>
-      </w:r>
-      <w:r>
-        <w:rPr>
-          <w:rStyle w:val="DataTypeTok"/>
-        </w:rPr>
-        <w:t xml:space="preserve">void</w:t>
-      </w:r>
-      <w:r>
-        <w:rPr>
-          <w:rStyle w:val="NormalTok"/>
-        </w:rPr>
-        <w:t xml:space="preserve"> cati </w:t>
-      </w:r>
-      <w:r>
-        <w:rPr>
-          <w:rStyle w:val="OperatorTok"/>
-        </w:rPr>
-        <w:t xml:space="preserve">(</w:t>
-      </w:r>
-      <w:r>
-        <w:rPr>
-          <w:rStyle w:val="DataTypeTok"/>
-        </w:rPr>
-        <w:t xml:space="preserve">char</w:t>
-      </w:r>
-      <w:r>
-        <w:rPr>
-          <w:rStyle w:val="NormalTok"/>
-        </w:rPr>
-        <w:t xml:space="preserve"> </w:t>
-      </w:r>
-      <w:r>
-        <w:rPr>
-          <w:rStyle w:val="OperatorTok"/>
-        </w:rPr>
-        <w:t xml:space="preserve">*</w:t>
-      </w:r>
-      <w:r>
-        <w:rPr>
-          <w:rStyle w:val="NormalTok"/>
-        </w:rPr>
-        <w:t xml:space="preserve">d</w:t>
-      </w:r>
-      <w:r>
-        <w:rPr>
-          <w:rStyle w:val="OperatorTok"/>
-        </w:rPr>
-        <w:t xml:space="preserve">,</w:t>
-      </w:r>
-      <w:r>
-        <w:rPr>
-          <w:rStyle w:val="NormalTok"/>
-        </w:rPr>
-        <w:t xml:space="preserve"> </w:t>
-      </w:r>
-      <w:r>
-        <w:rPr>
-          <w:rStyle w:val="DataTypeTok"/>
-        </w:rPr>
-        <w:t xml:space="preserve">int</w:t>
-      </w:r>
-      <w:r>
-        <w:rPr>
-          <w:rStyle w:val="NormalTok"/>
-        </w:rPr>
-        <w:t xml:space="preserve"> cap</w:t>
-      </w:r>
-      <w:r>
-        <w:rPr>
-          <w:rStyle w:val="OperatorTok"/>
-        </w:rPr>
-        <w:t xml:space="preserve">,</w:t>
-      </w:r>
-      <w:r>
-        <w:rPr>
-          <w:rStyle w:val="NormalTok"/>
-        </w:rPr>
-        <w:t xml:space="preserve"> </w:t>
-      </w:r>
-      <w:r>
-        <w:rPr>
-          <w:rStyle w:val="DataTypeTok"/>
-        </w:rPr>
-        <w:t xml:space="preserve">int</w:t>
-      </w:r>
-      <w:r>
-        <w:rPr>
-          <w:rStyle w:val="NormalTok"/>
-        </w:rPr>
-        <w:t xml:space="preserve"> </w:t>
-      </w:r>
-      <w:r>
-        <w:rPr>
-          <w:rStyle w:val="OperatorTok"/>
-        </w:rPr>
-        <w:t xml:space="preserve">*</w:t>
-      </w:r>
-      <w:r>
-        <w:rPr>
-          <w:rStyle w:val="NormalTok"/>
-        </w:rPr>
-        <w:t xml:space="preserve">o</w:t>
-      </w:r>
-      <w:r>
-        <w:rPr>
-          <w:rStyle w:val="OperatorTok"/>
-        </w:rPr>
-        <w:t xml:space="preserve">,</w:t>
-      </w:r>
-      <w:r>
-        <w:rPr>
-          <w:rStyle w:val="NormalTok"/>
-        </w:rPr>
-        <w:t xml:space="preserve"> </w:t>
-      </w:r>
-      <w:r>
-        <w:rPr>
-          <w:rStyle w:val="DataTypeTok"/>
-        </w:rPr>
-        <w:t xml:space="preserve">long</w:t>
-      </w:r>
-      <w:r>
-        <w:rPr>
-          <w:rStyle w:val="NormalTok"/>
-        </w:rPr>
-        <w:t xml:space="preserve"> v</w:t>
-      </w:r>
-      <w:r>
-        <w:rPr>
-          <w:rStyle w:val="OperatorTok"/>
-        </w:rPr>
-        <w:t xml:space="preserve">)</w:t>
-      </w:r>
-      <w:r>
-        <w:rPr>
-          <w:rStyle w:val="NormalTok"/>
-        </w:rPr>
-        <w:t xml:space="preserve"> </w:t>
-      </w:r>
-      <w:r>
-        <w:rPr>
-          <w:rStyle w:val="CommentTok"/>
-        </w:rPr>
-        <w:t xml:space="preserve">// non-negative decimal</w:t>
-      </w:r>
-      <w:r>
-        <w:br/>
-      </w:r>
-      <w:r>
-        <w:rPr>
-          <w:rStyle w:val="NormalTok"/>
-        </w:rPr>
-        <w:t xml:space="preserve">    </w:t>
-      </w:r>
-      <w:r>
-        <w:rPr>
-          <w:rStyle w:val="OperatorTok"/>
-        </w:rPr>
-        <w:t xml:space="preserve">{</w:t>
-      </w:r>
-      <w:r>
-        <w:br/>
-      </w:r>
-      <w:r>
-        <w:rPr>
-          <w:rStyle w:val="DataTypeTok"/>
-        </w:rPr>
-        <w:t xml:space="preserve">char</w:t>
-      </w:r>
-      <w:r>
-        <w:rPr>
-          <w:rStyle w:val="NormalTok"/>
-        </w:rPr>
-        <w:t xml:space="preserve"> t</w:t>
-      </w:r>
-      <w:r>
-        <w:rPr>
-          <w:rStyle w:val="OperatorTok"/>
-        </w:rPr>
-        <w:t xml:space="preserve">[</w:t>
-      </w:r>
-      <w:r>
-        <w:rPr>
-          <w:rStyle w:val="DecValTok"/>
-        </w:rPr>
-        <w:t xml:space="preserve">20</w:t>
-      </w:r>
-      <w:r>
-        <w:rPr>
-          <w:rStyle w:val="OperatorTok"/>
-        </w:rPr>
-        <w:t xml:space="preserve">];</w:t>
-      </w:r>
-      <w:r>
-        <w:rPr>
-          <w:rStyle w:val="NormalTok"/>
-        </w:rPr>
-        <w:t xml:space="preserve"> </w:t>
-      </w:r>
-      <w:r>
-        <w:rPr>
-          <w:rStyle w:val="DataTypeTok"/>
-        </w:rPr>
-        <w:t xml:space="preserve">int</w:t>
-      </w:r>
-      <w:r>
-        <w:rPr>
-          <w:rStyle w:val="NormalTok"/>
-        </w:rPr>
-        <w:t xml:space="preserve"> n </w:t>
-      </w:r>
-      <w:r>
-        <w:rPr>
-          <w:rStyle w:val="OperatorTok"/>
-        </w:rPr>
-        <w:t xml:space="preserve">=</w:t>
-      </w:r>
-      <w:r>
-        <w:rPr>
-          <w:rStyle w:val="NormalTok"/>
-        </w:rPr>
-        <w:t xml:space="preserve"> </w:t>
-      </w:r>
-      <w:r>
-        <w:rPr>
-          <w:rStyle w:val="DecValTok"/>
-        </w:rPr>
-        <w:t xml:space="preserve">0</w:t>
-      </w:r>
-      <w:r>
-        <w:rPr>
-          <w:rStyle w:val="OperatorTok"/>
-        </w:rPr>
-        <w:t xml:space="preserve">;</w:t>
-      </w:r>
-      <w:r>
-        <w:br/>
-      </w:r>
-      <w:r>
-        <w:rPr>
-          <w:rStyle w:val="OperatorTok"/>
-        </w:rPr>
-        <w:t xml:space="preserve">}</w:t>
       </w:r>
     </w:p>
     <w:p>
@@ -7156,7 +6595,7 @@
         <w:pStyle w:val="FirstParagraph"/>
       </w:pPr>
       <w:r>
-        <w:t xml:space="preserve">Case-insensitive lookup of a header in [hdr, hdr+hlen). Returns the value start (trimmed) + its length via *vlen, or 0 if absent.</w:t>
+        <w:t xml:space="preserve">c in lower case ('A'..'Z' only).</w:t>
       </w:r>
     </w:p>
     <w:p>
@@ -7165,18 +6604,6 @@
       </w:pPr>
       <w:r>
         <w:rPr>
-          <w:rStyle w:val="AttributeTok"/>
-        </w:rPr>
-        <w:t xml:space="preserve">const</w:t>
-      </w:r>
-      <w:r>
-        <w:rPr>
-          <w:rStyle w:val="NormalTok"/>
-        </w:rPr>
-        <w:t xml:space="preserve"> </w:t>
-      </w:r>
-      <w:r>
-        <w:rPr>
           <w:rStyle w:val="DataTypeTok"/>
         </w:rPr>
         <w:t xml:space="preserve">char</w:t>
@@ -7185,19 +6612,7 @@
         <w:rPr>
           <w:rStyle w:val="NormalTok"/>
         </w:rPr>
-        <w:t xml:space="preserve"> </w:t>
-      </w:r>
-      <w:r>
-        <w:rPr>
-          <w:rStyle w:val="OperatorTok"/>
-        </w:rPr>
-        <w:t xml:space="preserve">*</w:t>
-      </w:r>
-      <w:r>
-        <w:rPr>
-          <w:rStyle w:val="NormalTok"/>
-        </w:rPr>
-        <w:t xml:space="preserve">find </w:t>
+        <w:t xml:space="preserve"> lc </w:t>
       </w:r>
       <w:r>
         <w:rPr>
@@ -7207,18 +6622,6 @@
       </w:r>
       <w:r>
         <w:rPr>
-          <w:rStyle w:val="AttributeTok"/>
-        </w:rPr>
-        <w:t xml:space="preserve">const</w:t>
-      </w:r>
-      <w:r>
-        <w:rPr>
-          <w:rStyle w:val="NormalTok"/>
-        </w:rPr>
-        <w:t xml:space="preserve"> </w:t>
-      </w:r>
-      <w:r>
-        <w:rPr>
           <w:rStyle w:val="DataTypeTok"/>
         </w:rPr>
         <w:t xml:space="preserve">char</w:t>
@@ -7227,217 +6630,7 @@
         <w:rPr>
           <w:rStyle w:val="NormalTok"/>
         </w:rPr>
-        <w:t xml:space="preserve"> </w:t>
-      </w:r>
-      <w:r>
-        <w:rPr>
-          <w:rStyle w:val="OperatorTok"/>
-        </w:rPr>
-        <w:t xml:space="preserve">*</w:t>
-      </w:r>
-      <w:r>
-        <w:rPr>
-          <w:rStyle w:val="NormalTok"/>
-        </w:rPr>
-        <w:t xml:space="preserve">hdr</w:t>
-      </w:r>
-      <w:r>
-        <w:rPr>
-          <w:rStyle w:val="OperatorTok"/>
-        </w:rPr>
-        <w:t xml:space="preserve">,</w:t>
-      </w:r>
-      <w:r>
-        <w:rPr>
-          <w:rStyle w:val="NormalTok"/>
-        </w:rPr>
-        <w:t xml:space="preserve"> </w:t>
-      </w:r>
-      <w:r>
-        <w:rPr>
-          <w:rStyle w:val="DataTypeTok"/>
-        </w:rPr>
-        <w:t xml:space="preserve">int</w:t>
-      </w:r>
-      <w:r>
-        <w:rPr>
-          <w:rStyle w:val="NormalTok"/>
-        </w:rPr>
-        <w:t xml:space="preserve"> hlen</w:t>
-      </w:r>
-      <w:r>
-        <w:rPr>
-          <w:rStyle w:val="OperatorTok"/>
-        </w:rPr>
-        <w:t xml:space="preserve">,</w:t>
-      </w:r>
-      <w:r>
-        <w:rPr>
-          <w:rStyle w:val="NormalTok"/>
-        </w:rPr>
-        <w:t xml:space="preserve"> </w:t>
-      </w:r>
-      <w:r>
-        <w:rPr>
-          <w:rStyle w:val="AttributeTok"/>
-        </w:rPr>
-        <w:t xml:space="preserve">const</w:t>
-      </w:r>
-      <w:r>
-        <w:rPr>
-          <w:rStyle w:val="NormalTok"/>
-        </w:rPr>
-        <w:t xml:space="preserve"> </w:t>
-      </w:r>
-      <w:r>
-        <w:rPr>
-          <w:rStyle w:val="DataTypeTok"/>
-        </w:rPr>
-        <w:t xml:space="preserve">char</w:t>
-      </w:r>
-      <w:r>
-        <w:rPr>
-          <w:rStyle w:val="NormalTok"/>
-        </w:rPr>
-        <w:t xml:space="preserve"> </w:t>
-      </w:r>
-      <w:r>
-        <w:rPr>
-          <w:rStyle w:val="OperatorTok"/>
-        </w:rPr>
-        <w:t xml:space="preserve">*</w:t>
-      </w:r>
-      <w:r>
-        <w:rPr>
-          <w:rStyle w:val="NormalTok"/>
-        </w:rPr>
-        <w:t xml:space="preserve">name</w:t>
-      </w:r>
-      <w:r>
-        <w:rPr>
-          <w:rStyle w:val="OperatorTok"/>
-        </w:rPr>
-        <w:t xml:space="preserve">,</w:t>
-      </w:r>
-      <w:r>
-        <w:rPr>
-          <w:rStyle w:val="NormalTok"/>
-        </w:rPr>
-        <w:t xml:space="preserve"> </w:t>
-      </w:r>
-      <w:r>
-        <w:rPr>
-          <w:rStyle w:val="DataTypeTok"/>
-        </w:rPr>
-        <w:t xml:space="preserve">int</w:t>
-      </w:r>
-      <w:r>
-        <w:rPr>
-          <w:rStyle w:val="NormalTok"/>
-        </w:rPr>
-        <w:t xml:space="preserve"> </w:t>
-      </w:r>
-      <w:r>
-        <w:rPr>
-          <w:rStyle w:val="OperatorTok"/>
-        </w:rPr>
-        <w:t xml:space="preserve">*</w:t>
-      </w:r>
-      <w:r>
-        <w:rPr>
-          <w:rStyle w:val="NormalTok"/>
-        </w:rPr>
-        <w:t xml:space="preserve">vlen</w:t>
-      </w:r>
-      <w:r>
-        <w:rPr>
-          <w:rStyle w:val="OperatorTok"/>
-        </w:rPr>
-        <w:t xml:space="preserve">);</w:t>
-      </w:r>
-      <w:r>
-        <w:br/>
-      </w:r>
-      <w:r>
-        <w:br/>
-      </w:r>
-      <w:r>
-        <w:rPr>
-          <w:rStyle w:val="DataTypeTok"/>
-        </w:rPr>
-        <w:t xml:space="preserve">int</w:t>
-      </w:r>
-      <w:r>
-        <w:rPr>
-          <w:rStyle w:val="NormalTok"/>
-        </w:rPr>
-        <w:t xml:space="preserve"> parse_int </w:t>
-      </w:r>
-      <w:r>
-        <w:rPr>
-          <w:rStyle w:val="OperatorTok"/>
-        </w:rPr>
-        <w:t xml:space="preserve">(</w:t>
-      </w:r>
-      <w:r>
-        <w:rPr>
-          <w:rStyle w:val="AttributeTok"/>
-        </w:rPr>
-        <w:t xml:space="preserve">const</w:t>
-      </w:r>
-      <w:r>
-        <w:rPr>
-          <w:rStyle w:val="NormalTok"/>
-        </w:rPr>
-        <w:t xml:space="preserve"> </w:t>
-      </w:r>
-      <w:r>
-        <w:rPr>
-          <w:rStyle w:val="DataTypeTok"/>
-        </w:rPr>
-        <w:t xml:space="preserve">char</w:t>
-      </w:r>
-      <w:r>
-        <w:rPr>
-          <w:rStyle w:val="NormalTok"/>
-        </w:rPr>
-        <w:t xml:space="preserve"> </w:t>
-      </w:r>
-      <w:r>
-        <w:rPr>
-          <w:rStyle w:val="OperatorTok"/>
-        </w:rPr>
-        <w:t xml:space="preserve">*</w:t>
-      </w:r>
-      <w:r>
-        <w:rPr>
-          <w:rStyle w:val="NormalTok"/>
-        </w:rPr>
-        <w:t xml:space="preserve">s</w:t>
-      </w:r>
-      <w:r>
-        <w:rPr>
-          <w:rStyle w:val="OperatorTok"/>
-        </w:rPr>
-        <w:t xml:space="preserve">,</w:t>
-      </w:r>
-      <w:r>
-        <w:rPr>
-          <w:rStyle w:val="NormalTok"/>
-        </w:rPr>
-        <w:t xml:space="preserve"> </w:t>
-      </w:r>
-      <w:r>
-        <w:rPr>
-          <w:rStyle w:val="DataTypeTok"/>
-        </w:rPr>
-        <w:t xml:space="preserve">int</w:t>
-      </w:r>
-      <w:r>
-        <w:rPr>
-          <w:rStyle w:val="NormalTok"/>
-        </w:rPr>
-        <w:t xml:space="preserve"> n</w:t>
+        <w:t xml:space="preserve"> c</w:t>
       </w:r>
       <w:r>
         <w:rPr>
@@ -7451,7 +6644,7 @@
         <w:pStyle w:val="FirstParagraph"/>
       </w:pPr>
       <w:r>
-        <w:t xml:space="preserve">Case-insensitive: does [s,s+n) contain the word w?</w:t>
+        <w:t xml:space="preserve">Append s (or n bytes of s) to d[*o], never overflowing cap; keeps d NUL-terminated.</w:t>
       </w:r>
     </w:p>
     <w:p>
@@ -7462,13 +6655,13 @@
         <w:rPr>
           <w:rStyle w:val="DataTypeTok"/>
         </w:rPr>
-        <w:t xml:space="preserve">bool</w:t>
-      </w:r>
-      <w:r>
-        <w:rPr>
-          <w:rStyle w:val="NormalTok"/>
-        </w:rPr>
-        <w:t xml:space="preserve"> contains_ci </w:t>
+        <w:t xml:space="preserve">void</w:t>
+      </w:r>
+      <w:r>
+        <w:rPr>
+          <w:rStyle w:val="NormalTok"/>
+        </w:rPr>
+        <w:t xml:space="preserve"> cat </w:t>
       </w:r>
       <w:r>
         <w:rPr>
@@ -7478,6 +6671,102 @@
       </w:r>
       <w:r>
         <w:rPr>
+          <w:rStyle w:val="DataTypeTok"/>
+        </w:rPr>
+        <w:t xml:space="preserve">char</w:t>
+      </w:r>
+      <w:r>
+        <w:rPr>
+          <w:rStyle w:val="NormalTok"/>
+        </w:rPr>
+        <w:t xml:space="preserve"> </w:t>
+      </w:r>
+      <w:r>
+        <w:rPr>
+          <w:rStyle w:val="OperatorTok"/>
+        </w:rPr>
+        <w:t xml:space="preserve">*</w:t>
+      </w:r>
+      <w:r>
+        <w:rPr>
+          <w:rStyle w:val="NormalTok"/>
+        </w:rPr>
+        <w:t xml:space="preserve">d</w:t>
+      </w:r>
+      <w:r>
+        <w:rPr>
+          <w:rStyle w:val="OperatorTok"/>
+        </w:rPr>
+        <w:t xml:space="preserve">,</w:t>
+      </w:r>
+      <w:r>
+        <w:rPr>
+          <w:rStyle w:val="NormalTok"/>
+        </w:rPr>
+        <w:t xml:space="preserve"> </w:t>
+      </w:r>
+      <w:r>
+        <w:rPr>
+          <w:rStyle w:val="DataTypeTok"/>
+        </w:rPr>
+        <w:t xml:space="preserve">int</w:t>
+      </w:r>
+      <w:r>
+        <w:rPr>
+          <w:rStyle w:val="NormalTok"/>
+        </w:rPr>
+        <w:t xml:space="preserve"> cap</w:t>
+      </w:r>
+      <w:r>
+        <w:rPr>
+          <w:rStyle w:val="OperatorTok"/>
+        </w:rPr>
+        <w:t xml:space="preserve">,</w:t>
+      </w:r>
+      <w:r>
+        <w:rPr>
+          <w:rStyle w:val="NormalTok"/>
+        </w:rPr>
+        <w:t xml:space="preserve"> </w:t>
+      </w:r>
+      <w:r>
+        <w:rPr>
+          <w:rStyle w:val="DataTypeTok"/>
+        </w:rPr>
+        <w:t xml:space="preserve">int</w:t>
+      </w:r>
+      <w:r>
+        <w:rPr>
+          <w:rStyle w:val="NormalTok"/>
+        </w:rPr>
+        <w:t xml:space="preserve"> </w:t>
+      </w:r>
+      <w:r>
+        <w:rPr>
+          <w:rStyle w:val="OperatorTok"/>
+        </w:rPr>
+        <w:t xml:space="preserve">*</w:t>
+      </w:r>
+      <w:r>
+        <w:rPr>
+          <w:rStyle w:val="NormalTok"/>
+        </w:rPr>
+        <w:t xml:space="preserve">o</w:t>
+      </w:r>
+      <w:r>
+        <w:rPr>
+          <w:rStyle w:val="OperatorTok"/>
+        </w:rPr>
+        <w:t xml:space="preserve">,</w:t>
+      </w:r>
+      <w:r>
+        <w:rPr>
+          <w:rStyle w:val="NormalTok"/>
+        </w:rPr>
+        <w:t xml:space="preserve"> </w:t>
+      </w:r>
+      <w:r>
+        <w:rPr>
           <w:rStyle w:val="AttributeTok"/>
         </w:rPr>
         <w:t xml:space="preserve">const</w:t>
@@ -7516,43 +6805,199 @@
         <w:rPr>
           <w:rStyle w:val="OperatorTok"/>
         </w:rPr>
-        <w:t xml:space="preserve">,</w:t>
-      </w:r>
-      <w:r>
-        <w:rPr>
-          <w:rStyle w:val="NormalTok"/>
-        </w:rPr>
-        <w:t xml:space="preserve"> </w:t>
+        <w:t xml:space="preserve">);</w:t>
+      </w:r>
+      <w:r>
+        <w:br/>
       </w:r>
       <w:r>
         <w:rPr>
           <w:rStyle w:val="DataTypeTok"/>
         </w:rPr>
+        <w:t xml:space="preserve">void</w:t>
+      </w:r>
+      <w:r>
+        <w:rPr>
+          <w:rStyle w:val="NormalTok"/>
+        </w:rPr>
+        <w:t xml:space="preserve"> catn </w:t>
+      </w:r>
+      <w:r>
+        <w:rPr>
+          <w:rStyle w:val="OperatorTok"/>
+        </w:rPr>
+        <w:t xml:space="preserve">(</w:t>
+      </w:r>
+      <w:r>
+        <w:rPr>
+          <w:rStyle w:val="DataTypeTok"/>
+        </w:rPr>
+        <w:t xml:space="preserve">char</w:t>
+      </w:r>
+      <w:r>
+        <w:rPr>
+          <w:rStyle w:val="NormalTok"/>
+        </w:rPr>
+        <w:t xml:space="preserve"> </w:t>
+      </w:r>
+      <w:r>
+        <w:rPr>
+          <w:rStyle w:val="OperatorTok"/>
+        </w:rPr>
+        <w:t xml:space="preserve">*</w:t>
+      </w:r>
+      <w:r>
+        <w:rPr>
+          <w:rStyle w:val="NormalTok"/>
+        </w:rPr>
+        <w:t xml:space="preserve">d</w:t>
+      </w:r>
+      <w:r>
+        <w:rPr>
+          <w:rStyle w:val="OperatorTok"/>
+        </w:rPr>
+        <w:t xml:space="preserve">,</w:t>
+      </w:r>
+      <w:r>
+        <w:rPr>
+          <w:rStyle w:val="NormalTok"/>
+        </w:rPr>
+        <w:t xml:space="preserve"> </w:t>
+      </w:r>
+      <w:r>
+        <w:rPr>
+          <w:rStyle w:val="DataTypeTok"/>
+        </w:rPr>
         <w:t xml:space="preserve">int</w:t>
       </w:r>
       <w:r>
         <w:rPr>
           <w:rStyle w:val="NormalTok"/>
         </w:rPr>
+        <w:t xml:space="preserve"> cap</w:t>
+      </w:r>
+      <w:r>
+        <w:rPr>
+          <w:rStyle w:val="OperatorTok"/>
+        </w:rPr>
+        <w:t xml:space="preserve">,</w:t>
+      </w:r>
+      <w:r>
+        <w:rPr>
+          <w:rStyle w:val="NormalTok"/>
+        </w:rPr>
+        <w:t xml:space="preserve"> </w:t>
+      </w:r>
+      <w:r>
+        <w:rPr>
+          <w:rStyle w:val="DataTypeTok"/>
+        </w:rPr>
+        <w:t xml:space="preserve">int</w:t>
+      </w:r>
+      <w:r>
+        <w:rPr>
+          <w:rStyle w:val="NormalTok"/>
+        </w:rPr>
+        <w:t xml:space="preserve"> </w:t>
+      </w:r>
+      <w:r>
+        <w:rPr>
+          <w:rStyle w:val="OperatorTok"/>
+        </w:rPr>
+        <w:t xml:space="preserve">*</w:t>
+      </w:r>
+      <w:r>
+        <w:rPr>
+          <w:rStyle w:val="NormalTok"/>
+        </w:rPr>
+        <w:t xml:space="preserve">o</w:t>
+      </w:r>
+      <w:r>
+        <w:rPr>
+          <w:rStyle w:val="OperatorTok"/>
+        </w:rPr>
+        <w:t xml:space="preserve">,</w:t>
+      </w:r>
+      <w:r>
+        <w:rPr>
+          <w:rStyle w:val="NormalTok"/>
+        </w:rPr>
+        <w:t xml:space="preserve"> </w:t>
+      </w:r>
+      <w:r>
+        <w:rPr>
+          <w:rStyle w:val="AttributeTok"/>
+        </w:rPr>
+        <w:t xml:space="preserve">const</w:t>
+      </w:r>
+      <w:r>
+        <w:rPr>
+          <w:rStyle w:val="NormalTok"/>
+        </w:rPr>
+        <w:t xml:space="preserve"> </w:t>
+      </w:r>
+      <w:r>
+        <w:rPr>
+          <w:rStyle w:val="DataTypeTok"/>
+        </w:rPr>
+        <w:t xml:space="preserve">char</w:t>
+      </w:r>
+      <w:r>
+        <w:rPr>
+          <w:rStyle w:val="NormalTok"/>
+        </w:rPr>
+        <w:t xml:space="preserve"> </w:t>
+      </w:r>
+      <w:r>
+        <w:rPr>
+          <w:rStyle w:val="OperatorTok"/>
+        </w:rPr>
+        <w:t xml:space="preserve">*</w:t>
+      </w:r>
+      <w:r>
+        <w:rPr>
+          <w:rStyle w:val="NormalTok"/>
+        </w:rPr>
+        <w:t xml:space="preserve">s</w:t>
+      </w:r>
+      <w:r>
+        <w:rPr>
+          <w:rStyle w:val="OperatorTok"/>
+        </w:rPr>
+        <w:t xml:space="preserve">,</w:t>
+      </w:r>
+      <w:r>
+        <w:rPr>
+          <w:rStyle w:val="NormalTok"/>
+        </w:rPr>
+        <w:t xml:space="preserve"> </w:t>
+      </w:r>
+      <w:r>
+        <w:rPr>
+          <w:rStyle w:val="DataTypeTok"/>
+        </w:rPr>
+        <w:t xml:space="preserve">int</w:t>
+      </w:r>
+      <w:r>
+        <w:rPr>
+          <w:rStyle w:val="NormalTok"/>
+        </w:rPr>
         <w:t xml:space="preserve"> n</w:t>
       </w:r>
       <w:r>
         <w:rPr>
           <w:rStyle w:val="OperatorTok"/>
         </w:rPr>
-        <w:t xml:space="preserve">,</w:t>
-      </w:r>
-      <w:r>
-        <w:rPr>
-          <w:rStyle w:val="NormalTok"/>
-        </w:rPr>
-        <w:t xml:space="preserve"> </w:t>
-      </w:r>
-      <w:r>
-        <w:rPr>
-          <w:rStyle w:val="AttributeTok"/>
-        </w:rPr>
-        <w:t xml:space="preserve">const</w:t>
+        <w:t xml:space="preserve">);</w:t>
+      </w:r>
+      <w:r>
+        <w:br/>
+      </w:r>
+      <w:r>
+        <w:rPr>
+          <w:rStyle w:val="KeywordTok"/>
+        </w:rPr>
+        <w:t xml:space="preserve">inline</w:t>
       </w:r>
       <w:r>
         <w:rPr>
@@ -7564,6 +7009,24 @@
         <w:rPr>
           <w:rStyle w:val="DataTypeTok"/>
         </w:rPr>
+        <w:t xml:space="preserve">void</w:t>
+      </w:r>
+      <w:r>
+        <w:rPr>
+          <w:rStyle w:val="NormalTok"/>
+        </w:rPr>
+        <w:t xml:space="preserve"> cati </w:t>
+      </w:r>
+      <w:r>
+        <w:rPr>
+          <w:rStyle w:val="OperatorTok"/>
+        </w:rPr>
+        <w:t xml:space="preserve">(</w:t>
+      </w:r>
+      <w:r>
+        <w:rPr>
+          <w:rStyle w:val="DataTypeTok"/>
+        </w:rPr>
         <w:t xml:space="preserve">char</w:t>
       </w:r>
       <w:r>
@@ -7582,13 +7045,208 @@
         <w:rPr>
           <w:rStyle w:val="NormalTok"/>
         </w:rPr>
-        <w:t xml:space="preserve">w</w:t>
-      </w:r>
-      <w:r>
-        <w:rPr>
-          <w:rStyle w:val="OperatorTok"/>
-        </w:rPr>
-        <w:t xml:space="preserve">);</w:t>
+        <w:t xml:space="preserve">d</w:t>
+      </w:r>
+      <w:r>
+        <w:rPr>
+          <w:rStyle w:val="OperatorTok"/>
+        </w:rPr>
+        <w:t xml:space="preserve">,</w:t>
+      </w:r>
+      <w:r>
+        <w:rPr>
+          <w:rStyle w:val="NormalTok"/>
+        </w:rPr>
+        <w:t xml:space="preserve"> </w:t>
+      </w:r>
+      <w:r>
+        <w:rPr>
+          <w:rStyle w:val="DataTypeTok"/>
+        </w:rPr>
+        <w:t xml:space="preserve">int</w:t>
+      </w:r>
+      <w:r>
+        <w:rPr>
+          <w:rStyle w:val="NormalTok"/>
+        </w:rPr>
+        <w:t xml:space="preserve"> cap</w:t>
+      </w:r>
+      <w:r>
+        <w:rPr>
+          <w:rStyle w:val="OperatorTok"/>
+        </w:rPr>
+        <w:t xml:space="preserve">,</w:t>
+      </w:r>
+      <w:r>
+        <w:rPr>
+          <w:rStyle w:val="NormalTok"/>
+        </w:rPr>
+        <w:t xml:space="preserve"> </w:t>
+      </w:r>
+      <w:r>
+        <w:rPr>
+          <w:rStyle w:val="DataTypeTok"/>
+        </w:rPr>
+        <w:t xml:space="preserve">int</w:t>
+      </w:r>
+      <w:r>
+        <w:rPr>
+          <w:rStyle w:val="NormalTok"/>
+        </w:rPr>
+        <w:t xml:space="preserve"> </w:t>
+      </w:r>
+      <w:r>
+        <w:rPr>
+          <w:rStyle w:val="OperatorTok"/>
+        </w:rPr>
+        <w:t xml:space="preserve">*</w:t>
+      </w:r>
+      <w:r>
+        <w:rPr>
+          <w:rStyle w:val="NormalTok"/>
+        </w:rPr>
+        <w:t xml:space="preserve">o</w:t>
+      </w:r>
+      <w:r>
+        <w:rPr>
+          <w:rStyle w:val="OperatorTok"/>
+        </w:rPr>
+        <w:t xml:space="preserve">,</w:t>
+      </w:r>
+      <w:r>
+        <w:rPr>
+          <w:rStyle w:val="NormalTok"/>
+        </w:rPr>
+        <w:t xml:space="preserve"> </w:t>
+      </w:r>
+      <w:r>
+        <w:rPr>
+          <w:rStyle w:val="DataTypeTok"/>
+        </w:rPr>
+        <w:t xml:space="preserve">long</w:t>
+      </w:r>
+      <w:r>
+        <w:rPr>
+          <w:rStyle w:val="NormalTok"/>
+        </w:rPr>
+        <w:t xml:space="preserve"> v</w:t>
+      </w:r>
+      <w:r>
+        <w:rPr>
+          <w:rStyle w:val="OperatorTok"/>
+        </w:rPr>
+        <w:t xml:space="preserve">)</w:t>
+      </w:r>
+      <w:r>
+        <w:rPr>
+          <w:rStyle w:val="NormalTok"/>
+        </w:rPr>
+        <w:t xml:space="preserve"> </w:t>
+      </w:r>
+      <w:r>
+        <w:rPr>
+          <w:rStyle w:val="CommentTok"/>
+        </w:rPr>
+        <w:t xml:space="preserve">// non-negative decimal</w:t>
+      </w:r>
+      <w:r>
+        <w:br/>
+      </w:r>
+      <w:r>
+        <w:rPr>
+          <w:rStyle w:val="NormalTok"/>
+        </w:rPr>
+        <w:t xml:space="preserve">    </w:t>
+      </w:r>
+      <w:r>
+        <w:rPr>
+          <w:rStyle w:val="OperatorTok"/>
+        </w:rPr>
+        <w:t xml:space="preserve">{</w:t>
+      </w:r>
+      <w:r>
+        <w:br/>
+      </w:r>
+      <w:r>
+        <w:rPr>
+          <w:rStyle w:val="DataTypeTok"/>
+        </w:rPr>
+        <w:t xml:space="preserve">char</w:t>
+      </w:r>
+      <w:r>
+        <w:rPr>
+          <w:rStyle w:val="NormalTok"/>
+        </w:rPr>
+        <w:t xml:space="preserve"> t</w:t>
+      </w:r>
+      <w:r>
+        <w:rPr>
+          <w:rStyle w:val="OperatorTok"/>
+        </w:rPr>
+        <w:t xml:space="preserve">[</w:t>
+      </w:r>
+      <w:r>
+        <w:rPr>
+          <w:rStyle w:val="DecValTok"/>
+        </w:rPr>
+        <w:t xml:space="preserve">20</w:t>
+      </w:r>
+      <w:r>
+        <w:rPr>
+          <w:rStyle w:val="OperatorTok"/>
+        </w:rPr>
+        <w:t xml:space="preserve">];</w:t>
+      </w:r>
+      <w:r>
+        <w:rPr>
+          <w:rStyle w:val="NormalTok"/>
+        </w:rPr>
+        <w:t xml:space="preserve"> </w:t>
+      </w:r>
+      <w:r>
+        <w:rPr>
+          <w:rStyle w:val="DataTypeTok"/>
+        </w:rPr>
+        <w:t xml:space="preserve">int</w:t>
+      </w:r>
+      <w:r>
+        <w:rPr>
+          <w:rStyle w:val="NormalTok"/>
+        </w:rPr>
+        <w:t xml:space="preserve"> n </w:t>
+      </w:r>
+      <w:r>
+        <w:rPr>
+          <w:rStyle w:val="OperatorTok"/>
+        </w:rPr>
+        <w:t xml:space="preserve">=</w:t>
+      </w:r>
+      <w:r>
+        <w:rPr>
+          <w:rStyle w:val="NormalTok"/>
+        </w:rPr>
+        <w:t xml:space="preserve"> </w:t>
+      </w:r>
+      <w:r>
+        <w:rPr>
+          <w:rStyle w:val="DecValTok"/>
+        </w:rPr>
+        <w:t xml:space="preserve">0</w:t>
+      </w:r>
+      <w:r>
+        <w:rPr>
+          <w:rStyle w:val="OperatorTok"/>
+        </w:rPr>
+        <w:t xml:space="preserve">;</w:t>
+      </w:r>
+      <w:r>
+        <w:br/>
+      </w:r>
+      <w:r>
+        <w:rPr>
+          <w:rStyle w:val="OperatorTok"/>
+        </w:rPr>
+        <w:t xml:space="preserve">}</w:t>
       </w:r>
     </w:p>
     <w:p>
@@ -7596,7 +7254,7 @@
         <w:pStyle w:val="FirstParagraph"/>
       </w:pPr>
       <w:r>
-        <w:t xml:space="preserve">Decode HTTP chunked transfer-coding in place over [b, b+len). Returns new length.</w:t>
+        <w:t xml:space="preserve">Case-insensitive lookup of a header in [hdr, hdr+hlen). Returns the value start (trimmed) + its length via *vlen, or 0 if absent.</w:t>
       </w:r>
     </w:p>
     <w:p>
@@ -7605,14 +7263,461 @@
       </w:pPr>
       <w:r>
         <w:rPr>
+          <w:rStyle w:val="AttributeTok"/>
+        </w:rPr>
+        <w:t xml:space="preserve">const</w:t>
+      </w:r>
+      <w:r>
+        <w:rPr>
+          <w:rStyle w:val="NormalTok"/>
+        </w:rPr>
+        <w:t xml:space="preserve"> </w:t>
+      </w:r>
+      <w:r>
+        <w:rPr>
           <w:rStyle w:val="DataTypeTok"/>
         </w:rPr>
+        <w:t xml:space="preserve">char</w:t>
+      </w:r>
+      <w:r>
+        <w:rPr>
+          <w:rStyle w:val="NormalTok"/>
+        </w:rPr>
+        <w:t xml:space="preserve"> </w:t>
+      </w:r>
+      <w:r>
+        <w:rPr>
+          <w:rStyle w:val="OperatorTok"/>
+        </w:rPr>
+        <w:t xml:space="preserve">*</w:t>
+      </w:r>
+      <w:r>
+        <w:rPr>
+          <w:rStyle w:val="NormalTok"/>
+        </w:rPr>
+        <w:t xml:space="preserve">find </w:t>
+      </w:r>
+      <w:r>
+        <w:rPr>
+          <w:rStyle w:val="OperatorTok"/>
+        </w:rPr>
+        <w:t xml:space="preserve">(</w:t>
+      </w:r>
+      <w:r>
+        <w:rPr>
+          <w:rStyle w:val="AttributeTok"/>
+        </w:rPr>
+        <w:t xml:space="preserve">const</w:t>
+      </w:r>
+      <w:r>
+        <w:rPr>
+          <w:rStyle w:val="NormalTok"/>
+        </w:rPr>
+        <w:t xml:space="preserve"> </w:t>
+      </w:r>
+      <w:r>
+        <w:rPr>
+          <w:rStyle w:val="DataTypeTok"/>
+        </w:rPr>
+        <w:t xml:space="preserve">char</w:t>
+      </w:r>
+      <w:r>
+        <w:rPr>
+          <w:rStyle w:val="NormalTok"/>
+        </w:rPr>
+        <w:t xml:space="preserve"> </w:t>
+      </w:r>
+      <w:r>
+        <w:rPr>
+          <w:rStyle w:val="OperatorTok"/>
+        </w:rPr>
+        <w:t xml:space="preserve">*</w:t>
+      </w:r>
+      <w:r>
+        <w:rPr>
+          <w:rStyle w:val="NormalTok"/>
+        </w:rPr>
+        <w:t xml:space="preserve">hdr</w:t>
+      </w:r>
+      <w:r>
+        <w:rPr>
+          <w:rStyle w:val="OperatorTok"/>
+        </w:rPr>
+        <w:t xml:space="preserve">,</w:t>
+      </w:r>
+      <w:r>
+        <w:rPr>
+          <w:rStyle w:val="NormalTok"/>
+        </w:rPr>
+        <w:t xml:space="preserve"> </w:t>
+      </w:r>
+      <w:r>
+        <w:rPr>
+          <w:rStyle w:val="DataTypeTok"/>
+        </w:rPr>
         <w:t xml:space="preserve">int</w:t>
       </w:r>
       <w:r>
         <w:rPr>
           <w:rStyle w:val="NormalTok"/>
         </w:rPr>
+        <w:t xml:space="preserve"> hlen</w:t>
+      </w:r>
+      <w:r>
+        <w:rPr>
+          <w:rStyle w:val="OperatorTok"/>
+        </w:rPr>
+        <w:t xml:space="preserve">,</w:t>
+      </w:r>
+      <w:r>
+        <w:rPr>
+          <w:rStyle w:val="NormalTok"/>
+        </w:rPr>
+        <w:t xml:space="preserve"> </w:t>
+      </w:r>
+      <w:r>
+        <w:rPr>
+          <w:rStyle w:val="AttributeTok"/>
+        </w:rPr>
+        <w:t xml:space="preserve">const</w:t>
+      </w:r>
+      <w:r>
+        <w:rPr>
+          <w:rStyle w:val="NormalTok"/>
+        </w:rPr>
+        <w:t xml:space="preserve"> </w:t>
+      </w:r>
+      <w:r>
+        <w:rPr>
+          <w:rStyle w:val="DataTypeTok"/>
+        </w:rPr>
+        <w:t xml:space="preserve">char</w:t>
+      </w:r>
+      <w:r>
+        <w:rPr>
+          <w:rStyle w:val="NormalTok"/>
+        </w:rPr>
+        <w:t xml:space="preserve"> </w:t>
+      </w:r>
+      <w:r>
+        <w:rPr>
+          <w:rStyle w:val="OperatorTok"/>
+        </w:rPr>
+        <w:t xml:space="preserve">*</w:t>
+      </w:r>
+      <w:r>
+        <w:rPr>
+          <w:rStyle w:val="NormalTok"/>
+        </w:rPr>
+        <w:t xml:space="preserve">name</w:t>
+      </w:r>
+      <w:r>
+        <w:rPr>
+          <w:rStyle w:val="OperatorTok"/>
+        </w:rPr>
+        <w:t xml:space="preserve">,</w:t>
+      </w:r>
+      <w:r>
+        <w:rPr>
+          <w:rStyle w:val="NormalTok"/>
+        </w:rPr>
+        <w:t xml:space="preserve"> </w:t>
+      </w:r>
+      <w:r>
+        <w:rPr>
+          <w:rStyle w:val="DataTypeTok"/>
+        </w:rPr>
+        <w:t xml:space="preserve">int</w:t>
+      </w:r>
+      <w:r>
+        <w:rPr>
+          <w:rStyle w:val="NormalTok"/>
+        </w:rPr>
+        <w:t xml:space="preserve"> </w:t>
+      </w:r>
+      <w:r>
+        <w:rPr>
+          <w:rStyle w:val="OperatorTok"/>
+        </w:rPr>
+        <w:t xml:space="preserve">*</w:t>
+      </w:r>
+      <w:r>
+        <w:rPr>
+          <w:rStyle w:val="NormalTok"/>
+        </w:rPr>
+        <w:t xml:space="preserve">vlen</w:t>
+      </w:r>
+      <w:r>
+        <w:rPr>
+          <w:rStyle w:val="OperatorTok"/>
+        </w:rPr>
+        <w:t xml:space="preserve">);</w:t>
+      </w:r>
+    </w:p>
+    <w:p>
+      <w:pPr>
+        <w:pStyle w:val="FirstParagraph"/>
+      </w:pPr>
+      <w:r>
+        <w:t xml:space="preserve">The decimal number at the start of [s, s+n) (its leading digits, no sign) -&gt; its value, 0 if there is no digit.</w:t>
+      </w:r>
+    </w:p>
+    <w:p>
+      <w:pPr>
+        <w:pStyle w:val="SourceCode"/>
+      </w:pPr>
+      <w:r>
+        <w:rPr>
+          <w:rStyle w:val="DataTypeTok"/>
+        </w:rPr>
+        <w:t xml:space="preserve">int</w:t>
+      </w:r>
+      <w:r>
+        <w:rPr>
+          <w:rStyle w:val="NormalTok"/>
+        </w:rPr>
+        <w:t xml:space="preserve"> parse_int </w:t>
+      </w:r>
+      <w:r>
+        <w:rPr>
+          <w:rStyle w:val="OperatorTok"/>
+        </w:rPr>
+        <w:t xml:space="preserve">(</w:t>
+      </w:r>
+      <w:r>
+        <w:rPr>
+          <w:rStyle w:val="AttributeTok"/>
+        </w:rPr>
+        <w:t xml:space="preserve">const</w:t>
+      </w:r>
+      <w:r>
+        <w:rPr>
+          <w:rStyle w:val="NormalTok"/>
+        </w:rPr>
+        <w:t xml:space="preserve"> </w:t>
+      </w:r>
+      <w:r>
+        <w:rPr>
+          <w:rStyle w:val="DataTypeTok"/>
+        </w:rPr>
+        <w:t xml:space="preserve">char</w:t>
+      </w:r>
+      <w:r>
+        <w:rPr>
+          <w:rStyle w:val="NormalTok"/>
+        </w:rPr>
+        <w:t xml:space="preserve"> </w:t>
+      </w:r>
+      <w:r>
+        <w:rPr>
+          <w:rStyle w:val="OperatorTok"/>
+        </w:rPr>
+        <w:t xml:space="preserve">*</w:t>
+      </w:r>
+      <w:r>
+        <w:rPr>
+          <w:rStyle w:val="NormalTok"/>
+        </w:rPr>
+        <w:t xml:space="preserve">s</w:t>
+      </w:r>
+      <w:r>
+        <w:rPr>
+          <w:rStyle w:val="OperatorTok"/>
+        </w:rPr>
+        <w:t xml:space="preserve">,</w:t>
+      </w:r>
+      <w:r>
+        <w:rPr>
+          <w:rStyle w:val="NormalTok"/>
+        </w:rPr>
+        <w:t xml:space="preserve"> </w:t>
+      </w:r>
+      <w:r>
+        <w:rPr>
+          <w:rStyle w:val="DataTypeTok"/>
+        </w:rPr>
+        <w:t xml:space="preserve">int</w:t>
+      </w:r>
+      <w:r>
+        <w:rPr>
+          <w:rStyle w:val="NormalTok"/>
+        </w:rPr>
+        <w:t xml:space="preserve"> n</w:t>
+      </w:r>
+      <w:r>
+        <w:rPr>
+          <w:rStyle w:val="OperatorTok"/>
+        </w:rPr>
+        <w:t xml:space="preserve">);</w:t>
+      </w:r>
+    </w:p>
+    <w:p>
+      <w:pPr>
+        <w:pStyle w:val="FirstParagraph"/>
+      </w:pPr>
+      <w:r>
+        <w:t xml:space="preserve">Case-insensitive: does [s,s+n) contain the word w?</w:t>
+      </w:r>
+    </w:p>
+    <w:p>
+      <w:pPr>
+        <w:pStyle w:val="SourceCode"/>
+      </w:pPr>
+      <w:r>
+        <w:rPr>
+          <w:rStyle w:val="DataTypeTok"/>
+        </w:rPr>
+        <w:t xml:space="preserve">bool</w:t>
+      </w:r>
+      <w:r>
+        <w:rPr>
+          <w:rStyle w:val="NormalTok"/>
+        </w:rPr>
+        <w:t xml:space="preserve"> contains_ci </w:t>
+      </w:r>
+      <w:r>
+        <w:rPr>
+          <w:rStyle w:val="OperatorTok"/>
+        </w:rPr>
+        <w:t xml:space="preserve">(</w:t>
+      </w:r>
+      <w:r>
+        <w:rPr>
+          <w:rStyle w:val="AttributeTok"/>
+        </w:rPr>
+        <w:t xml:space="preserve">const</w:t>
+      </w:r>
+      <w:r>
+        <w:rPr>
+          <w:rStyle w:val="NormalTok"/>
+        </w:rPr>
+        <w:t xml:space="preserve"> </w:t>
+      </w:r>
+      <w:r>
+        <w:rPr>
+          <w:rStyle w:val="DataTypeTok"/>
+        </w:rPr>
+        <w:t xml:space="preserve">char</w:t>
+      </w:r>
+      <w:r>
+        <w:rPr>
+          <w:rStyle w:val="NormalTok"/>
+        </w:rPr>
+        <w:t xml:space="preserve"> </w:t>
+      </w:r>
+      <w:r>
+        <w:rPr>
+          <w:rStyle w:val="OperatorTok"/>
+        </w:rPr>
+        <w:t xml:space="preserve">*</w:t>
+      </w:r>
+      <w:r>
+        <w:rPr>
+          <w:rStyle w:val="NormalTok"/>
+        </w:rPr>
+        <w:t xml:space="preserve">s</w:t>
+      </w:r>
+      <w:r>
+        <w:rPr>
+          <w:rStyle w:val="OperatorTok"/>
+        </w:rPr>
+        <w:t xml:space="preserve">,</w:t>
+      </w:r>
+      <w:r>
+        <w:rPr>
+          <w:rStyle w:val="NormalTok"/>
+        </w:rPr>
+        <w:t xml:space="preserve"> </w:t>
+      </w:r>
+      <w:r>
+        <w:rPr>
+          <w:rStyle w:val="DataTypeTok"/>
+        </w:rPr>
+        <w:t xml:space="preserve">int</w:t>
+      </w:r>
+      <w:r>
+        <w:rPr>
+          <w:rStyle w:val="NormalTok"/>
+        </w:rPr>
+        <w:t xml:space="preserve"> n</w:t>
+      </w:r>
+      <w:r>
+        <w:rPr>
+          <w:rStyle w:val="OperatorTok"/>
+        </w:rPr>
+        <w:t xml:space="preserve">,</w:t>
+      </w:r>
+      <w:r>
+        <w:rPr>
+          <w:rStyle w:val="NormalTok"/>
+        </w:rPr>
+        <w:t xml:space="preserve"> </w:t>
+      </w:r>
+      <w:r>
+        <w:rPr>
+          <w:rStyle w:val="AttributeTok"/>
+        </w:rPr>
+        <w:t xml:space="preserve">const</w:t>
+      </w:r>
+      <w:r>
+        <w:rPr>
+          <w:rStyle w:val="NormalTok"/>
+        </w:rPr>
+        <w:t xml:space="preserve"> </w:t>
+      </w:r>
+      <w:r>
+        <w:rPr>
+          <w:rStyle w:val="DataTypeTok"/>
+        </w:rPr>
+        <w:t xml:space="preserve">char</w:t>
+      </w:r>
+      <w:r>
+        <w:rPr>
+          <w:rStyle w:val="NormalTok"/>
+        </w:rPr>
+        <w:t xml:space="preserve"> </w:t>
+      </w:r>
+      <w:r>
+        <w:rPr>
+          <w:rStyle w:val="OperatorTok"/>
+        </w:rPr>
+        <w:t xml:space="preserve">*</w:t>
+      </w:r>
+      <w:r>
+        <w:rPr>
+          <w:rStyle w:val="NormalTok"/>
+        </w:rPr>
+        <w:t xml:space="preserve">w</w:t>
+      </w:r>
+      <w:r>
+        <w:rPr>
+          <w:rStyle w:val="OperatorTok"/>
+        </w:rPr>
+        <w:t xml:space="preserve">);</w:t>
+      </w:r>
+    </w:p>
+    <w:p>
+      <w:pPr>
+        <w:pStyle w:val="FirstParagraph"/>
+      </w:pPr>
+      <w:r>
+        <w:t xml:space="preserve">Decode HTTP chunked transfer-coding in place over [b, b+len). Returns new length.</w:t>
+      </w:r>
+    </w:p>
+    <w:p>
+      <w:pPr>
+        <w:pStyle w:val="SourceCode"/>
+      </w:pPr>
+      <w:r>
+        <w:rPr>
+          <w:rStyle w:val="DataTypeTok"/>
+        </w:rPr>
+        <w:t xml:space="preserve">int</w:t>
+      </w:r>
+      <w:r>
+        <w:rPr>
+          <w:rStyle w:val="NormalTok"/>
+        </w:rPr>
         <w:t xml:space="preserve"> dechunk </w:t>
       </w:r>
       <w:r>
@@ -7675,12 +7780,19 @@
         </w:rPr>
         <w:t xml:space="preserve">);</w:t>
       </w:r>
-      <w:r>
-        <w:br/>
-      </w:r>
-      <w:r>
-        <w:br/>
-      </w:r>
+    </w:p>
+    <w:p>
+      <w:pPr>
+        <w:pStyle w:val="FirstParagraph"/>
+      </w:pPr>
+      <w:r>
+        <w:t xml:space="preserve">Does the string s start with pfx, the case ignored?</w:t>
+      </w:r>
+    </w:p>
+    <w:p>
+      <w:pPr>
+        <w:pStyle w:val="SourceCode"/>
+      </w:pPr>
       <w:r>
         <w:rPr>
           <w:rStyle w:val="DataTypeTok"/>

--- a/docs/exports/13-NETKIT.docx
+++ b/docs/exports/13-NETKIT.docx
@@ -24,133 +24,133 @@
       </w:pPr>
       <w:r>
         <w:rPr>
+          <w:iCs/>
           <w:i/>
+        </w:rPr>
+        <w:t xml:space="preserve">The reference of</w:t>
+      </w:r>
+      <w:r>
+        <w:rPr>
           <w:iCs/>
-        </w:rPr>
-        <w:t xml:space="preserve">The reference of</w:t>
-      </w:r>
-      <w:r>
-        <w:rPr>
           <w:i/>
+        </w:rPr>
+        <w:t xml:space="preserve"> </w:t>
+      </w:r>
+      <w:r>
+        <w:rPr>
+          <w:bCs/>
+          <w:b/>
           <w:iCs/>
-        </w:rPr>
-        <w:t xml:space="preserve"> </w:t>
-      </w:r>
-      <w:r>
-        <w:rPr>
-          <w:b/>
-          <w:bCs/>
           <w:i/>
+        </w:rPr>
+        <w:t xml:space="preserve">NetKit</w:t>
+      </w:r>
+      <w:r>
+        <w:rPr>
           <w:iCs/>
-        </w:rPr>
-        <w:t xml:space="preserve">NetKit</w:t>
-      </w:r>
-      <w:r>
-        <w:rPr>
           <w:i/>
+        </w:rPr>
+        <w:t xml:space="preserve"> </w:t>
+      </w:r>
+      <w:r>
+        <w:rPr>
           <w:iCs/>
-        </w:rPr>
-        <w:t xml:space="preserve"> </w:t>
-      </w:r>
-      <w:r>
-        <w:rPr>
           <w:i/>
+        </w:rPr>
+        <w:t xml:space="preserve">(</w:t>
+      </w:r>
+      <w:r>
+        <w:rPr>
+          <w:rStyle w:val="VerbatimChar"/>
           <w:iCs/>
-        </w:rPr>
-        <w:t xml:space="preserve">(</w:t>
+          <w:i/>
+        </w:rPr>
+        <w:t xml:space="preserve">SD:/lib/netkit.so</w:t>
+      </w:r>
+      <w:r>
+        <w:rPr>
+          <w:iCs/>
+          <w:i/>
+        </w:rPr>
+        <w:t xml:space="preserve">,</w:t>
+      </w:r>
+      <w:r>
+        <w:rPr>
+          <w:iCs/>
+          <w:i/>
+        </w:rPr>
+        <w:t xml:space="preserve"> </w:t>
       </w:r>
       <w:r>
         <w:rPr>
           <w:rStyle w:val="VerbatimChar"/>
+          <w:iCs/>
           <w:i/>
+        </w:rPr>
+        <w:t xml:space="preserve">user/Kits/netkit</w:t>
+      </w:r>
+      <w:r>
+        <w:rPr>
           <w:iCs/>
-        </w:rPr>
-        <w:t xml:space="preserve">SD:/lib/netkit.so</w:t>
-      </w:r>
-      <w:r>
-        <w:rPr>
           <w:i/>
+        </w:rPr>
+        <w:t xml:space="preserve">): what it is for, how a program uses it, and every operation it exposes. The operations' part is made from the kit's headers by</w:t>
+      </w:r>
+      <w:r>
+        <w:rPr>
           <w:iCs/>
-        </w:rPr>
-        <w:t xml:space="preserve">,</w:t>
-      </w:r>
-      <w:r>
-        <w:rPr>
           <w:i/>
+        </w:rPr>
+        <w:t xml:space="preserve"> </w:t>
+      </w:r>
+      <w:r>
+        <w:rPr>
+          <w:rStyle w:val="VerbatimChar"/>
           <w:iCs/>
-        </w:rPr>
-        <w:t xml:space="preserve"> </w:t>
-      </w:r>
-      <w:r>
-        <w:rPr>
-          <w:rStyle w:val="VerbatimChar"/>
           <w:i/>
+        </w:rPr>
+        <w:t xml:space="preserve">tools/docgen/kitdocs.py</w:t>
+      </w:r>
+      <w:r>
+        <w:rPr>
           <w:iCs/>
-        </w:rPr>
-        <w:t xml:space="preserve">user/Kits/netkit</w:t>
-      </w:r>
-      <w:r>
-        <w:rPr>
           <w:i/>
+        </w:rPr>
+        <w:t xml:space="preserve"> </w:t>
+      </w:r>
+      <w:r>
+        <w:rPr>
           <w:iCs/>
-        </w:rPr>
-        <w:t xml:space="preserve">): what it is for, how a program uses it, and every operation it exposes. The operations' part is made from the kit's headers by</w:t>
-      </w:r>
-      <w:r>
-        <w:rPr>
           <w:i/>
+        </w:rPr>
+        <w:t xml:space="preserve">— the headers are the source. Overview of all the kits:</w:t>
+      </w:r>
+      <w:r>
+        <w:rPr>
           <w:iCs/>
-        </w:rPr>
-        <w:t xml:space="preserve"> </w:t>
-      </w:r>
-      <w:r>
-        <w:rPr>
-          <w:rStyle w:val="VerbatimChar"/>
           <w:i/>
-          <w:iCs/>
-        </w:rPr>
-        <w:t xml:space="preserve">tools/docgen/kitdocs.py</w:t>
-      </w:r>
-      <w:r>
-        <w:rPr>
-          <w:i/>
-          <w:iCs/>
-        </w:rPr>
-        <w:t xml:space="preserve"> </w:t>
-      </w:r>
-      <w:r>
-        <w:rPr>
-          <w:i/>
-          <w:iCs/>
-        </w:rPr>
-        <w:t xml:space="preserve">— the headers are the source. Overview of all the kits:</w:t>
-      </w:r>
-      <w:r>
-        <w:rPr>
-          <w:i/>
-          <w:iCs/>
-        </w:rPr>
-        <w:t xml:space="preserve"> </w:t>
-      </w:r>
-      <w:hyperlink r:id="rId18">
+        </w:rPr>
+        <w:t xml:space="preserve"> </w:t>
+      </w:r>
+      <w:hyperlink r:id="rId20">
         <w:r>
           <w:rPr>
             <w:rStyle w:val="Hyperlink"/>
+            <w:iCs/>
             <w:i/>
-            <w:iCs/>
           </w:rPr>
           <w:t xml:space="preserve">The Kits</w:t>
         </w:r>
       </w:hyperlink>
       <w:r>
         <w:rPr>
+          <w:iCs/>
           <w:i/>
-          <w:iCs/>
         </w:rPr>
         <w:t xml:space="preserve">.</w:t>
       </w:r>
     </w:p>
-    <w:bookmarkStart w:id="19" w:name="contents"/>
+    <w:bookmarkStart w:id="21" w:name="contents"/>
     <w:p>
       <w:pPr>
         <w:pStyle w:val="Heading2"/>
@@ -161,11 +161,11 @@
     </w:p>
     <w:p>
       <w:pPr>
-        <w:pStyle w:val="Compact"/>
         <w:numPr>
           <w:ilvl w:val="0"/>
           <w:numId w:val="1001"/>
         </w:numPr>
+        <w:pStyle w:val="Compact"/>
       </w:pPr>
       <w:hyperlink w:anchor="what-it-is">
         <w:r>
@@ -178,11 +178,11 @@
     </w:p>
     <w:p>
       <w:pPr>
-        <w:pStyle w:val="Compact"/>
         <w:numPr>
           <w:ilvl w:val="0"/>
           <w:numId w:val="1001"/>
         </w:numPr>
+        <w:pStyle w:val="Compact"/>
       </w:pPr>
       <w:hyperlink w:anchor="using-it">
         <w:r>
@@ -195,11 +195,11 @@
     </w:p>
     <w:p>
       <w:pPr>
-        <w:pStyle w:val="Compact"/>
         <w:numPr>
           <w:ilvl w:val="0"/>
           <w:numId w:val="1001"/>
         </w:numPr>
+        <w:pStyle w:val="Compact"/>
       </w:pPr>
       <w:hyperlink w:anchor="index">
         <w:r>
@@ -212,11 +212,11 @@
     </w:p>
     <w:p>
       <w:pPr>
-        <w:pStyle w:val="Compact"/>
         <w:numPr>
           <w:ilvl w:val="0"/>
           <w:numId w:val="1001"/>
         </w:numPr>
+        <w:pStyle w:val="Compact"/>
       </w:pPr>
       <w:hyperlink w:anchor="netkithttpch">
         <w:r>
@@ -229,11 +229,11 @@
     </w:p>
     <w:p>
       <w:pPr>
-        <w:pStyle w:val="Compact"/>
         <w:numPr>
           <w:ilvl w:val="0"/>
           <w:numId w:val="1001"/>
         </w:numPr>
+        <w:pStyle w:val="Compact"/>
       </w:pPr>
       <w:hyperlink w:anchor="netkitftpfsh">
         <w:r>
@@ -246,11 +246,11 @@
     </w:p>
     <w:p>
       <w:pPr>
-        <w:pStyle w:val="Compact"/>
         <w:numPr>
           <w:ilvl w:val="0"/>
           <w:numId w:val="1001"/>
         </w:numPr>
+        <w:pStyle w:val="Compact"/>
       </w:pPr>
       <w:hyperlink w:anchor="netkithttphpp">
         <w:r>
@@ -268,8 +268,8 @@
         </w:pict>
       </w:r>
     </w:p>
-    <w:bookmarkEnd w:id="19"/>
-    <w:bookmarkStart w:id="20" w:name="what-it-is"/>
+    <w:bookmarkEnd w:id="21"/>
+    <w:bookmarkStart w:id="22" w:name="what-it-is"/>
     <w:p>
       <w:pPr>
         <w:pStyle w:val="Heading2"/>
@@ -309,6 +309,7 @@
         <w:tblStyle w:val="Table"/>
         <w:tblW w:type="auto" w:w="0"/>
         <w:tblLook w:firstRow="1" w:lastRow="0" w:firstColumn="0" w:lastColumn="0" w:noHBand="0" w:noVBand="0" w:val="0020"/>
+        <w:jc w:val="start"/>
       </w:tblPr>
       <w:tblGrid>
         <w:gridCol w:w="3960"/>
@@ -316,7 +317,7 @@
       </w:tblGrid>
       <w:tr>
         <w:trPr>
-          <w:tblHeader w:val="on"/>
+          <w:tblHeader w:val="true"/>
         </w:trPr>
         <w:tc>
           <w:tcPr/>
@@ -341,6 +342,7 @@
           <w:p>
             <w:pPr>
               <w:pStyle w:val="Compact"/>
+              <w:jc w:val="left"/>
             </w:pPr>
             <w:r>
               <w:t xml:space="preserve">Include</w:t>
@@ -352,6 +354,7 @@
           <w:p>
             <w:pPr>
               <w:pStyle w:val="Compact"/>
+              <w:jc w:val="left"/>
             </w:pPr>
             <w:r>
               <w:rPr>
@@ -368,6 +371,7 @@
           <w:p>
             <w:pPr>
               <w:pStyle w:val="Compact"/>
+              <w:jc w:val="left"/>
             </w:pPr>
             <w:r>
               <w:t xml:space="preserve">Link</w:t>
@@ -379,6 +383,7 @@
           <w:p>
             <w:pPr>
               <w:pStyle w:val="Compact"/>
+              <w:jc w:val="left"/>
             </w:pPr>
             <w:r>
               <w:rPr>
@@ -416,6 +421,7 @@
           <w:p>
             <w:pPr>
               <w:pStyle w:val="Compact"/>
+              <w:jc w:val="left"/>
             </w:pPr>
             <w:r>
               <w:t xml:space="preserve">Library</w:t>
@@ -427,6 +433,7 @@
           <w:p>
             <w:pPr>
               <w:pStyle w:val="Compact"/>
+              <w:jc w:val="left"/>
             </w:pPr>
             <w:r>
               <w:rPr>
@@ -458,6 +465,7 @@
           <w:p>
             <w:pPr>
               <w:pStyle w:val="Compact"/>
+              <w:jc w:val="left"/>
             </w:pPr>
             <w:r>
               <w:t xml:space="preserve">Sources</w:t>
@@ -469,6 +477,7 @@
           <w:p>
             <w:pPr>
               <w:pStyle w:val="Compact"/>
+              <w:jc w:val="left"/>
             </w:pPr>
             <w:r>
               <w:rPr>
@@ -480,8 +489,8 @@
         </w:tc>
       </w:tr>
     </w:tbl>
-    <w:bookmarkEnd w:id="20"/>
-    <w:bookmarkStart w:id="21" w:name="using-it"/>
+    <w:bookmarkEnd w:id="22"/>
+    <w:bookmarkStart w:id="23" w:name="using-it"/>
     <w:p>
       <w:pPr>
         <w:pStyle w:val="Heading2"/>
@@ -496,8 +505,8 @@
       </w:pPr>
       <w:r>
         <w:rPr>
+          <w:bCs/>
           <w:b/>
-          <w:bCs/>
         </w:rPr>
         <w:t xml:space="preserve">A page fetched</w:t>
       </w:r>
@@ -1080,8 +1089,8 @@
       </w:pPr>
       <w:r>
         <w:rPr>
+          <w:bCs/>
           <w:b/>
-          <w:bCs/>
         </w:rPr>
         <w:t xml:space="preserve">A web API</w:t>
       </w:r>
@@ -1448,8 +1457,8 @@
       </w:pPr>
       <w:r>
         <w:rPr>
+          <w:bCs/>
           <w:b/>
-          <w:bCs/>
         </w:rPr>
         <w:t xml:space="preserve">An FTP server as a volume</w:t>
       </w:r>
@@ -1740,8 +1749,8 @@
         <w:t xml:space="preserve">them belong.</w:t>
       </w:r>
     </w:p>
-    <w:bookmarkEnd w:id="21"/>
-    <w:bookmarkStart w:id="22" w:name="index"/>
+    <w:bookmarkEnd w:id="23"/>
+    <w:bookmarkStart w:id="24" w:name="index"/>
     <w:p>
       <w:pPr>
         <w:pStyle w:val="Heading2"/>
@@ -1763,6 +1772,7 @@
         <w:tblStyle w:val="Table"/>
         <w:tblW w:type="auto" w:w="0"/>
         <w:tblLook w:firstRow="1" w:lastRow="0" w:firstColumn="0" w:lastColumn="0" w:noHBand="0" w:noVBand="0" w:val="0020"/>
+        <w:jc w:val="start"/>
       </w:tblPr>
       <w:tblGrid>
         <w:gridCol w:w="2640"/>
@@ -1771,13 +1781,14 @@
       </w:tblGrid>
       <w:tr>
         <w:trPr>
-          <w:tblHeader w:val="on"/>
+          <w:tblHeader w:val="true"/>
         </w:trPr>
         <w:tc>
           <w:tcPr/>
           <w:p>
             <w:pPr>
               <w:pStyle w:val="Compact"/>
+              <w:jc w:val="left"/>
             </w:pPr>
             <w:r>
               <w:t xml:space="preserve">Name</w:t>
@@ -1789,6 +1800,7 @@
           <w:p>
             <w:pPr>
               <w:pStyle w:val="Compact"/>
+              <w:jc w:val="left"/>
             </w:pPr>
             <w:r>
               <w:t xml:space="preserve">What it does</w:t>
@@ -1800,6 +1812,7 @@
           <w:p>
             <w:pPr>
               <w:pStyle w:val="Compact"/>
+              <w:jc w:val="left"/>
             </w:pPr>
             <w:r>
               <w:t xml:space="preserve">Header</w:t>
@@ -1813,6 +1826,7 @@
           <w:p>
             <w:pPr>
               <w:pStyle w:val="Compact"/>
+              <w:jc w:val="left"/>
             </w:pPr>
             <w:r>
               <w:rPr>
@@ -1827,6 +1841,7 @@
           <w:p>
             <w:pPr>
               <w:pStyle w:val="Compact"/>
+              <w:jc w:val="left"/>
             </w:pPr>
             <w:r>
               <w:t xml:space="preserve">Perform an HTTP request.</w:t>
@@ -1838,6 +1853,7 @@
           <w:p>
             <w:pPr>
               <w:pStyle w:val="Compact"/>
+              <w:jc w:val="left"/>
             </w:pPr>
             <w:r>
               <w:rPr>
@@ -1854,6 +1870,7 @@
           <w:p>
             <w:pPr>
               <w:pStyle w:val="Compact"/>
+              <w:jc w:val="left"/>
             </w:pPr>
             <w:r>
               <w:rPr>
@@ -1868,6 +1885,7 @@
           <w:p>
             <w:pPr>
               <w:pStyle w:val="Compact"/>
+              <w:jc w:val="left"/>
             </w:pPr>
             <w:r>
               <w:t xml:space="preserve">Perform an HTTP request.</w:t>
@@ -1879,6 +1897,7 @@
           <w:p>
             <w:pPr>
               <w:pStyle w:val="Compact"/>
+              <w:jc w:val="left"/>
             </w:pPr>
             <w:r>
               <w:rPr>
@@ -1895,6 +1914,7 @@
           <w:p>
             <w:pPr>
               <w:pStyle w:val="Compact"/>
+              <w:jc w:val="left"/>
             </w:pPr>
             <w:r>
               <w:rPr>
@@ -1909,6 +1929,7 @@
           <w:p>
             <w:pPr>
               <w:pStyle w:val="Compact"/>
+              <w:jc w:val="left"/>
             </w:pPr>
             <w:r>
               <w:t xml:space="preserve">Perform an HTTP request.</w:t>
@@ -1920,6 +1941,7 @@
           <w:p>
             <w:pPr>
               <w:pStyle w:val="Compact"/>
+              <w:jc w:val="left"/>
             </w:pPr>
             <w:r>
               <w:rPr>
@@ -1936,6 +1958,7 @@
           <w:p>
             <w:pPr>
               <w:pStyle w:val="Compact"/>
+              <w:jc w:val="left"/>
             </w:pPr>
             <w:r>
               <w:rPr>
@@ -1950,6 +1973,7 @@
           <w:p>
             <w:pPr>
               <w:pStyle w:val="Compact"/>
+              <w:jc w:val="left"/>
             </w:pPr>
             <w:r>
               <w:t xml:space="preserve">(a type)</w:t>
@@ -1961,6 +1985,7 @@
           <w:p>
             <w:pPr>
               <w:pStyle w:val="Compact"/>
+              <w:jc w:val="left"/>
             </w:pPr>
             <w:r>
               <w:rPr>
@@ -1977,6 +2002,7 @@
           <w:p>
             <w:pPr>
               <w:pStyle w:val="Compact"/>
+              <w:jc w:val="left"/>
             </w:pPr>
             <w:r>
               <w:rPr>
@@ -1991,6 +2017,7 @@
           <w:p>
             <w:pPr>
               <w:pStyle w:val="Compact"/>
+              <w:jc w:val="left"/>
             </w:pPr>
             <w:r>
               <w:t xml:space="preserve">a password -&gt; its hexpass (XOR a fixed key, in hex: obfuscated, not encrypted) in out (cap bytes, cut to fit)</w:t>
@@ -2002,6 +2029,7 @@
           <w:p>
             <w:pPr>
               <w:pStyle w:val="Compact"/>
+              <w:jc w:val="left"/>
             </w:pPr>
             <w:r>
               <w:rPr>
@@ -2018,6 +2046,7 @@
           <w:p>
             <w:pPr>
               <w:pStyle w:val="Compact"/>
+              <w:jc w:val="left"/>
             </w:pPr>
             <w:r>
               <w:rPr>
@@ -2032,6 +2061,7 @@
           <w:p>
             <w:pPr>
               <w:pStyle w:val="Compact"/>
+              <w:jc w:val="left"/>
             </w:pPr>
             <w:r>
               <w:t xml:space="preserve">a hexpass (ftpfs_obf_hex) -&gt; the password in out (cap bytes, cut to fit)</w:t>
@@ -2043,6 +2073,7 @@
           <w:p>
             <w:pPr>
               <w:pStyle w:val="Compact"/>
+              <w:jc w:val="left"/>
             </w:pPr>
             <w:r>
               <w:rPr>
@@ -2059,6 +2090,7 @@
           <w:p>
             <w:pPr>
               <w:pStyle w:val="Compact"/>
+              <w:jc w:val="left"/>
             </w:pPr>
             <w:r>
               <w:rPr>
@@ -2073,6 +2105,7 @@
           <w:p>
             <w:pPr>
               <w:pStyle w:val="Compact"/>
+              <w:jc w:val="left"/>
             </w:pPr>
             <w:r>
               <w:t xml:space="preserve">Parse one file line</w:t>
@@ -2084,6 +2117,7 @@
           <w:p>
             <w:pPr>
               <w:pStyle w:val="Compact"/>
+              <w:jc w:val="left"/>
             </w:pPr>
             <w:r>
               <w:rPr>
@@ -2100,6 +2134,7 @@
           <w:p>
             <w:pPr>
               <w:pStyle w:val="Compact"/>
+              <w:jc w:val="left"/>
             </w:pPr>
             <w:r>
               <w:rPr>
@@ -2114,6 +2149,7 @@
           <w:p>
             <w:pPr>
               <w:pStyle w:val="Compact"/>
+              <w:jc w:val="left"/>
             </w:pPr>
             <w:r>
               <w:t xml:space="preserve">Format one file line (with '\n')</w:t>
@@ -2125,6 +2161,7 @@
           <w:p>
             <w:pPr>
               <w:pStyle w:val="Compact"/>
+              <w:jc w:val="left"/>
             </w:pPr>
             <w:r>
               <w:rPr>
@@ -2141,6 +2178,7 @@
           <w:p>
             <w:pPr>
               <w:pStyle w:val="Compact"/>
+              <w:jc w:val="left"/>
             </w:pPr>
             <w:r>
               <w:rPr>
@@ -2155,6 +2193,7 @@
           <w:p>
             <w:pPr>
               <w:pStyle w:val="Compact"/>
+              <w:jc w:val="left"/>
             </w:pPr>
             <w:r>
               <w:t xml:space="preserve">A text file saved by a Windows editor</w:t>
@@ -2166,6 +2205,7 @@
           <w:p>
             <w:pPr>
               <w:pStyle w:val="Compact"/>
+              <w:jc w:val="left"/>
             </w:pPr>
             <w:r>
               <w:rPr>
@@ -2182,6 +2222,7 @@
           <w:p>
             <w:pPr>
               <w:pStyle w:val="Compact"/>
+              <w:jc w:val="left"/>
             </w:pPr>
             <w:r>
               <w:rPr>
@@ -2196,6 +2237,7 @@
           <w:p>
             <w:pPr>
               <w:pStyle w:val="Compact"/>
+              <w:jc w:val="left"/>
             </w:pPr>
             <w:r>
               <w:t xml:space="preserve">The remembered servers, in file order.</w:t>
@@ -2207,6 +2249,7 @@
           <w:p>
             <w:pPr>
               <w:pStyle w:val="Compact"/>
+              <w:jc w:val="left"/>
             </w:pPr>
             <w:r>
               <w:rPr>
@@ -2223,6 +2266,7 @@
           <w:p>
             <w:pPr>
               <w:pStyle w:val="Compact"/>
+              <w:jc w:val="left"/>
             </w:pPr>
             <w:r>
               <w:rPr>
@@ -2237,6 +2281,7 @@
           <w:p>
             <w:pPr>
               <w:pStyle w:val="Compact"/>
+              <w:jc w:val="left"/>
             </w:pPr>
             <w:r>
               <w:t xml:space="preserve">The remembered servers, in file order.</w:t>
@@ -2248,6 +2293,7 @@
           <w:p>
             <w:pPr>
               <w:pStyle w:val="Compact"/>
+              <w:jc w:val="left"/>
             </w:pPr>
             <w:r>
               <w:rPr>
@@ -2264,6 +2310,7 @@
           <w:p>
             <w:pPr>
               <w:pStyle w:val="Compact"/>
+              <w:jc w:val="left"/>
             </w:pPr>
             <w:r>
               <w:rPr>
@@ -2278,6 +2325,7 @@
           <w:p>
             <w:pPr>
               <w:pStyle w:val="Compact"/>
+              <w:jc w:val="left"/>
             </w:pPr>
             <w:r>
               <w:t xml:space="preserve">The remembered servers, in file order.</w:t>
@@ -2289,6 +2337,7 @@
           <w:p>
             <w:pPr>
               <w:pStyle w:val="Compact"/>
+              <w:jc w:val="left"/>
             </w:pPr>
             <w:r>
               <w:rPr>
@@ -2305,6 +2354,7 @@
           <w:p>
             <w:pPr>
               <w:pStyle w:val="Compact"/>
+              <w:jc w:val="left"/>
             </w:pPr>
             <w:r>
               <w:rPr>
@@ -2319,6 +2369,7 @@
           <w:p>
             <w:pPr>
               <w:pStyle w:val="Compact"/>
+              <w:jc w:val="left"/>
             </w:pPr>
             <w:r>
               <w:t xml:space="preserve">The remembered servers, in file order.</w:t>
@@ -2330,6 +2381,7 @@
           <w:p>
             <w:pPr>
               <w:pStyle w:val="Compact"/>
+              <w:jc w:val="left"/>
             </w:pPr>
             <w:r>
               <w:rPr>
@@ -2346,6 +2398,7 @@
           <w:p>
             <w:pPr>
               <w:pStyle w:val="Compact"/>
+              <w:jc w:val="left"/>
             </w:pPr>
             <w:r>
               <w:rPr>
@@ -2360,6 +2413,7 @@
           <w:p>
             <w:pPr>
               <w:pStyle w:val="Compact"/>
+              <w:jc w:val="left"/>
             </w:pPr>
             <w:r>
               <w:t xml:space="preserve">Transport / protocol errors are reported as a NEGATIVE HttpResponse::status.</w:t>
@@ -2371,6 +2425,7 @@
           <w:p>
             <w:pPr>
               <w:pStyle w:val="Compact"/>
+              <w:jc w:val="left"/>
             </w:pPr>
             <w:r>
               <w:rPr>
@@ -2387,6 +2442,7 @@
           <w:p>
             <w:pPr>
               <w:pStyle w:val="Compact"/>
+              <w:jc w:val="left"/>
             </w:pPr>
             <w:r>
               <w:rPr>
@@ -2401,6 +2457,7 @@
           <w:p>
             <w:pPr>
               <w:pStyle w:val="Compact"/>
+              <w:jc w:val="left"/>
             </w:pPr>
             <w:r>
               <w:t xml:space="preserve">The length of the string s (0 for a null pointer).</w:t>
@@ -2412,6 +2469,7 @@
           <w:p>
             <w:pPr>
               <w:pStyle w:val="Compact"/>
+              <w:jc w:val="left"/>
             </w:pPr>
             <w:r>
               <w:rPr>
@@ -2428,6 +2486,7 @@
           <w:p>
             <w:pPr>
               <w:pStyle w:val="Compact"/>
+              <w:jc w:val="left"/>
             </w:pPr>
             <w:r>
               <w:rPr>
@@ -2442,6 +2501,7 @@
           <w:p>
             <w:pPr>
               <w:pStyle w:val="Compact"/>
+              <w:jc w:val="left"/>
             </w:pPr>
             <w:r>
               <w:t xml:space="preserve">c in lower case ('A'..'Z' only).</w:t>
@@ -2453,6 +2513,7 @@
           <w:p>
             <w:pPr>
               <w:pStyle w:val="Compact"/>
+              <w:jc w:val="left"/>
             </w:pPr>
             <w:r>
               <w:rPr>
@@ -2469,6 +2530,7 @@
           <w:p>
             <w:pPr>
               <w:pStyle w:val="Compact"/>
+              <w:jc w:val="left"/>
             </w:pPr>
             <w:r>
               <w:rPr>
@@ -2483,6 +2545,7 @@
           <w:p>
             <w:pPr>
               <w:pStyle w:val="Compact"/>
+              <w:jc w:val="left"/>
             </w:pPr>
             <w:r>
               <w:t xml:space="preserve">Append s (or n bytes of s) to d[*o], never overflowing cap</w:t>
@@ -2494,6 +2557,7 @@
           <w:p>
             <w:pPr>
               <w:pStyle w:val="Compact"/>
+              <w:jc w:val="left"/>
             </w:pPr>
             <w:r>
               <w:rPr>
@@ -2510,6 +2574,7 @@
           <w:p>
             <w:pPr>
               <w:pStyle w:val="Compact"/>
+              <w:jc w:val="left"/>
             </w:pPr>
             <w:r>
               <w:rPr>
@@ -2524,6 +2589,7 @@
           <w:p>
             <w:pPr>
               <w:pStyle w:val="Compact"/>
+              <w:jc w:val="left"/>
             </w:pPr>
             <w:r>
               <w:t xml:space="preserve">Append s (or n bytes of s) to d[*o], never overflowing cap</w:t>
@@ -2535,6 +2601,7 @@
           <w:p>
             <w:pPr>
               <w:pStyle w:val="Compact"/>
+              <w:jc w:val="left"/>
             </w:pPr>
             <w:r>
               <w:rPr>
@@ -2551,6 +2618,7 @@
           <w:p>
             <w:pPr>
               <w:pStyle w:val="Compact"/>
+              <w:jc w:val="left"/>
             </w:pPr>
             <w:r>
               <w:rPr>
@@ -2565,6 +2633,7 @@
           <w:p>
             <w:pPr>
               <w:pStyle w:val="Compact"/>
+              <w:jc w:val="left"/>
             </w:pPr>
             <w:r>
               <w:t xml:space="preserve">Append s (or n bytes of s) to d[*o], never overflowing cap</w:t>
@@ -2576,6 +2645,7 @@
           <w:p>
             <w:pPr>
               <w:pStyle w:val="Compact"/>
+              <w:jc w:val="left"/>
             </w:pPr>
             <w:r>
               <w:rPr>
@@ -2592,6 +2662,7 @@
           <w:p>
             <w:pPr>
               <w:pStyle w:val="Compact"/>
+              <w:jc w:val="left"/>
             </w:pPr>
             <w:r>
               <w:rPr>
@@ -2606,6 +2677,7 @@
           <w:p>
             <w:pPr>
               <w:pStyle w:val="Compact"/>
+              <w:jc w:val="left"/>
             </w:pPr>
             <w:r>
               <w:t xml:space="preserve">Case-insensitive lookup of a header in [hdr, hdr+hlen).</w:t>
@@ -2617,6 +2689,7 @@
           <w:p>
             <w:pPr>
               <w:pStyle w:val="Compact"/>
+              <w:jc w:val="left"/>
             </w:pPr>
             <w:r>
               <w:rPr>
@@ -2633,6 +2706,7 @@
           <w:p>
             <w:pPr>
               <w:pStyle w:val="Compact"/>
+              <w:jc w:val="left"/>
             </w:pPr>
             <w:r>
               <w:rPr>
@@ -2647,6 +2721,7 @@
           <w:p>
             <w:pPr>
               <w:pStyle w:val="Compact"/>
+              <w:jc w:val="left"/>
             </w:pPr>
             <w:r>
               <w:t xml:space="preserve">The decimal number at the start of [s, s+n) (its leading digits, no sign) -&gt; its value, 0 if there is no digit.</w:t>
@@ -2658,6 +2733,7 @@
           <w:p>
             <w:pPr>
               <w:pStyle w:val="Compact"/>
+              <w:jc w:val="left"/>
             </w:pPr>
             <w:r>
               <w:rPr>
@@ -2674,6 +2750,7 @@
           <w:p>
             <w:pPr>
               <w:pStyle w:val="Compact"/>
+              <w:jc w:val="left"/>
             </w:pPr>
             <w:r>
               <w:rPr>
@@ -2688,6 +2765,7 @@
           <w:p>
             <w:pPr>
               <w:pStyle w:val="Compact"/>
+              <w:jc w:val="left"/>
             </w:pPr>
             <w:r>
               <w:t xml:space="preserve">Case-insensitive</w:t>
@@ -2699,6 +2777,7 @@
           <w:p>
             <w:pPr>
               <w:pStyle w:val="Compact"/>
+              <w:jc w:val="left"/>
             </w:pPr>
             <w:r>
               <w:rPr>
@@ -2715,6 +2794,7 @@
           <w:p>
             <w:pPr>
               <w:pStyle w:val="Compact"/>
+              <w:jc w:val="left"/>
             </w:pPr>
             <w:r>
               <w:rPr>
@@ -2729,6 +2809,7 @@
           <w:p>
             <w:pPr>
               <w:pStyle w:val="Compact"/>
+              <w:jc w:val="left"/>
             </w:pPr>
             <w:r>
               <w:t xml:space="preserve">Decode HTTP chunked transfer-coding in place over [b, b+len).</w:t>
@@ -2740,6 +2821,7 @@
           <w:p>
             <w:pPr>
               <w:pStyle w:val="Compact"/>
+              <w:jc w:val="left"/>
             </w:pPr>
             <w:r>
               <w:rPr>
@@ -2756,6 +2838,7 @@
           <w:p>
             <w:pPr>
               <w:pStyle w:val="Compact"/>
+              <w:jc w:val="left"/>
             </w:pPr>
             <w:r>
               <w:rPr>
@@ -2770,6 +2853,7 @@
           <w:p>
             <w:pPr>
               <w:pStyle w:val="Compact"/>
+              <w:jc w:val="left"/>
             </w:pPr>
             <w:r>
               <w:t xml:space="preserve">Does the string s start with pfx, the case ignored?</w:t>
@@ -2781,6 +2865,7 @@
           <w:p>
             <w:pPr>
               <w:pStyle w:val="Compact"/>
+              <w:jc w:val="left"/>
             </w:pPr>
             <w:r>
               <w:rPr>
@@ -2797,6 +2882,7 @@
           <w:p>
             <w:pPr>
               <w:pStyle w:val="Compact"/>
+              <w:jc w:val="left"/>
             </w:pPr>
             <w:r>
               <w:rPr>
@@ -2811,6 +2897,7 @@
           <w:p>
             <w:pPr>
               <w:pStyle w:val="Compact"/>
+              <w:jc w:val="left"/>
             </w:pPr>
             <w:r>
               <w:t xml:space="preserve">Parse "[http(s)://]host[:port][/path]".</w:t>
@@ -2822,6 +2909,7 @@
           <w:p>
             <w:pPr>
               <w:pStyle w:val="Compact"/>
+              <w:jc w:val="left"/>
             </w:pPr>
             <w:r>
               <w:rPr>
@@ -2838,6 +2926,7 @@
           <w:p>
             <w:pPr>
               <w:pStyle w:val="Compact"/>
+              <w:jc w:val="left"/>
             </w:pPr>
             <w:r>
               <w:rPr>
@@ -2852,6 +2941,7 @@
           <w:p>
             <w:pPr>
               <w:pStyle w:val="Compact"/>
+              <w:jc w:val="left"/>
             </w:pPr>
             <w:r>
               <w:t xml:space="preserve">Resolve a redirect Location against the current absolute URL</w:t>
@@ -2875,6 +2965,7 @@
           <w:p>
             <w:pPr>
               <w:pStyle w:val="Compact"/>
+              <w:jc w:val="left"/>
             </w:pPr>
             <w:r>
               <w:rPr>
@@ -2891,6 +2982,7 @@
           <w:p>
             <w:pPr>
               <w:pStyle w:val="Compact"/>
+              <w:jc w:val="left"/>
             </w:pPr>
             <w:r>
               <w:rPr>
@@ -2905,6 +2997,7 @@
           <w:p>
             <w:pPr>
               <w:pStyle w:val="Compact"/>
+              <w:jc w:val="left"/>
             </w:pPr>
             <w:r>
               <w:t xml:space="preserve">A thin send/recv/close seam so HttpClient is oblivious to http vs https.</w:t>
@@ -2916,6 +3009,7 @@
           <w:p>
             <w:pPr>
               <w:pStyle w:val="Compact"/>
+              <w:jc w:val="left"/>
             </w:pPr>
             <w:r>
               <w:rPr>
@@ -2932,6 +3026,7 @@
           <w:p>
             <w:pPr>
               <w:pStyle w:val="Compact"/>
+              <w:jc w:val="left"/>
             </w:pPr>
             <w:r>
               <w:rPr>
@@ -2946,6 +3041,7 @@
           <w:p>
             <w:pPr>
               <w:pStyle w:val="Compact"/>
+              <w:jc w:val="left"/>
             </w:pPr>
             <w:r>
               <w:t xml:space="preserve">Open the connection (and TLS handshake if requested).</w:t>
@@ -2957,6 +3053,7 @@
           <w:p>
             <w:pPr>
               <w:pStyle w:val="Compact"/>
+              <w:jc w:val="left"/>
             </w:pPr>
             <w:r>
               <w:rPr>
@@ -2973,6 +3070,7 @@
           <w:p>
             <w:pPr>
               <w:pStyle w:val="Compact"/>
+              <w:jc w:val="left"/>
             </w:pPr>
             <w:r>
               <w:rPr>
@@ -2987,6 +3085,7 @@
           <w:p>
             <w:pPr>
               <w:pStyle w:val="Compact"/>
+              <w:jc w:val="left"/>
             </w:pPr>
             <w:r>
               <w:t xml:space="preserve">Open the connection (and TLS handshake if requested).</w:t>
@@ -2998,6 +3097,7 @@
           <w:p>
             <w:pPr>
               <w:pStyle w:val="Compact"/>
+              <w:jc w:val="left"/>
             </w:pPr>
             <w:r>
               <w:rPr>
@@ -3014,6 +3114,7 @@
           <w:p>
             <w:pPr>
               <w:pStyle w:val="Compact"/>
+              <w:jc w:val="left"/>
             </w:pPr>
             <w:r>
               <w:rPr>
@@ -3028,6 +3129,7 @@
           <w:p>
             <w:pPr>
               <w:pStyle w:val="Compact"/>
+              <w:jc w:val="left"/>
             </w:pPr>
             <w:r>
               <w:t xml:space="preserve">Open the connection (and TLS handshake if requested).</w:t>
@@ -3039,6 +3141,7 @@
           <w:p>
             <w:pPr>
               <w:pStyle w:val="Compact"/>
+              <w:jc w:val="left"/>
             </w:pPr>
             <w:r>
               <w:rPr>
@@ -3055,6 +3158,7 @@
           <w:p>
             <w:pPr>
               <w:pStyle w:val="Compact"/>
+              <w:jc w:val="left"/>
             </w:pPr>
             <w:r>
               <w:rPr>
@@ -3069,6 +3173,7 @@
           <w:p>
             <w:pPr>
               <w:pStyle w:val="Compact"/>
+              <w:jc w:val="left"/>
             </w:pPr>
             <w:r>
               <w:t xml:space="preserve">Open the connection (and TLS handshake if requested).</w:t>
@@ -3080,6 +3185,7 @@
           <w:p>
             <w:pPr>
               <w:pStyle w:val="Compact"/>
+              <w:jc w:val="left"/>
             </w:pPr>
             <w:r>
               <w:rPr>
@@ -3096,6 +3202,7 @@
           <w:p>
             <w:pPr>
               <w:pStyle w:val="Compact"/>
+              <w:jc w:val="left"/>
             </w:pPr>
             <w:r>
               <w:rPr>
@@ -3110,6 +3217,7 @@
           <w:p>
             <w:pPr>
               <w:pStyle w:val="Compact"/>
+              <w:jc w:val="left"/>
             </w:pPr>
             <w:r>
               <w:t xml:space="preserve">Open the connection (and TLS handshake if requested).</w:t>
@@ -3121,6 +3229,7 @@
           <w:p>
             <w:pPr>
               <w:pStyle w:val="Compact"/>
+              <w:jc w:val="left"/>
             </w:pPr>
             <w:r>
               <w:rPr>
@@ -3137,6 +3246,7 @@
           <w:p>
             <w:pPr>
               <w:pStyle w:val="Compact"/>
+              <w:jc w:val="left"/>
             </w:pPr>
             <w:r>
               <w:rPr>
@@ -3151,6 +3261,7 @@
           <w:p>
             <w:pPr>
               <w:pStyle w:val="Compact"/>
+              <w:jc w:val="left"/>
             </w:pPr>
             <w:r>
               <w:t xml:space="preserve">Open the connection (and TLS handshake if requested).</w:t>
@@ -3162,6 +3273,7 @@
           <w:p>
             <w:pPr>
               <w:pStyle w:val="Compact"/>
+              <w:jc w:val="left"/>
             </w:pPr>
             <w:r>
               <w:rPr>
@@ -3178,6 +3290,7 @@
           <w:p>
             <w:pPr>
               <w:pStyle w:val="Compact"/>
+              <w:jc w:val="left"/>
             </w:pPr>
             <w:r>
               <w:rPr>
@@ -3192,6 +3305,7 @@
           <w:p>
             <w:pPr>
               <w:pStyle w:val="Compact"/>
+              <w:jc w:val="left"/>
             </w:pPr>
             <w:r>
               <w:t xml:space="preserve">A parsed HTTP response.</w:t>
@@ -3203,6 +3317,7 @@
           <w:p>
             <w:pPr>
               <w:pStyle w:val="Compact"/>
+              <w:jc w:val="left"/>
             </w:pPr>
             <w:r>
               <w:rPr>
@@ -3219,6 +3334,7 @@
           <w:p>
             <w:pPr>
               <w:pStyle w:val="Compact"/>
+              <w:jc w:val="left"/>
             </w:pPr>
             <w:r>
               <w:rPr>
@@ -3233,6 +3349,7 @@
           <w:p>
             <w:pPr>
               <w:pStyle w:val="Compact"/>
+              <w:jc w:val="left"/>
             </w:pPr>
             <w:r>
               <w:t xml:space="preserve">Reusable HTTP/1.1 client.</w:t>
@@ -3244,6 +3361,7 @@
           <w:p>
             <w:pPr>
               <w:pStyle w:val="Compact"/>
+              <w:jc w:val="left"/>
             </w:pPr>
             <w:r>
               <w:rPr>
@@ -3262,8 +3380,8 @@
         </w:pict>
       </w:r>
     </w:p>
-    <w:bookmarkEnd w:id="22"/>
-    <w:bookmarkStart w:id="25" w:name="netkithttpch"/>
+    <w:bookmarkEnd w:id="24"/>
+    <w:bookmarkStart w:id="27" w:name="netkithttpch"/>
     <w:p>
       <w:pPr>
         <w:pStyle w:val="Heading2"/>
@@ -3682,7 +3800,7 @@
         <w:t xml:space="preserve">;</w:t>
       </w:r>
     </w:p>
-    <w:bookmarkStart w:id="23" w:name="internals-hc__"/>
+    <w:bookmarkStart w:id="25" w:name="internals-hc__"/>
     <w:p>
       <w:pPr>
         <w:pStyle w:val="Heading3"/>
@@ -3707,8 +3825,8 @@
         <w:t xml:space="preserve">Parse "[http://]host[:port][/path]" into host / port / path (path defaults "/").</w:t>
       </w:r>
     </w:p>
-    <w:bookmarkEnd w:id="23"/>
-    <w:bookmarkStart w:id="24" w:name="public-api"/>
+    <w:bookmarkEnd w:id="25"/>
+    <w:bookmarkStart w:id="26" w:name="public-api"/>
     <w:p>
       <w:pPr>
         <w:pStyle w:val="Heading3"/>
@@ -4417,9 +4535,9 @@
         <w:t xml:space="preserve">);</w:t>
       </w:r>
     </w:p>
-    <w:bookmarkEnd w:id="24"/>
-    <w:bookmarkEnd w:id="25"/>
-    <w:bookmarkStart w:id="26" w:name="netkitftpfsh"/>
+    <w:bookmarkEnd w:id="26"/>
+    <w:bookmarkEnd w:id="27"/>
+    <w:bookmarkStart w:id="28" w:name="netkitftpfsh"/>
     <w:p>
       <w:pPr>
         <w:pStyle w:val="Heading2"/>
@@ -5829,8 +5947,8 @@
         <w:t xml:space="preserve">);</w:t>
       </w:r>
     </w:p>
-    <w:bookmarkEnd w:id="26"/>
-    <w:bookmarkStart w:id="28" w:name="netkithttphpp"/>
+    <w:bookmarkEnd w:id="28"/>
+    <w:bookmarkStart w:id="30" w:name="netkithttphpp"/>
     <w:p>
       <w:pPr>
         <w:pStyle w:val="Heading2"/>
@@ -8369,7 +8487,7 @@
         <w:t xml:space="preserve">}</w:t>
       </w:r>
     </w:p>
-    <w:bookmarkStart w:id="27" w:name="X66dd941e7d8baaf65cfe241def6be4f7fbd4121"/>
+    <w:bookmarkStart w:id="29" w:name="X66dd941e7d8baaf65cfe241def6be4f7fbd4121"/>
     <w:p>
       <w:pPr>
         <w:pStyle w:val="Heading3"/>
@@ -27933,8 +28051,8 @@
         <w:t xml:space="preserve">};</w:t>
       </w:r>
     </w:p>
-    <w:bookmarkEnd w:id="27"/>
-    <w:bookmarkEnd w:id="28"/>
+    <w:bookmarkEnd w:id="29"/>
+    <w:bookmarkEnd w:id="30"/>
     <w:sectPr>
       <w:footerReference r:id="rId9" w:type="default"/>
       <w:footnotePr>
@@ -28016,14 +28134,14 @@
 <file path=word/numbering.xml><?xml version="1.0" encoding="utf-8"?>
 <w:numbering xmlns:w="http://schemas.openxmlformats.org/wordprocessingml/2006/main">
   <w:abstractNum w:abstractNumId="990">
-    <w:nsid w:val="0000A990"/>
+    <w:nsid w:val="A990"/>
     <w:multiLevelType w:val="multilevel"/>
     <w:lvl w:ilvl="0">
       <w:numFmt w:val="bullet"/>
       <w:lvlText w:val=" "/>
       <w:lvlJc w:val="left"/>
       <w:pPr>
-        <w:ind w:left="720" w:hanging="360"/>
+        <w:ind w:left="720" w:hanging="480"/>
       </w:pPr>
     </w:lvl>
     <w:lvl w:ilvl="1">
@@ -28031,7 +28149,7 @@
       <w:lvlText w:val=" "/>
       <w:lvlJc w:val="left"/>
       <w:pPr>
-        <w:ind w:left="1440" w:hanging="360"/>
+        <w:ind w:left="1440" w:hanging="480"/>
       </w:pPr>
     </w:lvl>
     <w:lvl w:ilvl="2">
@@ -28039,7 +28157,7 @@
       <w:lvlText w:val=" "/>
       <w:lvlJc w:val="left"/>
       <w:pPr>
-        <w:ind w:left="2160" w:hanging="360"/>
+        <w:ind w:left="2160" w:hanging="480"/>
       </w:pPr>
     </w:lvl>
     <w:lvl w:ilvl="3">
@@ -28047,7 +28165,7 @@
       <w:lvlText w:val=" "/>
       <w:lvlJc w:val="left"/>
       <w:pPr>
-        <w:ind w:left="2880" w:hanging="360"/>
+        <w:ind w:left="2880" w:hanging="480"/>
       </w:pPr>
     </w:lvl>
     <w:lvl w:ilvl="4">
@@ -28055,7 +28173,7 @@
       <w:lvlText w:val=" "/>
       <w:lvlJc w:val="left"/>
       <w:pPr>
-        <w:ind w:left="3600" w:hanging="360"/>
+        <w:ind w:left="3600" w:hanging="480"/>
       </w:pPr>
     </w:lvl>
     <w:lvl w:ilvl="5">
@@ -28063,7 +28181,7 @@
       <w:lvlText w:val=" "/>
       <w:lvlJc w:val="left"/>
       <w:pPr>
-        <w:ind w:left="4320" w:hanging="360"/>
+        <w:ind w:left="4320" w:hanging="480"/>
       </w:pPr>
     </w:lvl>
     <w:lvl w:ilvl="6">
@@ -28071,7 +28189,7 @@
       <w:lvlText w:val=" "/>
       <w:lvlJc w:val="left"/>
       <w:pPr>
-        <w:ind w:left="5040" w:hanging="360"/>
+        <w:ind w:left="5040" w:hanging="480"/>
       </w:pPr>
     </w:lvl>
     <w:lvl w:ilvl="7">
@@ -28079,7 +28197,7 @@
       <w:lvlText w:val=" "/>
       <w:lvlJc w:val="left"/>
       <w:pPr>
-        <w:ind w:left="5760" w:hanging="360"/>
+        <w:ind w:left="5760" w:hanging="480"/>
       </w:pPr>
     </w:lvl>
     <w:lvl w:ilvl="8">
@@ -28087,12 +28205,12 @@
       <w:lvlText w:val=" "/>
       <w:lvlJc w:val="left"/>
       <w:pPr>
-        <w:ind w:left="6480" w:hanging="360"/>
+        <w:ind w:left="6480" w:hanging="480"/>
       </w:pPr>
     </w:lvl>
   </w:abstractNum>
   <w:abstractNum w:abstractNumId="99411">
-    <w:nsid w:val="00A99411"/>
+    <w:nsid w:val="A99411"/>
     <w:multiLevelType w:val="multilevel"/>
     <w:lvl w:ilvl="0">
       <w:start w:val="1"/>
@@ -28100,7 +28218,7 @@
       <w:lvlText w:val="%1."/>
       <w:lvlJc w:val="left"/>
       <w:pPr>
-        <w:ind w:left="720" w:hanging="360"/>
+        <w:ind w:left="720" w:hanging="480"/>
       </w:pPr>
     </w:lvl>
     <w:lvl w:ilvl="1">
@@ -28109,7 +28227,7 @@
       <w:lvlText w:val="%2."/>
       <w:lvlJc w:val="left"/>
       <w:pPr>
-        <w:ind w:left="1440" w:hanging="360"/>
+        <w:ind w:left="1440" w:hanging="480"/>
       </w:pPr>
     </w:lvl>
     <w:lvl w:ilvl="2">
@@ -28118,7 +28236,7 @@
       <w:lvlText w:val="%3."/>
       <w:lvlJc w:val="left"/>
       <w:pPr>
-        <w:ind w:left="2160" w:hanging="360"/>
+        <w:ind w:left="2160" w:hanging="480"/>
       </w:pPr>
     </w:lvl>
     <w:lvl w:ilvl="3">
@@ -28127,7 +28245,7 @@
       <w:lvlText w:val="%4."/>
       <w:lvlJc w:val="left"/>
       <w:pPr>
-        <w:ind w:left="2880" w:hanging="360"/>
+        <w:ind w:left="2880" w:hanging="480"/>
       </w:pPr>
     </w:lvl>
     <w:lvl w:ilvl="4">
@@ -28136,7 +28254,7 @@
       <w:lvlText w:val="%5."/>
       <w:lvlJc w:val="left"/>
       <w:pPr>
-        <w:ind w:left="3600" w:hanging="360"/>
+        <w:ind w:left="3600" w:hanging="480"/>
       </w:pPr>
     </w:lvl>
     <w:lvl w:ilvl="5">
@@ -28145,7 +28263,7 @@
       <w:lvlText w:val="%6."/>
       <w:lvlJc w:val="left"/>
       <w:pPr>
-        <w:ind w:left="4320" w:hanging="360"/>
+        <w:ind w:left="4320" w:hanging="480"/>
       </w:pPr>
     </w:lvl>
     <w:lvl w:ilvl="6">
@@ -28154,7 +28272,7 @@
       <w:lvlText w:val="%7."/>
       <w:lvlJc w:val="left"/>
       <w:pPr>
-        <w:ind w:left="5040" w:hanging="360"/>
+        <w:ind w:left="5040" w:hanging="480"/>
       </w:pPr>
     </w:lvl>
     <w:lvl w:ilvl="7">
@@ -28163,7 +28281,7 @@
       <w:lvlText w:val="%8."/>
       <w:lvlJc w:val="left"/>
       <w:pPr>
-        <w:ind w:left="5760" w:hanging="360"/>
+        <w:ind w:left="5760" w:hanging="480"/>
       </w:pPr>
     </w:lvl>
     <w:lvl w:ilvl="8">
@@ -28172,7 +28290,7 @@
       <w:lvlText w:val="%9."/>
       <w:lvlJc w:val="left"/>
       <w:pPr>
-        <w:ind w:left="6480" w:hanging="360"/>
+        <w:ind w:left="6480" w:hanging="480"/>
       </w:pPr>
     </w:lvl>
   </w:abstractNum>
@@ -28910,8 +29028,8 @@
     <w:name w:val="KeywordTok"/>
     <w:basedOn w:val="VerbatimChar"/>
     <w:rPr>
+      <w:color w:val="007020"/>
       <w:b/>
-      <w:color w:val="007020"/>
     </w:rPr>
   </w:style>
   <w:style w:type="character" w:customStyle="1" w:styleId="DataTypeTok">
@@ -28988,42 +29106,42 @@
     <w:name w:val="ImportTok"/>
     <w:basedOn w:val="VerbatimChar"/>
     <w:rPr>
+      <w:color w:val="008000"/>
       <w:b/>
-      <w:color w:val="008000"/>
     </w:rPr>
   </w:style>
   <w:style w:type="character" w:customStyle="1" w:styleId="CommentTok">
     <w:name w:val="CommentTok"/>
     <w:basedOn w:val="VerbatimChar"/>
     <w:rPr>
+      <w:color w:val="60a0b0"/>
       <w:i/>
-      <w:color w:val="60a0b0"/>
     </w:rPr>
   </w:style>
   <w:style w:type="character" w:customStyle="1" w:styleId="DocumentationTok">
     <w:name w:val="DocumentationTok"/>
     <w:basedOn w:val="VerbatimChar"/>
     <w:rPr>
+      <w:color w:val="ba2121"/>
       <w:i/>
-      <w:color w:val="ba2121"/>
     </w:rPr>
   </w:style>
   <w:style w:type="character" w:customStyle="1" w:styleId="AnnotationTok">
     <w:name w:val="AnnotationTok"/>
     <w:basedOn w:val="VerbatimChar"/>
     <w:rPr>
+      <w:color w:val="60a0b0"/>
       <w:b/>
       <w:i/>
-      <w:color w:val="60a0b0"/>
     </w:rPr>
   </w:style>
   <w:style w:type="character" w:customStyle="1" w:styleId="CommentVarTok">
     <w:name w:val="CommentVarTok"/>
     <w:basedOn w:val="VerbatimChar"/>
     <w:rPr>
+      <w:color w:val="60a0b0"/>
       <w:b/>
       <w:i/>
-      <w:color w:val="60a0b0"/>
     </w:rPr>
   </w:style>
   <w:style w:type="character" w:customStyle="1" w:styleId="OtherTok">
@@ -29051,8 +29169,8 @@
     <w:name w:val="ControlFlowTok"/>
     <w:basedOn w:val="VerbatimChar"/>
     <w:rPr>
+      <w:color w:val="007020"/>
       <w:b/>
-      <w:color w:val="007020"/>
     </w:rPr>
   </w:style>
   <w:style w:type="character" w:customStyle="1" w:styleId="OperatorTok">
@@ -29097,34 +29215,34 @@
     <w:name w:val="InformationTok"/>
     <w:basedOn w:val="VerbatimChar"/>
     <w:rPr>
+      <w:color w:val="60a0b0"/>
       <w:b/>
       <w:i/>
-      <w:color w:val="60a0b0"/>
     </w:rPr>
   </w:style>
   <w:style w:type="character" w:customStyle="1" w:styleId="WarningTok">
     <w:name w:val="WarningTok"/>
     <w:basedOn w:val="VerbatimChar"/>
     <w:rPr>
+      <w:color w:val="60a0b0"/>
       <w:b/>
       <w:i/>
-      <w:color w:val="60a0b0"/>
     </w:rPr>
   </w:style>
   <w:style w:type="character" w:customStyle="1" w:styleId="AlertTok">
     <w:name w:val="AlertTok"/>
     <w:basedOn w:val="VerbatimChar"/>
     <w:rPr>
+      <w:color w:val="ff0000"/>
       <w:b/>
-      <w:color w:val="ff0000"/>
     </w:rPr>
   </w:style>
   <w:style w:type="character" w:customStyle="1" w:styleId="ErrorTok">
     <w:name w:val="ErrorTok"/>
     <w:basedOn w:val="VerbatimChar"/>
     <w:rPr>
+      <w:color w:val="ff0000"/>
       <w:b/>
-      <w:color w:val="ff0000"/>
     </w:rPr>
   </w:style>
   <w:style w:type="character" w:customStyle="1" w:styleId="NormalTok">

--- a/docs/exports/13-NETKIT.docx
+++ b/docs/exports/13-NETKIT.docx
@@ -445,7 +445,7 @@
               <w:t xml:space="preserve"> </w:t>
             </w:r>
             <w:r>
-              <w:t xml:space="preserve">— 21 entries in its table (</w:t>
+              <w:t xml:space="preserve">— 28 entries in its table (</w:t>
             </w:r>
             <w:r>
               <w:rPr>
@@ -1717,6 +1717,397 @@
     <w:p>
       <w:pPr>
         <w:pStyle w:val="FirstParagraph"/>
+      </w:pPr>
+      <w:r>
+        <w:rPr>
+          <w:bCs/>
+          <w:b/>
+        </w:rPr>
+        <w:t xml:space="preserve">The known Wi-Fi networks</w:t>
+      </w:r>
+      <w:r>
+        <w:t xml:space="preserve"> </w:t>
+      </w:r>
+      <w:r>
+        <w:t xml:space="preserve">(</w:t>
+      </w:r>
+      <w:r>
+        <w:rPr>
+          <w:rStyle w:val="VerbatimChar"/>
+        </w:rPr>
+        <w:t xml:space="preserve">wifi.h</w:t>
+      </w:r>
+      <w:r>
+        <w:t xml:space="preserve">, 2026-10-09):</w:t>
+      </w:r>
+      <w:r>
+        <w:t xml:space="preserve"> </w:t>
+      </w:r>
+      <w:r>
+        <w:rPr>
+          <w:rStyle w:val="VerbatimChar"/>
+        </w:rPr>
+        <w:t xml:space="preserve">SD:/etc/wpa_supplicant.conf</w:t>
+      </w:r>
+      <w:r>
+        <w:t xml:space="preserve"> </w:t>
+      </w:r>
+      <w:r>
+        <w:t xml:space="preserve">read and written with every</w:t>
+      </w:r>
+      <w:r>
+        <w:t xml:space="preserve"> </w:t>
+      </w:r>
+      <w:r>
+        <w:t xml:space="preserve">network kept (the one joined last first), joining one at once (the scan itself is AppKit's</w:t>
+      </w:r>
+      <w:r>
+        <w:t xml:space="preserve"> </w:t>
+      </w:r>
+      <w:r>
+        <w:rPr>
+          <w:rStyle w:val="VerbatimChar"/>
+        </w:rPr>
+        <w:t xml:space="preserve">kapi_wlan_scan</w:t>
+      </w:r>
+      <w:r>
+        <w:t xml:space="preserve">). The menu</w:t>
+      </w:r>
+      <w:r>
+        <w:t xml:space="preserve"> </w:t>
+      </w:r>
+      <w:r>
+        <w:t xml:space="preserve">bar's Wi-Fi menu, the Wi-Fi applet and the console's Wi-Fi page share it:</w:t>
+      </w:r>
+    </w:p>
+    <w:p>
+      <w:pPr>
+        <w:pStyle w:val="SourceCode"/>
+      </w:pPr>
+      <w:r>
+        <w:rPr>
+          <w:rStyle w:val="KeywordTok"/>
+        </w:rPr>
+        <w:t xml:space="preserve">struct</w:t>
+      </w:r>
+      <w:r>
+        <w:rPr>
+          <w:rStyle w:val="NormalTok"/>
+        </w:rPr>
+        <w:t xml:space="preserve"> wifi_known k</w:t>
+      </w:r>
+      <w:r>
+        <w:rPr>
+          <w:rStyle w:val="OperatorTok"/>
+        </w:rPr>
+        <w:t xml:space="preserve">[</w:t>
+      </w:r>
+      <w:r>
+        <w:rPr>
+          <w:rStyle w:val="NormalTok"/>
+        </w:rPr>
+        <w:t xml:space="preserve">WIFI_KNOWN_MAX</w:t>
+      </w:r>
+      <w:r>
+        <w:rPr>
+          <w:rStyle w:val="OperatorTok"/>
+        </w:rPr>
+        <w:t xml:space="preserve">];</w:t>
+      </w:r>
+      <w:r>
+        <w:rPr>
+          <w:rStyle w:val="NormalTok"/>
+        </w:rPr>
+        <w:t xml:space="preserve"> </w:t>
+      </w:r>
+      <w:r>
+        <w:rPr>
+          <w:rStyle w:val="DataTypeTok"/>
+        </w:rPr>
+        <w:t xml:space="preserve">char</w:t>
+      </w:r>
+      <w:r>
+        <w:rPr>
+          <w:rStyle w:val="NormalTok"/>
+        </w:rPr>
+        <w:t xml:space="preserve"> cc</w:t>
+      </w:r>
+      <w:r>
+        <w:rPr>
+          <w:rStyle w:val="OperatorTok"/>
+        </w:rPr>
+        <w:t xml:space="preserve">[</w:t>
+      </w:r>
+      <w:r>
+        <w:rPr>
+          <w:rStyle w:val="DecValTok"/>
+        </w:rPr>
+        <w:t xml:space="preserve">8</w:t>
+      </w:r>
+      <w:r>
+        <w:rPr>
+          <w:rStyle w:val="OperatorTok"/>
+        </w:rPr>
+        <w:t xml:space="preserve">];</w:t>
+      </w:r>
+      <w:r>
+        <w:br/>
+      </w:r>
+      <w:r>
+        <w:rPr>
+          <w:rStyle w:val="DataTypeTok"/>
+        </w:rPr>
+        <w:t xml:space="preserve">int</w:t>
+      </w:r>
+      <w:r>
+        <w:rPr>
+          <w:rStyle w:val="NormalTok"/>
+        </w:rPr>
+        <w:t xml:space="preserve"> n </w:t>
+      </w:r>
+      <w:r>
+        <w:rPr>
+          <w:rStyle w:val="OperatorTok"/>
+        </w:rPr>
+        <w:t xml:space="preserve">=</w:t>
+      </w:r>
+      <w:r>
+        <w:rPr>
+          <w:rStyle w:val="NormalTok"/>
+        </w:rPr>
+        <w:t xml:space="preserve"> wifi_known_load </w:t>
+      </w:r>
+      <w:r>
+        <w:rPr>
+          <w:rStyle w:val="OperatorTok"/>
+        </w:rPr>
+        <w:t xml:space="preserve">(</w:t>
+      </w:r>
+      <w:r>
+        <w:rPr>
+          <w:rStyle w:val="NormalTok"/>
+        </w:rPr>
+        <w:t xml:space="preserve">k</w:t>
+      </w:r>
+      <w:r>
+        <w:rPr>
+          <w:rStyle w:val="OperatorTok"/>
+        </w:rPr>
+        <w:t xml:space="preserve">,</w:t>
+      </w:r>
+      <w:r>
+        <w:rPr>
+          <w:rStyle w:val="NormalTok"/>
+        </w:rPr>
+        <w:t xml:space="preserve"> WIFI_KNOWN_MAX</w:t>
+      </w:r>
+      <w:r>
+        <w:rPr>
+          <w:rStyle w:val="OperatorTok"/>
+        </w:rPr>
+        <w:t xml:space="preserve">,</w:t>
+      </w:r>
+      <w:r>
+        <w:rPr>
+          <w:rStyle w:val="NormalTok"/>
+        </w:rPr>
+        <w:t xml:space="preserve"> cc</w:t>
+      </w:r>
+      <w:r>
+        <w:rPr>
+          <w:rStyle w:val="OperatorTok"/>
+        </w:rPr>
+        <w:t xml:space="preserve">,</w:t>
+      </w:r>
+      <w:r>
+        <w:rPr>
+          <w:rStyle w:val="NormalTok"/>
+        </w:rPr>
+        <w:t xml:space="preserve"> </w:t>
+      </w:r>
+      <w:r>
+        <w:rPr>
+          <w:rStyle w:val="KeywordTok"/>
+        </w:rPr>
+        <w:t xml:space="preserve">sizeof</w:t>
+      </w:r>
+      <w:r>
+        <w:rPr>
+          <w:rStyle w:val="NormalTok"/>
+        </w:rPr>
+        <w:t xml:space="preserve"> cc</w:t>
+      </w:r>
+      <w:r>
+        <w:rPr>
+          <w:rStyle w:val="OperatorTok"/>
+        </w:rPr>
+        <w:t xml:space="preserve">);</w:t>
+      </w:r>
+      <w:r>
+        <w:rPr>
+          <w:rStyle w:val="NormalTok"/>
+        </w:rPr>
+        <w:t xml:space="preserve">   </w:t>
+      </w:r>
+      <w:r>
+        <w:rPr>
+          <w:rStyle w:val="CommentTok"/>
+        </w:rPr>
+        <w:t xml:space="preserve">// the networks, the country</w:t>
+      </w:r>
+      <w:r>
+        <w:br/>
+      </w:r>
+      <w:r>
+        <w:rPr>
+          <w:rStyle w:val="DataTypeTok"/>
+        </w:rPr>
+        <w:t xml:space="preserve">int</w:t>
+      </w:r>
+      <w:r>
+        <w:rPr>
+          <w:rStyle w:val="NormalTok"/>
+        </w:rPr>
+        <w:t xml:space="preserve"> r </w:t>
+      </w:r>
+      <w:r>
+        <w:rPr>
+          <w:rStyle w:val="OperatorTok"/>
+        </w:rPr>
+        <w:t xml:space="preserve">=</w:t>
+      </w:r>
+      <w:r>
+        <w:rPr>
+          <w:rStyle w:val="NormalTok"/>
+        </w:rPr>
+        <w:t xml:space="preserve"> wifi_join </w:t>
+      </w:r>
+      <w:r>
+        <w:rPr>
+          <w:rStyle w:val="OperatorTok"/>
+        </w:rPr>
+        <w:t xml:space="preserve">(</w:t>
+      </w:r>
+      <w:r>
+        <w:rPr>
+          <w:rStyle w:val="StringTok"/>
+        </w:rPr>
+        <w:t xml:space="preserve">"Maison"</w:t>
+      </w:r>
+      <w:r>
+        <w:rPr>
+          <w:rStyle w:val="OperatorTok"/>
+        </w:rPr>
+        <w:t xml:space="preserve">,</w:t>
+      </w:r>
+      <w:r>
+        <w:rPr>
+          <w:rStyle w:val="NormalTok"/>
+        </w:rPr>
+        <w:t xml:space="preserve"> WLAN_SEC_WPA2</w:t>
+      </w:r>
+      <w:r>
+        <w:rPr>
+          <w:rStyle w:val="OperatorTok"/>
+        </w:rPr>
+        <w:t xml:space="preserve">,</w:t>
+      </w:r>
+      <w:r>
+        <w:rPr>
+          <w:rStyle w:val="NormalTok"/>
+        </w:rPr>
+        <w:t xml:space="preserve"> </w:t>
+      </w:r>
+      <w:r>
+        <w:rPr>
+          <w:rStyle w:val="StringTok"/>
+        </w:rPr>
+        <w:t xml:space="preserve">"the password"</w:t>
+      </w:r>
+      <w:r>
+        <w:rPr>
+          <w:rStyle w:val="OperatorTok"/>
+        </w:rPr>
+        <w:t xml:space="preserve">);</w:t>
+      </w:r>
+      <w:r>
+        <w:rPr>
+          <w:rStyle w:val="NormalTok"/>
+        </w:rPr>
+        <w:t xml:space="preserve">  </w:t>
+      </w:r>
+      <w:r>
+        <w:rPr>
+          <w:rStyle w:val="CommentTok"/>
+        </w:rPr>
+        <w:t xml:space="preserve">// WIFI_OK (joining), WIFI_SAVED (a reboot joins it), WIFI_E*</w:t>
+      </w:r>
+      <w:r>
+        <w:br/>
+      </w:r>
+      <w:r>
+        <w:rPr>
+          <w:rStyle w:val="NormalTok"/>
+        </w:rPr>
+        <w:t xml:space="preserve">wifi_forget </w:t>
+      </w:r>
+      <w:r>
+        <w:rPr>
+          <w:rStyle w:val="OperatorTok"/>
+        </w:rPr>
+        <w:t xml:space="preserve">(</w:t>
+      </w:r>
+      <w:r>
+        <w:rPr>
+          <w:rStyle w:val="StringTok"/>
+        </w:rPr>
+        <w:t xml:space="preserve">"Voisin"</w:t>
+      </w:r>
+      <w:r>
+        <w:rPr>
+          <w:rStyle w:val="OperatorTok"/>
+        </w:rPr>
+        <w:t xml:space="preserve">);</w:t>
+      </w:r>
+      <w:r>
+        <w:br/>
+      </w:r>
+      <w:r>
+        <w:rPr>
+          <w:rStyle w:val="NormalTok"/>
+        </w:rPr>
+        <w:t xml:space="preserve">wifi_set_country </w:t>
+      </w:r>
+      <w:r>
+        <w:rPr>
+          <w:rStyle w:val="OperatorTok"/>
+        </w:rPr>
+        <w:t xml:space="preserve">(</w:t>
+      </w:r>
+      <w:r>
+        <w:rPr>
+          <w:rStyle w:val="StringTok"/>
+        </w:rPr>
+        <w:t xml:space="preserve">"BE"</w:t>
+      </w:r>
+      <w:r>
+        <w:rPr>
+          <w:rStyle w:val="OperatorTok"/>
+        </w:rPr>
+        <w:t xml:space="preserve">);</w:t>
+      </w:r>
+    </w:p>
+    <w:p>
+      <w:pPr>
+        <w:pStyle w:val="FirstParagraph"/>
+      </w:pPr>
+      <w:r>
+        <w:t xml:space="preserve">The passwords are in clear text on the card (the radio needs them).</w:t>
+      </w:r>
+    </w:p>
+    <w:p>
+      <w:pPr>
+        <w:pStyle w:val="BodyText"/>
       </w:pPr>
       <w:r>
         <w:t xml:space="preserve">The raw sockets (</w:t>

--- a/docs/exports/13-NETKIT.docx
+++ b/docs/exports/13-NETKIT.docx
@@ -24,133 +24,133 @@
       </w:pPr>
       <w:r>
         <w:rPr>
+          <w:i/>
           <w:iCs/>
+        </w:rPr>
+        <w:t xml:space="preserve">The reference of</w:t>
+      </w:r>
+      <w:r>
+        <w:rPr>
           <w:i/>
-        </w:rPr>
-        <w:t xml:space="preserve">The reference of</w:t>
-      </w:r>
-      <w:r>
-        <w:rPr>
           <w:iCs/>
+        </w:rPr>
+        <w:t xml:space="preserve"> </w:t>
+      </w:r>
+      <w:r>
+        <w:rPr>
+          <w:b/>
+          <w:bCs/>
           <w:i/>
-        </w:rPr>
-        <w:t xml:space="preserve"> </w:t>
-      </w:r>
-      <w:r>
-        <w:rPr>
-          <w:bCs/>
-          <w:b/>
           <w:iCs/>
+        </w:rPr>
+        <w:t xml:space="preserve">NetKit</w:t>
+      </w:r>
+      <w:r>
+        <w:rPr>
           <w:i/>
-        </w:rPr>
-        <w:t xml:space="preserve">NetKit</w:t>
-      </w:r>
-      <w:r>
-        <w:rPr>
           <w:iCs/>
+        </w:rPr>
+        <w:t xml:space="preserve"> </w:t>
+      </w:r>
+      <w:r>
+        <w:rPr>
           <w:i/>
-        </w:rPr>
-        <w:t xml:space="preserve"> </w:t>
-      </w:r>
-      <w:r>
-        <w:rPr>
           <w:iCs/>
+        </w:rPr>
+        <w:t xml:space="preserve">(</w:t>
+      </w:r>
+      <w:r>
+        <w:rPr>
+          <w:rStyle w:val="VerbatimChar"/>
           <w:i/>
-        </w:rPr>
-        <w:t xml:space="preserve">(</w:t>
+          <w:iCs/>
+        </w:rPr>
+        <w:t xml:space="preserve">SD:/lib/netkit.so</w:t>
+      </w:r>
+      <w:r>
+        <w:rPr>
+          <w:i/>
+          <w:iCs/>
+        </w:rPr>
+        <w:t xml:space="preserve">,</w:t>
+      </w:r>
+      <w:r>
+        <w:rPr>
+          <w:i/>
+          <w:iCs/>
+        </w:rPr>
+        <w:t xml:space="preserve"> </w:t>
       </w:r>
       <w:r>
         <w:rPr>
           <w:rStyle w:val="VerbatimChar"/>
+          <w:i/>
           <w:iCs/>
+        </w:rPr>
+        <w:t xml:space="preserve">user/Kits/netkit</w:t>
+      </w:r>
+      <w:r>
+        <w:rPr>
           <w:i/>
-        </w:rPr>
-        <w:t xml:space="preserve">SD:/lib/netkit.so</w:t>
-      </w:r>
-      <w:r>
-        <w:rPr>
           <w:iCs/>
+        </w:rPr>
+        <w:t xml:space="preserve">): what it is for, how a program uses it, and every operation it exposes. The operations' part is made from the kit's headers by</w:t>
+      </w:r>
+      <w:r>
+        <w:rPr>
           <w:i/>
-        </w:rPr>
-        <w:t xml:space="preserve">,</w:t>
-      </w:r>
-      <w:r>
-        <w:rPr>
           <w:iCs/>
+        </w:rPr>
+        <w:t xml:space="preserve"> </w:t>
+      </w:r>
+      <w:r>
+        <w:rPr>
+          <w:rStyle w:val="VerbatimChar"/>
           <w:i/>
-        </w:rPr>
-        <w:t xml:space="preserve"> </w:t>
-      </w:r>
-      <w:r>
-        <w:rPr>
-          <w:rStyle w:val="VerbatimChar"/>
           <w:iCs/>
+        </w:rPr>
+        <w:t xml:space="preserve">tools/docgen/kitdocs.py</w:t>
+      </w:r>
+      <w:r>
+        <w:rPr>
           <w:i/>
-        </w:rPr>
-        <w:t xml:space="preserve">user/Kits/netkit</w:t>
-      </w:r>
-      <w:r>
-        <w:rPr>
           <w:iCs/>
+        </w:rPr>
+        <w:t xml:space="preserve"> </w:t>
+      </w:r>
+      <w:r>
+        <w:rPr>
           <w:i/>
-        </w:rPr>
-        <w:t xml:space="preserve">): what it is for, how a program uses it, and every operation it exposes. The operations' part is made from the kit's headers by</w:t>
-      </w:r>
-      <w:r>
-        <w:rPr>
           <w:iCs/>
+        </w:rPr>
+        <w:t xml:space="preserve">— the headers are the source. Overview of all the kits:</w:t>
+      </w:r>
+      <w:r>
+        <w:rPr>
           <w:i/>
-        </w:rPr>
-        <w:t xml:space="preserve"> </w:t>
-      </w:r>
-      <w:r>
-        <w:rPr>
-          <w:rStyle w:val="VerbatimChar"/>
           <w:iCs/>
-          <w:i/>
-        </w:rPr>
-        <w:t xml:space="preserve">tools/docgen/kitdocs.py</w:t>
-      </w:r>
-      <w:r>
-        <w:rPr>
-          <w:iCs/>
-          <w:i/>
-        </w:rPr>
-        <w:t xml:space="preserve"> </w:t>
-      </w:r>
-      <w:r>
-        <w:rPr>
-          <w:iCs/>
-          <w:i/>
-        </w:rPr>
-        <w:t xml:space="preserve">— the headers are the source. Overview of all the kits:</w:t>
-      </w:r>
-      <w:r>
-        <w:rPr>
-          <w:iCs/>
-          <w:i/>
-        </w:rPr>
-        <w:t xml:space="preserve"> </w:t>
-      </w:r>
-      <w:hyperlink r:id="rId20">
+        </w:rPr>
+        <w:t xml:space="preserve"> </w:t>
+      </w:r>
+      <w:hyperlink r:id="rId18">
         <w:r>
           <w:rPr>
             <w:rStyle w:val="Hyperlink"/>
+            <w:i/>
             <w:iCs/>
-            <w:i/>
           </w:rPr>
           <w:t xml:space="preserve">The Kits</w:t>
         </w:r>
       </w:hyperlink>
       <w:r>
         <w:rPr>
+          <w:i/>
           <w:iCs/>
-          <w:i/>
         </w:rPr>
         <w:t xml:space="preserve">.</w:t>
       </w:r>
     </w:p>
-    <w:bookmarkStart w:id="21" w:name="contents"/>
+    <w:bookmarkStart w:id="19" w:name="contents"/>
     <w:p>
       <w:pPr>
         <w:pStyle w:val="Heading2"/>
@@ -161,11 +161,11 @@
     </w:p>
     <w:p>
       <w:pPr>
+        <w:pStyle w:val="Compact"/>
         <w:numPr>
           <w:ilvl w:val="0"/>
           <w:numId w:val="1001"/>
         </w:numPr>
-        <w:pStyle w:val="Compact"/>
       </w:pPr>
       <w:hyperlink w:anchor="what-it-is">
         <w:r>
@@ -178,11 +178,11 @@
     </w:p>
     <w:p>
       <w:pPr>
+        <w:pStyle w:val="Compact"/>
         <w:numPr>
           <w:ilvl w:val="0"/>
           <w:numId w:val="1001"/>
         </w:numPr>
-        <w:pStyle w:val="Compact"/>
       </w:pPr>
       <w:hyperlink w:anchor="using-it">
         <w:r>
@@ -195,11 +195,11 @@
     </w:p>
     <w:p>
       <w:pPr>
+        <w:pStyle w:val="Compact"/>
         <w:numPr>
           <w:ilvl w:val="0"/>
           <w:numId w:val="1001"/>
         </w:numPr>
-        <w:pStyle w:val="Compact"/>
       </w:pPr>
       <w:hyperlink w:anchor="index">
         <w:r>
@@ -212,11 +212,11 @@
     </w:p>
     <w:p>
       <w:pPr>
+        <w:pStyle w:val="Compact"/>
         <w:numPr>
           <w:ilvl w:val="0"/>
           <w:numId w:val="1001"/>
         </w:numPr>
-        <w:pStyle w:val="Compact"/>
       </w:pPr>
       <w:hyperlink w:anchor="netkithttpch">
         <w:r>
@@ -229,11 +229,11 @@
     </w:p>
     <w:p>
       <w:pPr>
+        <w:pStyle w:val="Compact"/>
         <w:numPr>
           <w:ilvl w:val="0"/>
           <w:numId w:val="1001"/>
         </w:numPr>
-        <w:pStyle w:val="Compact"/>
       </w:pPr>
       <w:hyperlink w:anchor="netkitftpfsh">
         <w:r>
@@ -246,11 +246,11 @@
     </w:p>
     <w:p>
       <w:pPr>
+        <w:pStyle w:val="Compact"/>
         <w:numPr>
           <w:ilvl w:val="0"/>
           <w:numId w:val="1001"/>
         </w:numPr>
-        <w:pStyle w:val="Compact"/>
       </w:pPr>
       <w:hyperlink w:anchor="netkithttphpp">
         <w:r>
@@ -268,8 +268,8 @@
         </w:pict>
       </w:r>
     </w:p>
-    <w:bookmarkEnd w:id="21"/>
-    <w:bookmarkStart w:id="22" w:name="what-it-is"/>
+    <w:bookmarkEnd w:id="19"/>
+    <w:bookmarkStart w:id="20" w:name="what-it-is"/>
     <w:p>
       <w:pPr>
         <w:pStyle w:val="Heading2"/>
@@ -309,7 +309,6 @@
         <w:tblStyle w:val="Table"/>
         <w:tblW w:type="auto" w:w="0"/>
         <w:tblLook w:firstRow="1" w:lastRow="0" w:firstColumn="0" w:lastColumn="0" w:noHBand="0" w:noVBand="0" w:val="0020"/>
-        <w:jc w:val="start"/>
       </w:tblPr>
       <w:tblGrid>
         <w:gridCol w:w="3960"/>
@@ -317,7 +316,7 @@
       </w:tblGrid>
       <w:tr>
         <w:trPr>
-          <w:tblHeader w:val="true"/>
+          <w:tblHeader w:val="on"/>
         </w:trPr>
         <w:tc>
           <w:tcPr/>
@@ -342,7 +341,6 @@
           <w:p>
             <w:pPr>
               <w:pStyle w:val="Compact"/>
-              <w:jc w:val="left"/>
             </w:pPr>
             <w:r>
               <w:t xml:space="preserve">Include</w:t>
@@ -354,7 +352,6 @@
           <w:p>
             <w:pPr>
               <w:pStyle w:val="Compact"/>
-              <w:jc w:val="left"/>
             </w:pPr>
             <w:r>
               <w:rPr>
@@ -371,7 +368,6 @@
           <w:p>
             <w:pPr>
               <w:pStyle w:val="Compact"/>
-              <w:jc w:val="left"/>
             </w:pPr>
             <w:r>
               <w:t xml:space="preserve">Link</w:t>
@@ -383,7 +379,6 @@
           <w:p>
             <w:pPr>
               <w:pStyle w:val="Compact"/>
-              <w:jc w:val="left"/>
             </w:pPr>
             <w:r>
               <w:rPr>
@@ -421,7 +416,6 @@
           <w:p>
             <w:pPr>
               <w:pStyle w:val="Compact"/>
-              <w:jc w:val="left"/>
             </w:pPr>
             <w:r>
               <w:t xml:space="preserve">Library</w:t>
@@ -433,7 +427,6 @@
           <w:p>
             <w:pPr>
               <w:pStyle w:val="Compact"/>
-              <w:jc w:val="left"/>
             </w:pPr>
             <w:r>
               <w:rPr>
@@ -465,7 +458,6 @@
           <w:p>
             <w:pPr>
               <w:pStyle w:val="Compact"/>
-              <w:jc w:val="left"/>
             </w:pPr>
             <w:r>
               <w:t xml:space="preserve">Sources</w:t>
@@ -477,7 +469,6 @@
           <w:p>
             <w:pPr>
               <w:pStyle w:val="Compact"/>
-              <w:jc w:val="left"/>
             </w:pPr>
             <w:r>
               <w:rPr>
@@ -489,8 +480,8 @@
         </w:tc>
       </w:tr>
     </w:tbl>
-    <w:bookmarkEnd w:id="22"/>
-    <w:bookmarkStart w:id="23" w:name="using-it"/>
+    <w:bookmarkEnd w:id="20"/>
+    <w:bookmarkStart w:id="21" w:name="using-it"/>
     <w:p>
       <w:pPr>
         <w:pStyle w:val="Heading2"/>
@@ -505,8 +496,8 @@
       </w:pPr>
       <w:r>
         <w:rPr>
+          <w:b/>
           <w:bCs/>
-          <w:b/>
         </w:rPr>
         <w:t xml:space="preserve">A page fetched</w:t>
       </w:r>
@@ -1089,8 +1080,8 @@
       </w:pPr>
       <w:r>
         <w:rPr>
+          <w:b/>
           <w:bCs/>
-          <w:b/>
         </w:rPr>
         <w:t xml:space="preserve">A web API</w:t>
       </w:r>
@@ -1457,8 +1448,8 @@
       </w:pPr>
       <w:r>
         <w:rPr>
+          <w:b/>
           <w:bCs/>
-          <w:b/>
         </w:rPr>
         <w:t xml:space="preserve">An FTP server as a volume</w:t>
       </w:r>
@@ -1720,8 +1711,8 @@
       </w:pPr>
       <w:r>
         <w:rPr>
+          <w:b/>
           <w:bCs/>
-          <w:b/>
         </w:rPr>
         <w:t xml:space="preserve">The known Wi-Fi networks</w:t>
       </w:r>
@@ -2140,8 +2131,8 @@
         <w:t xml:space="preserve">them belong.</w:t>
       </w:r>
     </w:p>
-    <w:bookmarkEnd w:id="23"/>
-    <w:bookmarkStart w:id="24" w:name="index"/>
+    <w:bookmarkEnd w:id="21"/>
+    <w:bookmarkStart w:id="22" w:name="index"/>
     <w:p>
       <w:pPr>
         <w:pStyle w:val="Heading2"/>
@@ -2163,7 +2154,6 @@
         <w:tblStyle w:val="Table"/>
         <w:tblW w:type="auto" w:w="0"/>
         <w:tblLook w:firstRow="1" w:lastRow="0" w:firstColumn="0" w:lastColumn="0" w:noHBand="0" w:noVBand="0" w:val="0020"/>
-        <w:jc w:val="start"/>
       </w:tblPr>
       <w:tblGrid>
         <w:gridCol w:w="2640"/>
@@ -2172,14 +2162,13 @@
       </w:tblGrid>
       <w:tr>
         <w:trPr>
-          <w:tblHeader w:val="true"/>
+          <w:tblHeader w:val="on"/>
         </w:trPr>
         <w:tc>
           <w:tcPr/>
           <w:p>
             <w:pPr>
               <w:pStyle w:val="Compact"/>
-              <w:jc w:val="left"/>
             </w:pPr>
             <w:r>
               <w:t xml:space="preserve">Name</w:t>
@@ -2191,7 +2180,6 @@
           <w:p>
             <w:pPr>
               <w:pStyle w:val="Compact"/>
-              <w:jc w:val="left"/>
             </w:pPr>
             <w:r>
               <w:t xml:space="preserve">What it does</w:t>
@@ -2203,7 +2191,6 @@
           <w:p>
             <w:pPr>
               <w:pStyle w:val="Compact"/>
-              <w:jc w:val="left"/>
             </w:pPr>
             <w:r>
               <w:t xml:space="preserve">Header</w:t>
@@ -2217,7 +2204,6 @@
           <w:p>
             <w:pPr>
               <w:pStyle w:val="Compact"/>
-              <w:jc w:val="left"/>
             </w:pPr>
             <w:r>
               <w:rPr>
@@ -2232,7 +2218,6 @@
           <w:p>
             <w:pPr>
               <w:pStyle w:val="Compact"/>
-              <w:jc w:val="left"/>
             </w:pPr>
             <w:r>
               <w:t xml:space="preserve">Perform an HTTP request.</w:t>
@@ -2244,7 +2229,6 @@
           <w:p>
             <w:pPr>
               <w:pStyle w:val="Compact"/>
-              <w:jc w:val="left"/>
             </w:pPr>
             <w:r>
               <w:rPr>
@@ -2261,7 +2245,6 @@
           <w:p>
             <w:pPr>
               <w:pStyle w:val="Compact"/>
-              <w:jc w:val="left"/>
             </w:pPr>
             <w:r>
               <w:rPr>
@@ -2276,7 +2259,6 @@
           <w:p>
             <w:pPr>
               <w:pStyle w:val="Compact"/>
-              <w:jc w:val="left"/>
             </w:pPr>
             <w:r>
               <w:t xml:space="preserve">Perform an HTTP request.</w:t>
@@ -2288,7 +2270,6 @@
           <w:p>
             <w:pPr>
               <w:pStyle w:val="Compact"/>
-              <w:jc w:val="left"/>
             </w:pPr>
             <w:r>
               <w:rPr>
@@ -2305,7 +2286,6 @@
           <w:p>
             <w:pPr>
               <w:pStyle w:val="Compact"/>
-              <w:jc w:val="left"/>
             </w:pPr>
             <w:r>
               <w:rPr>
@@ -2320,7 +2300,6 @@
           <w:p>
             <w:pPr>
               <w:pStyle w:val="Compact"/>
-              <w:jc w:val="left"/>
             </w:pPr>
             <w:r>
               <w:t xml:space="preserve">Perform an HTTP request.</w:t>
@@ -2332,7 +2311,6 @@
           <w:p>
             <w:pPr>
               <w:pStyle w:val="Compact"/>
-              <w:jc w:val="left"/>
             </w:pPr>
             <w:r>
               <w:rPr>
@@ -2349,7 +2327,6 @@
           <w:p>
             <w:pPr>
               <w:pStyle w:val="Compact"/>
-              <w:jc w:val="left"/>
             </w:pPr>
             <w:r>
               <w:rPr>
@@ -2364,7 +2341,6 @@
           <w:p>
             <w:pPr>
               <w:pStyle w:val="Compact"/>
-              <w:jc w:val="left"/>
             </w:pPr>
             <w:r>
               <w:t xml:space="preserve">(a type)</w:t>
@@ -2376,7 +2352,6 @@
           <w:p>
             <w:pPr>
               <w:pStyle w:val="Compact"/>
-              <w:jc w:val="left"/>
             </w:pPr>
             <w:r>
               <w:rPr>
@@ -2393,7 +2368,6 @@
           <w:p>
             <w:pPr>
               <w:pStyle w:val="Compact"/>
-              <w:jc w:val="left"/>
             </w:pPr>
             <w:r>
               <w:rPr>
@@ -2408,7 +2382,6 @@
           <w:p>
             <w:pPr>
               <w:pStyle w:val="Compact"/>
-              <w:jc w:val="left"/>
             </w:pPr>
             <w:r>
               <w:t xml:space="preserve">a password -&gt; its hexpass (XOR a fixed key, in hex: obfuscated, not encrypted) in out (cap bytes, cut to fit)</w:t>
@@ -2420,7 +2393,6 @@
           <w:p>
             <w:pPr>
               <w:pStyle w:val="Compact"/>
-              <w:jc w:val="left"/>
             </w:pPr>
             <w:r>
               <w:rPr>
@@ -2437,7 +2409,6 @@
           <w:p>
             <w:pPr>
               <w:pStyle w:val="Compact"/>
-              <w:jc w:val="left"/>
             </w:pPr>
             <w:r>
               <w:rPr>
@@ -2452,7 +2423,6 @@
           <w:p>
             <w:pPr>
               <w:pStyle w:val="Compact"/>
-              <w:jc w:val="left"/>
             </w:pPr>
             <w:r>
               <w:t xml:space="preserve">a hexpass (ftpfs_obf_hex) -&gt; the password in out (cap bytes, cut to fit)</w:t>
@@ -2464,7 +2434,6 @@
           <w:p>
             <w:pPr>
               <w:pStyle w:val="Compact"/>
-              <w:jc w:val="left"/>
             </w:pPr>
             <w:r>
               <w:rPr>
@@ -2481,7 +2450,6 @@
           <w:p>
             <w:pPr>
               <w:pStyle w:val="Compact"/>
-              <w:jc w:val="left"/>
             </w:pPr>
             <w:r>
               <w:rPr>
@@ -2496,7 +2464,6 @@
           <w:p>
             <w:pPr>
               <w:pStyle w:val="Compact"/>
-              <w:jc w:val="left"/>
             </w:pPr>
             <w:r>
               <w:t xml:space="preserve">Parse one file line</w:t>
@@ -2508,7 +2475,6 @@
           <w:p>
             <w:pPr>
               <w:pStyle w:val="Compact"/>
-              <w:jc w:val="left"/>
             </w:pPr>
             <w:r>
               <w:rPr>
@@ -2525,7 +2491,6 @@
           <w:p>
             <w:pPr>
               <w:pStyle w:val="Compact"/>
-              <w:jc w:val="left"/>
             </w:pPr>
             <w:r>
               <w:rPr>
@@ -2540,7 +2505,6 @@
           <w:p>
             <w:pPr>
               <w:pStyle w:val="Compact"/>
-              <w:jc w:val="left"/>
             </w:pPr>
             <w:r>
               <w:t xml:space="preserve">Format one file line (with '\n')</w:t>
@@ -2552,7 +2516,6 @@
           <w:p>
             <w:pPr>
               <w:pStyle w:val="Compact"/>
-              <w:jc w:val="left"/>
             </w:pPr>
             <w:r>
               <w:rPr>
@@ -2569,7 +2532,6 @@
           <w:p>
             <w:pPr>
               <w:pStyle w:val="Compact"/>
-              <w:jc w:val="left"/>
             </w:pPr>
             <w:r>
               <w:rPr>
@@ -2584,7 +2546,6 @@
           <w:p>
             <w:pPr>
               <w:pStyle w:val="Compact"/>
-              <w:jc w:val="left"/>
             </w:pPr>
             <w:r>
               <w:t xml:space="preserve">A text file saved by a Windows editor</w:t>
@@ -2596,7 +2557,6 @@
           <w:p>
             <w:pPr>
               <w:pStyle w:val="Compact"/>
-              <w:jc w:val="left"/>
             </w:pPr>
             <w:r>
               <w:rPr>
@@ -2613,7 +2573,6 @@
           <w:p>
             <w:pPr>
               <w:pStyle w:val="Compact"/>
-              <w:jc w:val="left"/>
             </w:pPr>
             <w:r>
               <w:rPr>
@@ -2628,7 +2587,6 @@
           <w:p>
             <w:pPr>
               <w:pStyle w:val="Compact"/>
-              <w:jc w:val="left"/>
             </w:pPr>
             <w:r>
               <w:t xml:space="preserve">The remembered servers, in file order.</w:t>
@@ -2640,7 +2598,6 @@
           <w:p>
             <w:pPr>
               <w:pStyle w:val="Compact"/>
-              <w:jc w:val="left"/>
             </w:pPr>
             <w:r>
               <w:rPr>
@@ -2657,7 +2614,6 @@
           <w:p>
             <w:pPr>
               <w:pStyle w:val="Compact"/>
-              <w:jc w:val="left"/>
             </w:pPr>
             <w:r>
               <w:rPr>
@@ -2672,7 +2628,6 @@
           <w:p>
             <w:pPr>
               <w:pStyle w:val="Compact"/>
-              <w:jc w:val="left"/>
             </w:pPr>
             <w:r>
               <w:t xml:space="preserve">The remembered servers, in file order.</w:t>
@@ -2684,7 +2639,6 @@
           <w:p>
             <w:pPr>
               <w:pStyle w:val="Compact"/>
-              <w:jc w:val="left"/>
             </w:pPr>
             <w:r>
               <w:rPr>
@@ -2701,7 +2655,6 @@
           <w:p>
             <w:pPr>
               <w:pStyle w:val="Compact"/>
-              <w:jc w:val="left"/>
             </w:pPr>
             <w:r>
               <w:rPr>
@@ -2716,7 +2669,6 @@
           <w:p>
             <w:pPr>
               <w:pStyle w:val="Compact"/>
-              <w:jc w:val="left"/>
             </w:pPr>
             <w:r>
               <w:t xml:space="preserve">The remembered servers, in file order.</w:t>
@@ -2728,7 +2680,6 @@
           <w:p>
             <w:pPr>
               <w:pStyle w:val="Compact"/>
-              <w:jc w:val="left"/>
             </w:pPr>
             <w:r>
               <w:rPr>
@@ -2745,7 +2696,6 @@
           <w:p>
             <w:pPr>
               <w:pStyle w:val="Compact"/>
-              <w:jc w:val="left"/>
             </w:pPr>
             <w:r>
               <w:rPr>
@@ -2760,7 +2710,6 @@
           <w:p>
             <w:pPr>
               <w:pStyle w:val="Compact"/>
-              <w:jc w:val="left"/>
             </w:pPr>
             <w:r>
               <w:t xml:space="preserve">The remembered servers, in file order.</w:t>
@@ -2772,7 +2721,6 @@
           <w:p>
             <w:pPr>
               <w:pStyle w:val="Compact"/>
-              <w:jc w:val="left"/>
             </w:pPr>
             <w:r>
               <w:rPr>
@@ -2789,7 +2737,6 @@
           <w:p>
             <w:pPr>
               <w:pStyle w:val="Compact"/>
-              <w:jc w:val="left"/>
             </w:pPr>
             <w:r>
               <w:rPr>
@@ -2804,7 +2751,6 @@
           <w:p>
             <w:pPr>
               <w:pStyle w:val="Compact"/>
-              <w:jc w:val="left"/>
             </w:pPr>
             <w:r>
               <w:t xml:space="preserve">Transport / protocol errors are reported as a NEGATIVE HttpResponse::status.</w:t>
@@ -2816,7 +2762,6 @@
           <w:p>
             <w:pPr>
               <w:pStyle w:val="Compact"/>
-              <w:jc w:val="left"/>
             </w:pPr>
             <w:r>
               <w:rPr>
@@ -2833,7 +2778,6 @@
           <w:p>
             <w:pPr>
               <w:pStyle w:val="Compact"/>
-              <w:jc w:val="left"/>
             </w:pPr>
             <w:r>
               <w:rPr>
@@ -2848,7 +2792,6 @@
           <w:p>
             <w:pPr>
               <w:pStyle w:val="Compact"/>
-              <w:jc w:val="left"/>
             </w:pPr>
             <w:r>
               <w:t xml:space="preserve">The length of the string s (0 for a null pointer).</w:t>
@@ -2860,7 +2803,6 @@
           <w:p>
             <w:pPr>
               <w:pStyle w:val="Compact"/>
-              <w:jc w:val="left"/>
             </w:pPr>
             <w:r>
               <w:rPr>
@@ -2877,7 +2819,6 @@
           <w:p>
             <w:pPr>
               <w:pStyle w:val="Compact"/>
-              <w:jc w:val="left"/>
             </w:pPr>
             <w:r>
               <w:rPr>
@@ -2892,7 +2833,6 @@
           <w:p>
             <w:pPr>
               <w:pStyle w:val="Compact"/>
-              <w:jc w:val="left"/>
             </w:pPr>
             <w:r>
               <w:t xml:space="preserve">c in lower case ('A'..'Z' only).</w:t>
@@ -2904,7 +2844,6 @@
           <w:p>
             <w:pPr>
               <w:pStyle w:val="Compact"/>
-              <w:jc w:val="left"/>
             </w:pPr>
             <w:r>
               <w:rPr>
@@ -2921,7 +2860,6 @@
           <w:p>
             <w:pPr>
               <w:pStyle w:val="Compact"/>
-              <w:jc w:val="left"/>
             </w:pPr>
             <w:r>
               <w:rPr>
@@ -2936,7 +2874,6 @@
           <w:p>
             <w:pPr>
               <w:pStyle w:val="Compact"/>
-              <w:jc w:val="left"/>
             </w:pPr>
             <w:r>
               <w:t xml:space="preserve">Append s (or n bytes of s) to d[*o], never overflowing cap</w:t>
@@ -2948,7 +2885,6 @@
           <w:p>
             <w:pPr>
               <w:pStyle w:val="Compact"/>
-              <w:jc w:val="left"/>
             </w:pPr>
             <w:r>
               <w:rPr>
@@ -2965,7 +2901,6 @@
           <w:p>
             <w:pPr>
               <w:pStyle w:val="Compact"/>
-              <w:jc w:val="left"/>
             </w:pPr>
             <w:r>
               <w:rPr>
@@ -2980,7 +2915,6 @@
           <w:p>
             <w:pPr>
               <w:pStyle w:val="Compact"/>
-              <w:jc w:val="left"/>
             </w:pPr>
             <w:r>
               <w:t xml:space="preserve">Append s (or n bytes of s) to d[*o], never overflowing cap</w:t>
@@ -2992,7 +2926,6 @@
           <w:p>
             <w:pPr>
               <w:pStyle w:val="Compact"/>
-              <w:jc w:val="left"/>
             </w:pPr>
             <w:r>
               <w:rPr>
@@ -3009,7 +2942,6 @@
           <w:p>
             <w:pPr>
               <w:pStyle w:val="Compact"/>
-              <w:jc w:val="left"/>
             </w:pPr>
             <w:r>
               <w:rPr>
@@ -3024,7 +2956,6 @@
           <w:p>
             <w:pPr>
               <w:pStyle w:val="Compact"/>
-              <w:jc w:val="left"/>
             </w:pPr>
             <w:r>
               <w:t xml:space="preserve">Append s (or n bytes of s) to d[*o], never overflowing cap</w:t>
@@ -3036,7 +2967,6 @@
           <w:p>
             <w:pPr>
               <w:pStyle w:val="Compact"/>
-              <w:jc w:val="left"/>
             </w:pPr>
             <w:r>
               <w:rPr>
@@ -3053,7 +2983,6 @@
           <w:p>
             <w:pPr>
               <w:pStyle w:val="Compact"/>
-              <w:jc w:val="left"/>
             </w:pPr>
             <w:r>
               <w:rPr>
@@ -3068,7 +2997,6 @@
           <w:p>
             <w:pPr>
               <w:pStyle w:val="Compact"/>
-              <w:jc w:val="left"/>
             </w:pPr>
             <w:r>
               <w:t xml:space="preserve">Case-insensitive lookup of a header in [hdr, hdr+hlen).</w:t>
@@ -3080,7 +3008,6 @@
           <w:p>
             <w:pPr>
               <w:pStyle w:val="Compact"/>
-              <w:jc w:val="left"/>
             </w:pPr>
             <w:r>
               <w:rPr>
@@ -3097,7 +3024,6 @@
           <w:p>
             <w:pPr>
               <w:pStyle w:val="Compact"/>
-              <w:jc w:val="left"/>
             </w:pPr>
             <w:r>
               <w:rPr>
@@ -3112,7 +3038,6 @@
           <w:p>
             <w:pPr>
               <w:pStyle w:val="Compact"/>
-              <w:jc w:val="left"/>
             </w:pPr>
             <w:r>
               <w:t xml:space="preserve">The decimal number at the start of [s, s+n) (its leading digits, no sign) -&gt; its value, 0 if there is no digit.</w:t>
@@ -3124,7 +3049,6 @@
           <w:p>
             <w:pPr>
               <w:pStyle w:val="Compact"/>
-              <w:jc w:val="left"/>
             </w:pPr>
             <w:r>
               <w:rPr>
@@ -3141,7 +3065,6 @@
           <w:p>
             <w:pPr>
               <w:pStyle w:val="Compact"/>
-              <w:jc w:val="left"/>
             </w:pPr>
             <w:r>
               <w:rPr>
@@ -3156,7 +3079,6 @@
           <w:p>
             <w:pPr>
               <w:pStyle w:val="Compact"/>
-              <w:jc w:val="left"/>
             </w:pPr>
             <w:r>
               <w:t xml:space="preserve">Case-insensitive</w:t>
@@ -3168,7 +3090,6 @@
           <w:p>
             <w:pPr>
               <w:pStyle w:val="Compact"/>
-              <w:jc w:val="left"/>
             </w:pPr>
             <w:r>
               <w:rPr>
@@ -3185,7 +3106,6 @@
           <w:p>
             <w:pPr>
               <w:pStyle w:val="Compact"/>
-              <w:jc w:val="left"/>
             </w:pPr>
             <w:r>
               <w:rPr>
@@ -3200,7 +3120,6 @@
           <w:p>
             <w:pPr>
               <w:pStyle w:val="Compact"/>
-              <w:jc w:val="left"/>
             </w:pPr>
             <w:r>
               <w:t xml:space="preserve">Decode HTTP chunked transfer-coding in place over [b, b+len).</w:t>
@@ -3212,7 +3131,6 @@
           <w:p>
             <w:pPr>
               <w:pStyle w:val="Compact"/>
-              <w:jc w:val="left"/>
             </w:pPr>
             <w:r>
               <w:rPr>
@@ -3229,7 +3147,6 @@
           <w:p>
             <w:pPr>
               <w:pStyle w:val="Compact"/>
-              <w:jc w:val="left"/>
             </w:pPr>
             <w:r>
               <w:rPr>
@@ -3244,7 +3161,6 @@
           <w:p>
             <w:pPr>
               <w:pStyle w:val="Compact"/>
-              <w:jc w:val="left"/>
             </w:pPr>
             <w:r>
               <w:t xml:space="preserve">Does the string s start with pfx, the case ignored?</w:t>
@@ -3256,7 +3172,6 @@
           <w:p>
             <w:pPr>
               <w:pStyle w:val="Compact"/>
-              <w:jc w:val="left"/>
             </w:pPr>
             <w:r>
               <w:rPr>
@@ -3273,7 +3188,6 @@
           <w:p>
             <w:pPr>
               <w:pStyle w:val="Compact"/>
-              <w:jc w:val="left"/>
             </w:pPr>
             <w:r>
               <w:rPr>
@@ -3288,7 +3202,6 @@
           <w:p>
             <w:pPr>
               <w:pStyle w:val="Compact"/>
-              <w:jc w:val="left"/>
             </w:pPr>
             <w:r>
               <w:t xml:space="preserve">Parse "[http(s)://]host[:port][/path]".</w:t>
@@ -3300,7 +3213,6 @@
           <w:p>
             <w:pPr>
               <w:pStyle w:val="Compact"/>
-              <w:jc w:val="left"/>
             </w:pPr>
             <w:r>
               <w:rPr>
@@ -3317,7 +3229,6 @@
           <w:p>
             <w:pPr>
               <w:pStyle w:val="Compact"/>
-              <w:jc w:val="left"/>
             </w:pPr>
             <w:r>
               <w:rPr>
@@ -3332,7 +3243,6 @@
           <w:p>
             <w:pPr>
               <w:pStyle w:val="Compact"/>
-              <w:jc w:val="left"/>
             </w:pPr>
             <w:r>
               <w:t xml:space="preserve">Resolve a redirect Location against the current absolute URL</w:t>
@@ -3356,7 +3266,6 @@
           <w:p>
             <w:pPr>
               <w:pStyle w:val="Compact"/>
-              <w:jc w:val="left"/>
             </w:pPr>
             <w:r>
               <w:rPr>
@@ -3373,7 +3282,6 @@
           <w:p>
             <w:pPr>
               <w:pStyle w:val="Compact"/>
-              <w:jc w:val="left"/>
             </w:pPr>
             <w:r>
               <w:rPr>
@@ -3388,7 +3296,6 @@
           <w:p>
             <w:pPr>
               <w:pStyle w:val="Compact"/>
-              <w:jc w:val="left"/>
             </w:pPr>
             <w:r>
               <w:t xml:space="preserve">A thin send/recv/close seam so HttpClient is oblivious to http vs https.</w:t>
@@ -3400,7 +3307,6 @@
           <w:p>
             <w:pPr>
               <w:pStyle w:val="Compact"/>
-              <w:jc w:val="left"/>
             </w:pPr>
             <w:r>
               <w:rPr>
@@ -3417,7 +3323,6 @@
           <w:p>
             <w:pPr>
               <w:pStyle w:val="Compact"/>
-              <w:jc w:val="left"/>
             </w:pPr>
             <w:r>
               <w:rPr>
@@ -3432,7 +3337,6 @@
           <w:p>
             <w:pPr>
               <w:pStyle w:val="Compact"/>
-              <w:jc w:val="left"/>
             </w:pPr>
             <w:r>
               <w:t xml:space="preserve">Open the connection (and TLS handshake if requested).</w:t>
@@ -3444,7 +3348,6 @@
           <w:p>
             <w:pPr>
               <w:pStyle w:val="Compact"/>
-              <w:jc w:val="left"/>
             </w:pPr>
             <w:r>
               <w:rPr>
@@ -3461,7 +3364,6 @@
           <w:p>
             <w:pPr>
               <w:pStyle w:val="Compact"/>
-              <w:jc w:val="left"/>
             </w:pPr>
             <w:r>
               <w:rPr>
@@ -3476,7 +3378,6 @@
           <w:p>
             <w:pPr>
               <w:pStyle w:val="Compact"/>
-              <w:jc w:val="left"/>
             </w:pPr>
             <w:r>
               <w:t xml:space="preserve">Open the connection (and TLS handshake if requested).</w:t>
@@ -3488,7 +3389,6 @@
           <w:p>
             <w:pPr>
               <w:pStyle w:val="Compact"/>
-              <w:jc w:val="left"/>
             </w:pPr>
             <w:r>
               <w:rPr>
@@ -3505,7 +3405,6 @@
           <w:p>
             <w:pPr>
               <w:pStyle w:val="Compact"/>
-              <w:jc w:val="left"/>
             </w:pPr>
             <w:r>
               <w:rPr>
@@ -3520,7 +3419,6 @@
           <w:p>
             <w:pPr>
               <w:pStyle w:val="Compact"/>
-              <w:jc w:val="left"/>
             </w:pPr>
             <w:r>
               <w:t xml:space="preserve">Open the connection (and TLS handshake if requested).</w:t>
@@ -3532,7 +3430,6 @@
           <w:p>
             <w:pPr>
               <w:pStyle w:val="Compact"/>
-              <w:jc w:val="left"/>
             </w:pPr>
             <w:r>
               <w:rPr>
@@ -3549,7 +3446,6 @@
           <w:p>
             <w:pPr>
               <w:pStyle w:val="Compact"/>
-              <w:jc w:val="left"/>
             </w:pPr>
             <w:r>
               <w:rPr>
@@ -3564,7 +3460,6 @@
           <w:p>
             <w:pPr>
               <w:pStyle w:val="Compact"/>
-              <w:jc w:val="left"/>
             </w:pPr>
             <w:r>
               <w:t xml:space="preserve">Open the connection (and TLS handshake if requested).</w:t>
@@ -3576,7 +3471,6 @@
           <w:p>
             <w:pPr>
               <w:pStyle w:val="Compact"/>
-              <w:jc w:val="left"/>
             </w:pPr>
             <w:r>
               <w:rPr>
@@ -3593,7 +3487,6 @@
           <w:p>
             <w:pPr>
               <w:pStyle w:val="Compact"/>
-              <w:jc w:val="left"/>
             </w:pPr>
             <w:r>
               <w:rPr>
@@ -3608,7 +3501,6 @@
           <w:p>
             <w:pPr>
               <w:pStyle w:val="Compact"/>
-              <w:jc w:val="left"/>
             </w:pPr>
             <w:r>
               <w:t xml:space="preserve">Open the connection (and TLS handshake if requested).</w:t>
@@ -3620,7 +3512,6 @@
           <w:p>
             <w:pPr>
               <w:pStyle w:val="Compact"/>
-              <w:jc w:val="left"/>
             </w:pPr>
             <w:r>
               <w:rPr>
@@ -3637,7 +3528,6 @@
           <w:p>
             <w:pPr>
               <w:pStyle w:val="Compact"/>
-              <w:jc w:val="left"/>
             </w:pPr>
             <w:r>
               <w:rPr>
@@ -3652,7 +3542,6 @@
           <w:p>
             <w:pPr>
               <w:pStyle w:val="Compact"/>
-              <w:jc w:val="left"/>
             </w:pPr>
             <w:r>
               <w:t xml:space="preserve">Open the connection (and TLS handshake if requested).</w:t>
@@ -3664,7 +3553,6 @@
           <w:p>
             <w:pPr>
               <w:pStyle w:val="Compact"/>
-              <w:jc w:val="left"/>
             </w:pPr>
             <w:r>
               <w:rPr>
@@ -3681,7 +3569,6 @@
           <w:p>
             <w:pPr>
               <w:pStyle w:val="Compact"/>
-              <w:jc w:val="left"/>
             </w:pPr>
             <w:r>
               <w:rPr>
@@ -3696,7 +3583,6 @@
           <w:p>
             <w:pPr>
               <w:pStyle w:val="Compact"/>
-              <w:jc w:val="left"/>
             </w:pPr>
             <w:r>
               <w:t xml:space="preserve">A parsed HTTP response.</w:t>
@@ -3708,7 +3594,6 @@
           <w:p>
             <w:pPr>
               <w:pStyle w:val="Compact"/>
-              <w:jc w:val="left"/>
             </w:pPr>
             <w:r>
               <w:rPr>
@@ -3725,7 +3610,6 @@
           <w:p>
             <w:pPr>
               <w:pStyle w:val="Compact"/>
-              <w:jc w:val="left"/>
             </w:pPr>
             <w:r>
               <w:rPr>
@@ -3740,7 +3624,6 @@
           <w:p>
             <w:pPr>
               <w:pStyle w:val="Compact"/>
-              <w:jc w:val="left"/>
             </w:pPr>
             <w:r>
               <w:t xml:space="preserve">Reusable HTTP/1.1 client.</w:t>
@@ -3752,7 +3635,6 @@
           <w:p>
             <w:pPr>
               <w:pStyle w:val="Compact"/>
-              <w:jc w:val="left"/>
             </w:pPr>
             <w:r>
               <w:rPr>
@@ -3771,8 +3653,8 @@
         </w:pict>
       </w:r>
     </w:p>
-    <w:bookmarkEnd w:id="24"/>
-    <w:bookmarkStart w:id="27" w:name="netkithttpch"/>
+    <w:bookmarkEnd w:id="22"/>
+    <w:bookmarkStart w:id="25" w:name="netkithttpch"/>
     <w:p>
       <w:pPr>
         <w:pStyle w:val="Heading2"/>
@@ -4191,7 +4073,7 @@
         <w:t xml:space="preserve">;</w:t>
       </w:r>
     </w:p>
-    <w:bookmarkStart w:id="25" w:name="internals-hc__"/>
+    <w:bookmarkStart w:id="23" w:name="internals-hc__"/>
     <w:p>
       <w:pPr>
         <w:pStyle w:val="Heading3"/>
@@ -4216,8 +4098,8 @@
         <w:t xml:space="preserve">Parse "[http://]host[:port][/path]" into host / port / path (path defaults "/").</w:t>
       </w:r>
     </w:p>
-    <w:bookmarkEnd w:id="25"/>
-    <w:bookmarkStart w:id="26" w:name="public-api"/>
+    <w:bookmarkEnd w:id="23"/>
+    <w:bookmarkStart w:id="24" w:name="public-api"/>
     <w:p>
       <w:pPr>
         <w:pStyle w:val="Heading3"/>
@@ -4926,9 +4808,9 @@
         <w:t xml:space="preserve">);</w:t>
       </w:r>
     </w:p>
-    <w:bookmarkEnd w:id="26"/>
-    <w:bookmarkEnd w:id="27"/>
-    <w:bookmarkStart w:id="28" w:name="netkitftpfsh"/>
+    <w:bookmarkEnd w:id="24"/>
+    <w:bookmarkEnd w:id="25"/>
+    <w:bookmarkStart w:id="26" w:name="netkitftpfsh"/>
     <w:p>
       <w:pPr>
         <w:pStyle w:val="Heading2"/>
@@ -6338,8 +6220,8 @@
         <w:t xml:space="preserve">);</w:t>
       </w:r>
     </w:p>
-    <w:bookmarkEnd w:id="28"/>
-    <w:bookmarkStart w:id="30" w:name="netkithttphpp"/>
+    <w:bookmarkEnd w:id="26"/>
+    <w:bookmarkStart w:id="28" w:name="netkithttphpp"/>
     <w:p>
       <w:pPr>
         <w:pStyle w:val="Heading2"/>
@@ -8878,7 +8760,7 @@
         <w:t xml:space="preserve">}</w:t>
       </w:r>
     </w:p>
-    <w:bookmarkStart w:id="29" w:name="X66dd941e7d8baaf65cfe241def6be4f7fbd4121"/>
+    <w:bookmarkStart w:id="27" w:name="X66dd941e7d8baaf65cfe241def6be4f7fbd4121"/>
     <w:p>
       <w:pPr>
         <w:pStyle w:val="Heading3"/>
@@ -28442,8 +28324,8 @@
         <w:t xml:space="preserve">};</w:t>
       </w:r>
     </w:p>
-    <w:bookmarkEnd w:id="29"/>
-    <w:bookmarkEnd w:id="30"/>
+    <w:bookmarkEnd w:id="27"/>
+    <w:bookmarkEnd w:id="28"/>
     <w:sectPr>
       <w:footerReference r:id="rId9" w:type="default"/>
       <w:footnotePr>
@@ -28525,14 +28407,14 @@
 <file path=word/numbering.xml><?xml version="1.0" encoding="utf-8"?>
 <w:numbering xmlns:w="http://schemas.openxmlformats.org/wordprocessingml/2006/main">
   <w:abstractNum w:abstractNumId="990">
-    <w:nsid w:val="A990"/>
+    <w:nsid w:val="0000A990"/>
     <w:multiLevelType w:val="multilevel"/>
     <w:lvl w:ilvl="0">
       <w:numFmt w:val="bullet"/>
       <w:lvlText w:val=" "/>
       <w:lvlJc w:val="left"/>
       <w:pPr>
-        <w:ind w:left="720" w:hanging="480"/>
+        <w:ind w:left="720" w:hanging="360"/>
       </w:pPr>
     </w:lvl>
     <w:lvl w:ilvl="1">
@@ -28540,7 +28422,7 @@
       <w:lvlText w:val=" "/>
       <w:lvlJc w:val="left"/>
       <w:pPr>
-        <w:ind w:left="1440" w:hanging="480"/>
+        <w:ind w:left="1440" w:hanging="360"/>
       </w:pPr>
     </w:lvl>
     <w:lvl w:ilvl="2">
@@ -28548,7 +28430,7 @@
       <w:lvlText w:val=" "/>
       <w:lvlJc w:val="left"/>
       <w:pPr>
-        <w:ind w:left="2160" w:hanging="480"/>
+        <w:ind w:left="2160" w:hanging="360"/>
       </w:pPr>
     </w:lvl>
     <w:lvl w:ilvl="3">
@@ -28556,7 +28438,7 @@
       <w:lvlText w:val=" "/>
       <w:lvlJc w:val="left"/>
       <w:pPr>
-        <w:ind w:left="2880" w:hanging="480"/>
+        <w:ind w:left="2880" w:hanging="360"/>
       </w:pPr>
     </w:lvl>
     <w:lvl w:ilvl="4">
@@ -28564,7 +28446,7 @@
       <w:lvlText w:val=" "/>
       <w:lvlJc w:val="left"/>
       <w:pPr>
-        <w:ind w:left="3600" w:hanging="480"/>
+        <w:ind w:left="3600" w:hanging="360"/>
       </w:pPr>
     </w:lvl>
     <w:lvl w:ilvl="5">
@@ -28572,7 +28454,7 @@
       <w:lvlText w:val=" "/>
       <w:lvlJc w:val="left"/>
       <w:pPr>
-        <w:ind w:left="4320" w:hanging="480"/>
+        <w:ind w:left="4320" w:hanging="360"/>
       </w:pPr>
     </w:lvl>
     <w:lvl w:ilvl="6">
@@ -28580,7 +28462,7 @@
       <w:lvlText w:val=" "/>
       <w:lvlJc w:val="left"/>
       <w:pPr>
-        <w:ind w:left="5040" w:hanging="480"/>
+        <w:ind w:left="5040" w:hanging="360"/>
       </w:pPr>
     </w:lvl>
     <w:lvl w:ilvl="7">
@@ -28588,7 +28470,7 @@
       <w:lvlText w:val=" "/>
       <w:lvlJc w:val="left"/>
       <w:pPr>
-        <w:ind w:left="5760" w:hanging="480"/>
+        <w:ind w:left="5760" w:hanging="360"/>
       </w:pPr>
     </w:lvl>
     <w:lvl w:ilvl="8">
@@ -28596,12 +28478,12 @@
       <w:lvlText w:val=" "/>
       <w:lvlJc w:val="left"/>
       <w:pPr>
-        <w:ind w:left="6480" w:hanging="480"/>
+        <w:ind w:left="6480" w:hanging="360"/>
       </w:pPr>
     </w:lvl>
   </w:abstractNum>
   <w:abstractNum w:abstractNumId="99411">
-    <w:nsid w:val="A99411"/>
+    <w:nsid w:val="00A99411"/>
     <w:multiLevelType w:val="multilevel"/>
     <w:lvl w:ilvl="0">
       <w:start w:val="1"/>
@@ -28609,7 +28491,7 @@
       <w:lvlText w:val="%1."/>
       <w:lvlJc w:val="left"/>
       <w:pPr>
-        <w:ind w:left="720" w:hanging="480"/>
+        <w:ind w:left="720" w:hanging="360"/>
       </w:pPr>
     </w:lvl>
     <w:lvl w:ilvl="1">
@@ -28618,7 +28500,7 @@
       <w:lvlText w:val="%2."/>
       <w:lvlJc w:val="left"/>
       <w:pPr>
-        <w:ind w:left="1440" w:hanging="480"/>
+        <w:ind w:left="1440" w:hanging="360"/>
       </w:pPr>
     </w:lvl>
     <w:lvl w:ilvl="2">
@@ -28627,7 +28509,7 @@
       <w:lvlText w:val="%3."/>
       <w:lvlJc w:val="left"/>
       <w:pPr>
-        <w:ind w:left="2160" w:hanging="480"/>
+        <w:ind w:left="2160" w:hanging="360"/>
       </w:pPr>
     </w:lvl>
     <w:lvl w:ilvl="3">
@@ -28636,7 +28518,7 @@
       <w:lvlText w:val="%4."/>
       <w:lvlJc w:val="left"/>
       <w:pPr>
-        <w:ind w:left="2880" w:hanging="480"/>
+        <w:ind w:left="2880" w:hanging="360"/>
       </w:pPr>
     </w:lvl>
     <w:lvl w:ilvl="4">
@@ -28645,7 +28527,7 @@
       <w:lvlText w:val="%5."/>
       <w:lvlJc w:val="left"/>
       <w:pPr>
-        <w:ind w:left="3600" w:hanging="480"/>
+        <w:ind w:left="3600" w:hanging="360"/>
       </w:pPr>
     </w:lvl>
     <w:lvl w:ilvl="5">
@@ -28654,7 +28536,7 @@
       <w:lvlText w:val="%6."/>
       <w:lvlJc w:val="left"/>
       <w:pPr>
-        <w:ind w:left="4320" w:hanging="480"/>
+        <w:ind w:left="4320" w:hanging="360"/>
       </w:pPr>
     </w:lvl>
     <w:lvl w:ilvl="6">
@@ -28663,7 +28545,7 @@
       <w:lvlText w:val="%7."/>
       <w:lvlJc w:val="left"/>
       <w:pPr>
-        <w:ind w:left="5040" w:hanging="480"/>
+        <w:ind w:left="5040" w:hanging="360"/>
       </w:pPr>
     </w:lvl>
     <w:lvl w:ilvl="7">
@@ -28672,7 +28554,7 @@
       <w:lvlText w:val="%8."/>
       <w:lvlJc w:val="left"/>
       <w:pPr>
-        <w:ind w:left="5760" w:hanging="480"/>
+        <w:ind w:left="5760" w:hanging="360"/>
       </w:pPr>
     </w:lvl>
     <w:lvl w:ilvl="8">
@@ -28681,7 +28563,7 @@
       <w:lvlText w:val="%9."/>
       <w:lvlJc w:val="left"/>
       <w:pPr>
-        <w:ind w:left="6480" w:hanging="480"/>
+        <w:ind w:left="6480" w:hanging="360"/>
       </w:pPr>
     </w:lvl>
   </w:abstractNum>
@@ -29419,8 +29301,8 @@
     <w:name w:val="KeywordTok"/>
     <w:basedOn w:val="VerbatimChar"/>
     <w:rPr>
+      <w:b/>
       <w:color w:val="007020"/>
-      <w:b/>
     </w:rPr>
   </w:style>
   <w:style w:type="character" w:customStyle="1" w:styleId="DataTypeTok">
@@ -29497,42 +29379,42 @@
     <w:name w:val="ImportTok"/>
     <w:basedOn w:val="VerbatimChar"/>
     <w:rPr>
+      <w:b/>
       <w:color w:val="008000"/>
-      <w:b/>
     </w:rPr>
   </w:style>
   <w:style w:type="character" w:customStyle="1" w:styleId="CommentTok">
     <w:name w:val="CommentTok"/>
     <w:basedOn w:val="VerbatimChar"/>
     <w:rPr>
+      <w:i/>
       <w:color w:val="60a0b0"/>
-      <w:i/>
     </w:rPr>
   </w:style>
   <w:style w:type="character" w:customStyle="1" w:styleId="DocumentationTok">
     <w:name w:val="DocumentationTok"/>
     <w:basedOn w:val="VerbatimChar"/>
     <w:rPr>
+      <w:i/>
       <w:color w:val="ba2121"/>
-      <w:i/>
     </w:rPr>
   </w:style>
   <w:style w:type="character" w:customStyle="1" w:styleId="AnnotationTok">
     <w:name w:val="AnnotationTok"/>
     <w:basedOn w:val="VerbatimChar"/>
     <w:rPr>
-      <w:color w:val="60a0b0"/>
       <w:b/>
       <w:i/>
+      <w:color w:val="60a0b0"/>
     </w:rPr>
   </w:style>
   <w:style w:type="character" w:customStyle="1" w:styleId="CommentVarTok">
     <w:name w:val="CommentVarTok"/>
     <w:basedOn w:val="VerbatimChar"/>
     <w:rPr>
-      <w:color w:val="60a0b0"/>
       <w:b/>
       <w:i/>
+      <w:color w:val="60a0b0"/>
     </w:rPr>
   </w:style>
   <w:style w:type="character" w:customStyle="1" w:styleId="OtherTok">
@@ -29560,8 +29442,8 @@
     <w:name w:val="ControlFlowTok"/>
     <w:basedOn w:val="VerbatimChar"/>
     <w:rPr>
+      <w:b/>
       <w:color w:val="007020"/>
-      <w:b/>
     </w:rPr>
   </w:style>
   <w:style w:type="character" w:customStyle="1" w:styleId="OperatorTok">
@@ -29606,34 +29488,34 @@
     <w:name w:val="InformationTok"/>
     <w:basedOn w:val="VerbatimChar"/>
     <w:rPr>
-      <w:color w:val="60a0b0"/>
       <w:b/>
       <w:i/>
+      <w:color w:val="60a0b0"/>
     </w:rPr>
   </w:style>
   <w:style w:type="character" w:customStyle="1" w:styleId="WarningTok">
     <w:name w:val="WarningTok"/>
     <w:basedOn w:val="VerbatimChar"/>
     <w:rPr>
-      <w:color w:val="60a0b0"/>
       <w:b/>
       <w:i/>
+      <w:color w:val="60a0b0"/>
     </w:rPr>
   </w:style>
   <w:style w:type="character" w:customStyle="1" w:styleId="AlertTok">
     <w:name w:val="AlertTok"/>
     <w:basedOn w:val="VerbatimChar"/>
     <w:rPr>
+      <w:b/>
       <w:color w:val="ff0000"/>
-      <w:b/>
     </w:rPr>
   </w:style>
   <w:style w:type="character" w:customStyle="1" w:styleId="ErrorTok">
     <w:name w:val="ErrorTok"/>
     <w:basedOn w:val="VerbatimChar"/>
     <w:rPr>
+      <w:b/>
       <w:color w:val="ff0000"/>
-      <w:b/>
     </w:rPr>
   </w:style>
   <w:style w:type="character" w:customStyle="1" w:styleId="NormalTok">

--- a/docs/exports/13-NETKIT.docx
+++ b/docs/exports/13-NETKIT.docx
@@ -24,133 +24,133 @@
       </w:pPr>
       <w:r>
         <w:rPr>
+          <w:iCs/>
           <w:i/>
+        </w:rPr>
+        <w:t xml:space="preserve">The reference of</w:t>
+      </w:r>
+      <w:r>
+        <w:rPr>
           <w:iCs/>
-        </w:rPr>
-        <w:t xml:space="preserve">The reference of</w:t>
-      </w:r>
-      <w:r>
-        <w:rPr>
           <w:i/>
+        </w:rPr>
+        <w:t xml:space="preserve"> </w:t>
+      </w:r>
+      <w:r>
+        <w:rPr>
+          <w:bCs/>
+          <w:b/>
           <w:iCs/>
-        </w:rPr>
-        <w:t xml:space="preserve"> </w:t>
-      </w:r>
-      <w:r>
-        <w:rPr>
-          <w:b/>
-          <w:bCs/>
           <w:i/>
+        </w:rPr>
+        <w:t xml:space="preserve">NetKit</w:t>
+      </w:r>
+      <w:r>
+        <w:rPr>
           <w:iCs/>
-        </w:rPr>
-        <w:t xml:space="preserve">NetKit</w:t>
-      </w:r>
-      <w:r>
-        <w:rPr>
           <w:i/>
+        </w:rPr>
+        <w:t xml:space="preserve"> </w:t>
+      </w:r>
+      <w:r>
+        <w:rPr>
           <w:iCs/>
-        </w:rPr>
-        <w:t xml:space="preserve"> </w:t>
-      </w:r>
-      <w:r>
-        <w:rPr>
           <w:i/>
+        </w:rPr>
+        <w:t xml:space="preserve">(</w:t>
+      </w:r>
+      <w:r>
+        <w:rPr>
+          <w:rStyle w:val="VerbatimChar"/>
           <w:iCs/>
-        </w:rPr>
-        <w:t xml:space="preserve">(</w:t>
+          <w:i/>
+        </w:rPr>
+        <w:t xml:space="preserve">SD:/lib/netkit.so</w:t>
+      </w:r>
+      <w:r>
+        <w:rPr>
+          <w:iCs/>
+          <w:i/>
+        </w:rPr>
+        <w:t xml:space="preserve">,</w:t>
+      </w:r>
+      <w:r>
+        <w:rPr>
+          <w:iCs/>
+          <w:i/>
+        </w:rPr>
+        <w:t xml:space="preserve"> </w:t>
       </w:r>
       <w:r>
         <w:rPr>
           <w:rStyle w:val="VerbatimChar"/>
+          <w:iCs/>
           <w:i/>
+        </w:rPr>
+        <w:t xml:space="preserve">user/Kits/netkit</w:t>
+      </w:r>
+      <w:r>
+        <w:rPr>
           <w:iCs/>
-        </w:rPr>
-        <w:t xml:space="preserve">SD:/lib/netkit.so</w:t>
-      </w:r>
-      <w:r>
-        <w:rPr>
           <w:i/>
+        </w:rPr>
+        <w:t xml:space="preserve">): what it is for, how a program uses it, and every operation it exposes. The operations' part is made from the kit's headers by</w:t>
+      </w:r>
+      <w:r>
+        <w:rPr>
           <w:iCs/>
-        </w:rPr>
-        <w:t xml:space="preserve">,</w:t>
-      </w:r>
-      <w:r>
-        <w:rPr>
           <w:i/>
+        </w:rPr>
+        <w:t xml:space="preserve"> </w:t>
+      </w:r>
+      <w:r>
+        <w:rPr>
+          <w:rStyle w:val="VerbatimChar"/>
           <w:iCs/>
-        </w:rPr>
-        <w:t xml:space="preserve"> </w:t>
-      </w:r>
-      <w:r>
-        <w:rPr>
-          <w:rStyle w:val="VerbatimChar"/>
           <w:i/>
+        </w:rPr>
+        <w:t xml:space="preserve">tools/docgen/kitdocs.py</w:t>
+      </w:r>
+      <w:r>
+        <w:rPr>
           <w:iCs/>
-        </w:rPr>
-        <w:t xml:space="preserve">user/Kits/netkit</w:t>
-      </w:r>
-      <w:r>
-        <w:rPr>
           <w:i/>
+        </w:rPr>
+        <w:t xml:space="preserve"> </w:t>
+      </w:r>
+      <w:r>
+        <w:rPr>
           <w:iCs/>
-        </w:rPr>
-        <w:t xml:space="preserve">): what it is for, how a program uses it, and every operation it exposes. The operations' part is made from the kit's headers by</w:t>
-      </w:r>
-      <w:r>
-        <w:rPr>
           <w:i/>
+        </w:rPr>
+        <w:t xml:space="preserve">— the headers are the source. Overview of all the kits:</w:t>
+      </w:r>
+      <w:r>
+        <w:rPr>
           <w:iCs/>
-        </w:rPr>
-        <w:t xml:space="preserve"> </w:t>
-      </w:r>
-      <w:r>
-        <w:rPr>
-          <w:rStyle w:val="VerbatimChar"/>
           <w:i/>
-          <w:iCs/>
-        </w:rPr>
-        <w:t xml:space="preserve">tools/docgen/kitdocs.py</w:t>
-      </w:r>
-      <w:r>
-        <w:rPr>
-          <w:i/>
-          <w:iCs/>
-        </w:rPr>
-        <w:t xml:space="preserve"> </w:t>
-      </w:r>
-      <w:r>
-        <w:rPr>
-          <w:i/>
-          <w:iCs/>
-        </w:rPr>
-        <w:t xml:space="preserve">— the headers are the source. Overview of all the kits:</w:t>
-      </w:r>
-      <w:r>
-        <w:rPr>
-          <w:i/>
-          <w:iCs/>
-        </w:rPr>
-        <w:t xml:space="preserve"> </w:t>
-      </w:r>
-      <w:hyperlink r:id="rId18">
+        </w:rPr>
+        <w:t xml:space="preserve"> </w:t>
+      </w:r>
+      <w:hyperlink r:id="rId20">
         <w:r>
           <w:rPr>
             <w:rStyle w:val="Hyperlink"/>
+            <w:iCs/>
             <w:i/>
-            <w:iCs/>
           </w:rPr>
           <w:t xml:space="preserve">The Kits</w:t>
         </w:r>
       </w:hyperlink>
       <w:r>
         <w:rPr>
+          <w:iCs/>
           <w:i/>
-          <w:iCs/>
         </w:rPr>
         <w:t xml:space="preserve">.</w:t>
       </w:r>
     </w:p>
-    <w:bookmarkStart w:id="19" w:name="contents"/>
+    <w:bookmarkStart w:id="21" w:name="contents"/>
     <w:p>
       <w:pPr>
         <w:pStyle w:val="Heading2"/>
@@ -161,11 +161,11 @@
     </w:p>
     <w:p>
       <w:pPr>
-        <w:pStyle w:val="Compact"/>
         <w:numPr>
           <w:ilvl w:val="0"/>
           <w:numId w:val="1001"/>
         </w:numPr>
+        <w:pStyle w:val="Compact"/>
       </w:pPr>
       <w:hyperlink w:anchor="what-it-is">
         <w:r>
@@ -178,11 +178,11 @@
     </w:p>
     <w:p>
       <w:pPr>
-        <w:pStyle w:val="Compact"/>
         <w:numPr>
           <w:ilvl w:val="0"/>
           <w:numId w:val="1001"/>
         </w:numPr>
+        <w:pStyle w:val="Compact"/>
       </w:pPr>
       <w:hyperlink w:anchor="using-it">
         <w:r>
@@ -195,11 +195,11 @@
     </w:p>
     <w:p>
       <w:pPr>
-        <w:pStyle w:val="Compact"/>
         <w:numPr>
           <w:ilvl w:val="0"/>
           <w:numId w:val="1001"/>
         </w:numPr>
+        <w:pStyle w:val="Compact"/>
       </w:pPr>
       <w:hyperlink w:anchor="index">
         <w:r>
@@ -212,11 +212,11 @@
     </w:p>
     <w:p>
       <w:pPr>
-        <w:pStyle w:val="Compact"/>
         <w:numPr>
           <w:ilvl w:val="0"/>
           <w:numId w:val="1001"/>
         </w:numPr>
+        <w:pStyle w:val="Compact"/>
       </w:pPr>
       <w:hyperlink w:anchor="netkithttpch">
         <w:r>
@@ -229,11 +229,11 @@
     </w:p>
     <w:p>
       <w:pPr>
-        <w:pStyle w:val="Compact"/>
         <w:numPr>
           <w:ilvl w:val="0"/>
           <w:numId w:val="1001"/>
         </w:numPr>
+        <w:pStyle w:val="Compact"/>
       </w:pPr>
       <w:hyperlink w:anchor="netkitftpfsh">
         <w:r>
@@ -246,11 +246,11 @@
     </w:p>
     <w:p>
       <w:pPr>
-        <w:pStyle w:val="Compact"/>
         <w:numPr>
           <w:ilvl w:val="0"/>
           <w:numId w:val="1001"/>
         </w:numPr>
+        <w:pStyle w:val="Compact"/>
       </w:pPr>
       <w:hyperlink w:anchor="netkithttphpp">
         <w:r>
@@ -268,8 +268,8 @@
         </w:pict>
       </w:r>
     </w:p>
-    <w:bookmarkEnd w:id="19"/>
-    <w:bookmarkStart w:id="20" w:name="what-it-is"/>
+    <w:bookmarkEnd w:id="21"/>
+    <w:bookmarkStart w:id="22" w:name="what-it-is"/>
     <w:p>
       <w:pPr>
         <w:pStyle w:val="Heading2"/>
@@ -309,6 +309,7 @@
         <w:tblStyle w:val="Table"/>
         <w:tblW w:type="auto" w:w="0"/>
         <w:tblLook w:firstRow="1" w:lastRow="0" w:firstColumn="0" w:lastColumn="0" w:noHBand="0" w:noVBand="0" w:val="0020"/>
+        <w:jc w:val="start"/>
       </w:tblPr>
       <w:tblGrid>
         <w:gridCol w:w="3960"/>
@@ -316,7 +317,7 @@
       </w:tblGrid>
       <w:tr>
         <w:trPr>
-          <w:tblHeader w:val="on"/>
+          <w:tblHeader w:val="true"/>
         </w:trPr>
         <w:tc>
           <w:tcPr/>
@@ -341,6 +342,7 @@
           <w:p>
             <w:pPr>
               <w:pStyle w:val="Compact"/>
+              <w:jc w:val="left"/>
             </w:pPr>
             <w:r>
               <w:t xml:space="preserve">Include</w:t>
@@ -352,6 +354,7 @@
           <w:p>
             <w:pPr>
               <w:pStyle w:val="Compact"/>
+              <w:jc w:val="left"/>
             </w:pPr>
             <w:r>
               <w:rPr>
@@ -368,6 +371,7 @@
           <w:p>
             <w:pPr>
               <w:pStyle w:val="Compact"/>
+              <w:jc w:val="left"/>
             </w:pPr>
             <w:r>
               <w:t xml:space="preserve">Link</w:t>
@@ -379,6 +383,7 @@
           <w:p>
             <w:pPr>
               <w:pStyle w:val="Compact"/>
+              <w:jc w:val="left"/>
             </w:pPr>
             <w:r>
               <w:rPr>
@@ -416,6 +421,7 @@
           <w:p>
             <w:pPr>
               <w:pStyle w:val="Compact"/>
+              <w:jc w:val="left"/>
             </w:pPr>
             <w:r>
               <w:t xml:space="preserve">Library</w:t>
@@ -427,6 +433,7 @@
           <w:p>
             <w:pPr>
               <w:pStyle w:val="Compact"/>
+              <w:jc w:val="left"/>
             </w:pPr>
             <w:r>
               <w:rPr>
@@ -458,6 +465,7 @@
           <w:p>
             <w:pPr>
               <w:pStyle w:val="Compact"/>
+              <w:jc w:val="left"/>
             </w:pPr>
             <w:r>
               <w:t xml:space="preserve">Sources</w:t>
@@ -469,6 +477,7 @@
           <w:p>
             <w:pPr>
               <w:pStyle w:val="Compact"/>
+              <w:jc w:val="left"/>
             </w:pPr>
             <w:r>
               <w:rPr>
@@ -480,8 +489,8 @@
         </w:tc>
       </w:tr>
     </w:tbl>
-    <w:bookmarkEnd w:id="20"/>
-    <w:bookmarkStart w:id="21" w:name="using-it"/>
+    <w:bookmarkEnd w:id="22"/>
+    <w:bookmarkStart w:id="23" w:name="using-it"/>
     <w:p>
       <w:pPr>
         <w:pStyle w:val="Heading2"/>
@@ -496,8 +505,8 @@
       </w:pPr>
       <w:r>
         <w:rPr>
+          <w:bCs/>
           <w:b/>
-          <w:bCs/>
         </w:rPr>
         <w:t xml:space="preserve">A page fetched</w:t>
       </w:r>
@@ -1080,8 +1089,8 @@
       </w:pPr>
       <w:r>
         <w:rPr>
+          <w:bCs/>
           <w:b/>
-          <w:bCs/>
         </w:rPr>
         <w:t xml:space="preserve">A web API</w:t>
       </w:r>
@@ -1448,8 +1457,8 @@
       </w:pPr>
       <w:r>
         <w:rPr>
+          <w:bCs/>
           <w:b/>
-          <w:bCs/>
         </w:rPr>
         <w:t xml:space="preserve">An FTP server as a volume</w:t>
       </w:r>
@@ -1711,8 +1720,8 @@
       </w:pPr>
       <w:r>
         <w:rPr>
+          <w:bCs/>
           <w:b/>
-          <w:bCs/>
         </w:rPr>
         <w:t xml:space="preserve">The known Wi-Fi networks</w:t>
       </w:r>
@@ -2131,8 +2140,8 @@
         <w:t xml:space="preserve">them belong.</w:t>
       </w:r>
     </w:p>
-    <w:bookmarkEnd w:id="21"/>
-    <w:bookmarkStart w:id="22" w:name="index"/>
+    <w:bookmarkEnd w:id="23"/>
+    <w:bookmarkStart w:id="24" w:name="index"/>
     <w:p>
       <w:pPr>
         <w:pStyle w:val="Heading2"/>
@@ -2154,6 +2163,7 @@
         <w:tblStyle w:val="Table"/>
         <w:tblW w:type="auto" w:w="0"/>
         <w:tblLook w:firstRow="1" w:lastRow="0" w:firstColumn="0" w:lastColumn="0" w:noHBand="0" w:noVBand="0" w:val="0020"/>
+        <w:jc w:val="start"/>
       </w:tblPr>
       <w:tblGrid>
         <w:gridCol w:w="2640"/>
@@ -2162,13 +2172,14 @@
       </w:tblGrid>
       <w:tr>
         <w:trPr>
-          <w:tblHeader w:val="on"/>
+          <w:tblHeader w:val="true"/>
         </w:trPr>
         <w:tc>
           <w:tcPr/>
           <w:p>
             <w:pPr>
               <w:pStyle w:val="Compact"/>
+              <w:jc w:val="left"/>
             </w:pPr>
             <w:r>
               <w:t xml:space="preserve">Name</w:t>
@@ -2180,6 +2191,7 @@
           <w:p>
             <w:pPr>
               <w:pStyle w:val="Compact"/>
+              <w:jc w:val="left"/>
             </w:pPr>
             <w:r>
               <w:t xml:space="preserve">What it does</w:t>
@@ -2191,6 +2203,7 @@
           <w:p>
             <w:pPr>
               <w:pStyle w:val="Compact"/>
+              <w:jc w:val="left"/>
             </w:pPr>
             <w:r>
               <w:t xml:space="preserve">Header</w:t>
@@ -2204,6 +2217,7 @@
           <w:p>
             <w:pPr>
               <w:pStyle w:val="Compact"/>
+              <w:jc w:val="left"/>
             </w:pPr>
             <w:r>
               <w:rPr>
@@ -2218,6 +2232,7 @@
           <w:p>
             <w:pPr>
               <w:pStyle w:val="Compact"/>
+              <w:jc w:val="left"/>
             </w:pPr>
             <w:r>
               <w:t xml:space="preserve">Perform an HTTP request.</w:t>
@@ -2229,6 +2244,7 @@
           <w:p>
             <w:pPr>
               <w:pStyle w:val="Compact"/>
+              <w:jc w:val="left"/>
             </w:pPr>
             <w:r>
               <w:rPr>
@@ -2245,6 +2261,7 @@
           <w:p>
             <w:pPr>
               <w:pStyle w:val="Compact"/>
+              <w:jc w:val="left"/>
             </w:pPr>
             <w:r>
               <w:rPr>
@@ -2259,6 +2276,7 @@
           <w:p>
             <w:pPr>
               <w:pStyle w:val="Compact"/>
+              <w:jc w:val="left"/>
             </w:pPr>
             <w:r>
               <w:t xml:space="preserve">Perform an HTTP request.</w:t>
@@ -2270,6 +2288,7 @@
           <w:p>
             <w:pPr>
               <w:pStyle w:val="Compact"/>
+              <w:jc w:val="left"/>
             </w:pPr>
             <w:r>
               <w:rPr>
@@ -2286,6 +2305,7 @@
           <w:p>
             <w:pPr>
               <w:pStyle w:val="Compact"/>
+              <w:jc w:val="left"/>
             </w:pPr>
             <w:r>
               <w:rPr>
@@ -2300,6 +2320,7 @@
           <w:p>
             <w:pPr>
               <w:pStyle w:val="Compact"/>
+              <w:jc w:val="left"/>
             </w:pPr>
             <w:r>
               <w:t xml:space="preserve">Perform an HTTP request.</w:t>
@@ -2311,6 +2332,7 @@
           <w:p>
             <w:pPr>
               <w:pStyle w:val="Compact"/>
+              <w:jc w:val="left"/>
             </w:pPr>
             <w:r>
               <w:rPr>
@@ -2327,6 +2349,7 @@
           <w:p>
             <w:pPr>
               <w:pStyle w:val="Compact"/>
+              <w:jc w:val="left"/>
             </w:pPr>
             <w:r>
               <w:rPr>
@@ -2341,6 +2364,7 @@
           <w:p>
             <w:pPr>
               <w:pStyle w:val="Compact"/>
+              <w:jc w:val="left"/>
             </w:pPr>
             <w:r>
               <w:t xml:space="preserve">(a type)</w:t>
@@ -2352,6 +2376,7 @@
           <w:p>
             <w:pPr>
               <w:pStyle w:val="Compact"/>
+              <w:jc w:val="left"/>
             </w:pPr>
             <w:r>
               <w:rPr>
@@ -2368,6 +2393,7 @@
           <w:p>
             <w:pPr>
               <w:pStyle w:val="Compact"/>
+              <w:jc w:val="left"/>
             </w:pPr>
             <w:r>
               <w:rPr>
@@ -2382,6 +2408,7 @@
           <w:p>
             <w:pPr>
               <w:pStyle w:val="Compact"/>
+              <w:jc w:val="left"/>
             </w:pPr>
             <w:r>
               <w:t xml:space="preserve">a password -&gt; its hexpass (XOR a fixed key, in hex: obfuscated, not encrypted) in out (cap bytes, cut to fit)</w:t>
@@ -2393,6 +2420,7 @@
           <w:p>
             <w:pPr>
               <w:pStyle w:val="Compact"/>
+              <w:jc w:val="left"/>
             </w:pPr>
             <w:r>
               <w:rPr>
@@ -2409,6 +2437,7 @@
           <w:p>
             <w:pPr>
               <w:pStyle w:val="Compact"/>
+              <w:jc w:val="left"/>
             </w:pPr>
             <w:r>
               <w:rPr>
@@ -2423,6 +2452,7 @@
           <w:p>
             <w:pPr>
               <w:pStyle w:val="Compact"/>
+              <w:jc w:val="left"/>
             </w:pPr>
             <w:r>
               <w:t xml:space="preserve">a hexpass (ftpfs_obf_hex) -&gt; the password in out (cap bytes, cut to fit)</w:t>
@@ -2434,6 +2464,7 @@
           <w:p>
             <w:pPr>
               <w:pStyle w:val="Compact"/>
+              <w:jc w:val="left"/>
             </w:pPr>
             <w:r>
               <w:rPr>
@@ -2450,6 +2481,7 @@
           <w:p>
             <w:pPr>
               <w:pStyle w:val="Compact"/>
+              <w:jc w:val="left"/>
             </w:pPr>
             <w:r>
               <w:rPr>
@@ -2464,6 +2496,7 @@
           <w:p>
             <w:pPr>
               <w:pStyle w:val="Compact"/>
+              <w:jc w:val="left"/>
             </w:pPr>
             <w:r>
               <w:t xml:space="preserve">Parse one file line</w:t>
@@ -2475,6 +2508,7 @@
           <w:p>
             <w:pPr>
               <w:pStyle w:val="Compact"/>
+              <w:jc w:val="left"/>
             </w:pPr>
             <w:r>
               <w:rPr>
@@ -2491,6 +2525,7 @@
           <w:p>
             <w:pPr>
               <w:pStyle w:val="Compact"/>
+              <w:jc w:val="left"/>
             </w:pPr>
             <w:r>
               <w:rPr>
@@ -2505,6 +2540,7 @@
           <w:p>
             <w:pPr>
               <w:pStyle w:val="Compact"/>
+              <w:jc w:val="left"/>
             </w:pPr>
             <w:r>
               <w:t xml:space="preserve">Format one file line (with '\n')</w:t>
@@ -2516,6 +2552,7 @@
           <w:p>
             <w:pPr>
               <w:pStyle w:val="Compact"/>
+              <w:jc w:val="left"/>
             </w:pPr>
             <w:r>
               <w:rPr>
@@ -2532,6 +2569,7 @@
           <w:p>
             <w:pPr>
               <w:pStyle w:val="Compact"/>
+              <w:jc w:val="left"/>
             </w:pPr>
             <w:r>
               <w:rPr>
@@ -2546,6 +2584,7 @@
           <w:p>
             <w:pPr>
               <w:pStyle w:val="Compact"/>
+              <w:jc w:val="left"/>
             </w:pPr>
             <w:r>
               <w:t xml:space="preserve">A text file saved by a Windows editor</w:t>
@@ -2557,6 +2596,7 @@
           <w:p>
             <w:pPr>
               <w:pStyle w:val="Compact"/>
+              <w:jc w:val="left"/>
             </w:pPr>
             <w:r>
               <w:rPr>
@@ -2573,6 +2613,7 @@
           <w:p>
             <w:pPr>
               <w:pStyle w:val="Compact"/>
+              <w:jc w:val="left"/>
             </w:pPr>
             <w:r>
               <w:rPr>
@@ -2587,6 +2628,7 @@
           <w:p>
             <w:pPr>
               <w:pStyle w:val="Compact"/>
+              <w:jc w:val="left"/>
             </w:pPr>
             <w:r>
               <w:t xml:space="preserve">The remembered servers, in file order.</w:t>
@@ -2598,6 +2640,7 @@
           <w:p>
             <w:pPr>
               <w:pStyle w:val="Compact"/>
+              <w:jc w:val="left"/>
             </w:pPr>
             <w:r>
               <w:rPr>
@@ -2614,6 +2657,7 @@
           <w:p>
             <w:pPr>
               <w:pStyle w:val="Compact"/>
+              <w:jc w:val="left"/>
             </w:pPr>
             <w:r>
               <w:rPr>
@@ -2628,6 +2672,7 @@
           <w:p>
             <w:pPr>
               <w:pStyle w:val="Compact"/>
+              <w:jc w:val="left"/>
             </w:pPr>
             <w:r>
               <w:t xml:space="preserve">The remembered servers, in file order.</w:t>
@@ -2639,6 +2684,7 @@
           <w:p>
             <w:pPr>
               <w:pStyle w:val="Compact"/>
+              <w:jc w:val="left"/>
             </w:pPr>
             <w:r>
               <w:rPr>
@@ -2655,6 +2701,7 @@
           <w:p>
             <w:pPr>
               <w:pStyle w:val="Compact"/>
+              <w:jc w:val="left"/>
             </w:pPr>
             <w:r>
               <w:rPr>
@@ -2669,6 +2716,7 @@
           <w:p>
             <w:pPr>
               <w:pStyle w:val="Compact"/>
+              <w:jc w:val="left"/>
             </w:pPr>
             <w:r>
               <w:t xml:space="preserve">The remembered servers, in file order.</w:t>
@@ -2680,6 +2728,7 @@
           <w:p>
             <w:pPr>
               <w:pStyle w:val="Compact"/>
+              <w:jc w:val="left"/>
             </w:pPr>
             <w:r>
               <w:rPr>
@@ -2696,6 +2745,7 @@
           <w:p>
             <w:pPr>
               <w:pStyle w:val="Compact"/>
+              <w:jc w:val="left"/>
             </w:pPr>
             <w:r>
               <w:rPr>
@@ -2710,6 +2760,7 @@
           <w:p>
             <w:pPr>
               <w:pStyle w:val="Compact"/>
+              <w:jc w:val="left"/>
             </w:pPr>
             <w:r>
               <w:t xml:space="preserve">The remembered servers, in file order.</w:t>
@@ -2721,6 +2772,7 @@
           <w:p>
             <w:pPr>
               <w:pStyle w:val="Compact"/>
+              <w:jc w:val="left"/>
             </w:pPr>
             <w:r>
               <w:rPr>
@@ -2737,6 +2789,7 @@
           <w:p>
             <w:pPr>
               <w:pStyle w:val="Compact"/>
+              <w:jc w:val="left"/>
             </w:pPr>
             <w:r>
               <w:rPr>
@@ -2751,6 +2804,7 @@
           <w:p>
             <w:pPr>
               <w:pStyle w:val="Compact"/>
+              <w:jc w:val="left"/>
             </w:pPr>
             <w:r>
               <w:t xml:space="preserve">Transport / protocol errors are reported as a NEGATIVE HttpResponse::status.</w:t>
@@ -2762,6 +2816,7 @@
           <w:p>
             <w:pPr>
               <w:pStyle w:val="Compact"/>
+              <w:jc w:val="left"/>
             </w:pPr>
             <w:r>
               <w:rPr>
@@ -2778,6 +2833,7 @@
           <w:p>
             <w:pPr>
               <w:pStyle w:val="Compact"/>
+              <w:jc w:val="left"/>
             </w:pPr>
             <w:r>
               <w:rPr>
@@ -2792,6 +2848,7 @@
           <w:p>
             <w:pPr>
               <w:pStyle w:val="Compact"/>
+              <w:jc w:val="left"/>
             </w:pPr>
             <w:r>
               <w:t xml:space="preserve">The length of the string s (0 for a null pointer).</w:t>
@@ -2803,6 +2860,7 @@
           <w:p>
             <w:pPr>
               <w:pStyle w:val="Compact"/>
+              <w:jc w:val="left"/>
             </w:pPr>
             <w:r>
               <w:rPr>
@@ -2819,6 +2877,7 @@
           <w:p>
             <w:pPr>
               <w:pStyle w:val="Compact"/>
+              <w:jc w:val="left"/>
             </w:pPr>
             <w:r>
               <w:rPr>
@@ -2833,6 +2892,7 @@
           <w:p>
             <w:pPr>
               <w:pStyle w:val="Compact"/>
+              <w:jc w:val="left"/>
             </w:pPr>
             <w:r>
               <w:t xml:space="preserve">c in lower case ('A'..'Z' only).</w:t>
@@ -2844,6 +2904,7 @@
           <w:p>
             <w:pPr>
               <w:pStyle w:val="Compact"/>
+              <w:jc w:val="left"/>
             </w:pPr>
             <w:r>
               <w:rPr>
@@ -2860,6 +2921,7 @@
           <w:p>
             <w:pPr>
               <w:pStyle w:val="Compact"/>
+              <w:jc w:val="left"/>
             </w:pPr>
             <w:r>
               <w:rPr>
@@ -2874,6 +2936,7 @@
           <w:p>
             <w:pPr>
               <w:pStyle w:val="Compact"/>
+              <w:jc w:val="left"/>
             </w:pPr>
             <w:r>
               <w:t xml:space="preserve">Append s (or n bytes of s) to d[*o], never overflowing cap</w:t>
@@ -2885,6 +2948,7 @@
           <w:p>
             <w:pPr>
               <w:pStyle w:val="Compact"/>
+              <w:jc w:val="left"/>
             </w:pPr>
             <w:r>
               <w:rPr>
@@ -2901,6 +2965,7 @@
           <w:p>
             <w:pPr>
               <w:pStyle w:val="Compact"/>
+              <w:jc w:val="left"/>
             </w:pPr>
             <w:r>
               <w:rPr>
@@ -2915,6 +2980,7 @@
           <w:p>
             <w:pPr>
               <w:pStyle w:val="Compact"/>
+              <w:jc w:val="left"/>
             </w:pPr>
             <w:r>
               <w:t xml:space="preserve">Append s (or n bytes of s) to d[*o], never overflowing cap</w:t>
@@ -2926,6 +2992,7 @@
           <w:p>
             <w:pPr>
               <w:pStyle w:val="Compact"/>
+              <w:jc w:val="left"/>
             </w:pPr>
             <w:r>
               <w:rPr>
@@ -2942,6 +3009,7 @@
           <w:p>
             <w:pPr>
               <w:pStyle w:val="Compact"/>
+              <w:jc w:val="left"/>
             </w:pPr>
             <w:r>
               <w:rPr>
@@ -2956,6 +3024,7 @@
           <w:p>
             <w:pPr>
               <w:pStyle w:val="Compact"/>
+              <w:jc w:val="left"/>
             </w:pPr>
             <w:r>
               <w:t xml:space="preserve">Append s (or n bytes of s) to d[*o], never overflowing cap</w:t>
@@ -2967,6 +3036,7 @@
           <w:p>
             <w:pPr>
               <w:pStyle w:val="Compact"/>
+              <w:jc w:val="left"/>
             </w:pPr>
             <w:r>
               <w:rPr>
@@ -2983,6 +3053,7 @@
           <w:p>
             <w:pPr>
               <w:pStyle w:val="Compact"/>
+              <w:jc w:val="left"/>
             </w:pPr>
             <w:r>
               <w:rPr>
@@ -2997,6 +3068,7 @@
           <w:p>
             <w:pPr>
               <w:pStyle w:val="Compact"/>
+              <w:jc w:val="left"/>
             </w:pPr>
             <w:r>
               <w:t xml:space="preserve">Case-insensitive lookup of a header in [hdr, hdr+hlen).</w:t>
@@ -3008,6 +3080,7 @@
           <w:p>
             <w:pPr>
               <w:pStyle w:val="Compact"/>
+              <w:jc w:val="left"/>
             </w:pPr>
             <w:r>
               <w:rPr>
@@ -3024,6 +3097,7 @@
           <w:p>
             <w:pPr>
               <w:pStyle w:val="Compact"/>
+              <w:jc w:val="left"/>
             </w:pPr>
             <w:r>
               <w:rPr>
@@ -3038,6 +3112,7 @@
           <w:p>
             <w:pPr>
               <w:pStyle w:val="Compact"/>
+              <w:jc w:val="left"/>
             </w:pPr>
             <w:r>
               <w:t xml:space="preserve">The decimal number at the start of [s, s+n) (its leading digits, no sign) -&gt; its value, 0 if there is no digit.</w:t>
@@ -3049,6 +3124,7 @@
           <w:p>
             <w:pPr>
               <w:pStyle w:val="Compact"/>
+              <w:jc w:val="left"/>
             </w:pPr>
             <w:r>
               <w:rPr>
@@ -3065,6 +3141,7 @@
           <w:p>
             <w:pPr>
               <w:pStyle w:val="Compact"/>
+              <w:jc w:val="left"/>
             </w:pPr>
             <w:r>
               <w:rPr>
@@ -3079,6 +3156,7 @@
           <w:p>
             <w:pPr>
               <w:pStyle w:val="Compact"/>
+              <w:jc w:val="left"/>
             </w:pPr>
             <w:r>
               <w:t xml:space="preserve">Case-insensitive</w:t>
@@ -3090,6 +3168,7 @@
           <w:p>
             <w:pPr>
               <w:pStyle w:val="Compact"/>
+              <w:jc w:val="left"/>
             </w:pPr>
             <w:r>
               <w:rPr>
@@ -3106,6 +3185,7 @@
           <w:p>
             <w:pPr>
               <w:pStyle w:val="Compact"/>
+              <w:jc w:val="left"/>
             </w:pPr>
             <w:r>
               <w:rPr>
@@ -3120,6 +3200,7 @@
           <w:p>
             <w:pPr>
               <w:pStyle w:val="Compact"/>
+              <w:jc w:val="left"/>
             </w:pPr>
             <w:r>
               <w:t xml:space="preserve">Decode HTTP chunked transfer-coding in place over [b, b+len).</w:t>
@@ -3131,6 +3212,7 @@
           <w:p>
             <w:pPr>
               <w:pStyle w:val="Compact"/>
+              <w:jc w:val="left"/>
             </w:pPr>
             <w:r>
               <w:rPr>
@@ -3147,6 +3229,7 @@
           <w:p>
             <w:pPr>
               <w:pStyle w:val="Compact"/>
+              <w:jc w:val="left"/>
             </w:pPr>
             <w:r>
               <w:rPr>
@@ -3161,6 +3244,7 @@
           <w:p>
             <w:pPr>
               <w:pStyle w:val="Compact"/>
+              <w:jc w:val="left"/>
             </w:pPr>
             <w:r>
               <w:t xml:space="preserve">Does the string s start with pfx, the case ignored?</w:t>
@@ -3172,6 +3256,7 @@
           <w:p>
             <w:pPr>
               <w:pStyle w:val="Compact"/>
+              <w:jc w:val="left"/>
             </w:pPr>
             <w:r>
               <w:rPr>
@@ -3188,6 +3273,7 @@
           <w:p>
             <w:pPr>
               <w:pStyle w:val="Compact"/>
+              <w:jc w:val="left"/>
             </w:pPr>
             <w:r>
               <w:rPr>
@@ -3202,6 +3288,7 @@
           <w:p>
             <w:pPr>
               <w:pStyle w:val="Compact"/>
+              <w:jc w:val="left"/>
             </w:pPr>
             <w:r>
               <w:t xml:space="preserve">Parse "[http(s)://]host[:port][/path]".</w:t>
@@ -3213,6 +3300,7 @@
           <w:p>
             <w:pPr>
               <w:pStyle w:val="Compact"/>
+              <w:jc w:val="left"/>
             </w:pPr>
             <w:r>
               <w:rPr>
@@ -3229,6 +3317,7 @@
           <w:p>
             <w:pPr>
               <w:pStyle w:val="Compact"/>
+              <w:jc w:val="left"/>
             </w:pPr>
             <w:r>
               <w:rPr>
@@ -3243,6 +3332,7 @@
           <w:p>
             <w:pPr>
               <w:pStyle w:val="Compact"/>
+              <w:jc w:val="left"/>
             </w:pPr>
             <w:r>
               <w:t xml:space="preserve">Resolve a redirect Location against the current absolute URL</w:t>
@@ -3266,6 +3356,7 @@
           <w:p>
             <w:pPr>
               <w:pStyle w:val="Compact"/>
+              <w:jc w:val="left"/>
             </w:pPr>
             <w:r>
               <w:rPr>
@@ -3282,6 +3373,7 @@
           <w:p>
             <w:pPr>
               <w:pStyle w:val="Compact"/>
+              <w:jc w:val="left"/>
             </w:pPr>
             <w:r>
               <w:rPr>
@@ -3296,6 +3388,7 @@
           <w:p>
             <w:pPr>
               <w:pStyle w:val="Compact"/>
+              <w:jc w:val="left"/>
             </w:pPr>
             <w:r>
               <w:t xml:space="preserve">A thin send/recv/close seam so HttpClient is oblivious to http vs https.</w:t>
@@ -3307,6 +3400,7 @@
           <w:p>
             <w:pPr>
               <w:pStyle w:val="Compact"/>
+              <w:jc w:val="left"/>
             </w:pPr>
             <w:r>
               <w:rPr>
@@ -3323,6 +3417,7 @@
           <w:p>
             <w:pPr>
               <w:pStyle w:val="Compact"/>
+              <w:jc w:val="left"/>
             </w:pPr>
             <w:r>
               <w:rPr>
@@ -3337,6 +3432,7 @@
           <w:p>
             <w:pPr>
               <w:pStyle w:val="Compact"/>
+              <w:jc w:val="left"/>
             </w:pPr>
             <w:r>
               <w:t xml:space="preserve">Open the connection (and TLS handshake if requested).</w:t>
@@ -3348,6 +3444,7 @@
           <w:p>
             <w:pPr>
               <w:pStyle w:val="Compact"/>
+              <w:jc w:val="left"/>
             </w:pPr>
             <w:r>
               <w:rPr>
@@ -3364,6 +3461,7 @@
           <w:p>
             <w:pPr>
               <w:pStyle w:val="Compact"/>
+              <w:jc w:val="left"/>
             </w:pPr>
             <w:r>
               <w:rPr>
@@ -3378,6 +3476,7 @@
           <w:p>
             <w:pPr>
               <w:pStyle w:val="Compact"/>
+              <w:jc w:val="left"/>
             </w:pPr>
             <w:r>
               <w:t xml:space="preserve">Open the connection (and TLS handshake if requested).</w:t>
@@ -3389,6 +3488,7 @@
           <w:p>
             <w:pPr>
               <w:pStyle w:val="Compact"/>
+              <w:jc w:val="left"/>
             </w:pPr>
             <w:r>
               <w:rPr>
@@ -3405,6 +3505,7 @@
           <w:p>
             <w:pPr>
               <w:pStyle w:val="Compact"/>
+              <w:jc w:val="left"/>
             </w:pPr>
             <w:r>
               <w:rPr>
@@ -3419,6 +3520,7 @@
           <w:p>
             <w:pPr>
               <w:pStyle w:val="Compact"/>
+              <w:jc w:val="left"/>
             </w:pPr>
             <w:r>
               <w:t xml:space="preserve">Open the connection (and TLS handshake if requested).</w:t>
@@ -3430,6 +3532,7 @@
           <w:p>
             <w:pPr>
               <w:pStyle w:val="Compact"/>
+              <w:jc w:val="left"/>
             </w:pPr>
             <w:r>
               <w:rPr>
@@ -3446,6 +3549,7 @@
           <w:p>
             <w:pPr>
               <w:pStyle w:val="Compact"/>
+              <w:jc w:val="left"/>
             </w:pPr>
             <w:r>
               <w:rPr>
@@ -3460,6 +3564,7 @@
           <w:p>
             <w:pPr>
               <w:pStyle w:val="Compact"/>
+              <w:jc w:val="left"/>
             </w:pPr>
             <w:r>
               <w:t xml:space="preserve">Open the connection (and TLS handshake if requested).</w:t>
@@ -3471,6 +3576,7 @@
           <w:p>
             <w:pPr>
               <w:pStyle w:val="Compact"/>
+              <w:jc w:val="left"/>
             </w:pPr>
             <w:r>
               <w:rPr>
@@ -3487,6 +3593,7 @@
           <w:p>
             <w:pPr>
               <w:pStyle w:val="Compact"/>
+              <w:jc w:val="left"/>
             </w:pPr>
             <w:r>
               <w:rPr>
@@ -3501,6 +3608,7 @@
           <w:p>
             <w:pPr>
               <w:pStyle w:val="Compact"/>
+              <w:jc w:val="left"/>
             </w:pPr>
             <w:r>
               <w:t xml:space="preserve">Open the connection (and TLS handshake if requested).</w:t>
@@ -3512,6 +3620,7 @@
           <w:p>
             <w:pPr>
               <w:pStyle w:val="Compact"/>
+              <w:jc w:val="left"/>
             </w:pPr>
             <w:r>
               <w:rPr>
@@ -3528,6 +3637,7 @@
           <w:p>
             <w:pPr>
               <w:pStyle w:val="Compact"/>
+              <w:jc w:val="left"/>
             </w:pPr>
             <w:r>
               <w:rPr>
@@ -3542,6 +3652,7 @@
           <w:p>
             <w:pPr>
               <w:pStyle w:val="Compact"/>
+              <w:jc w:val="left"/>
             </w:pPr>
             <w:r>
               <w:t xml:space="preserve">Open the connection (and TLS handshake if requested).</w:t>
@@ -3553,6 +3664,7 @@
           <w:p>
             <w:pPr>
               <w:pStyle w:val="Compact"/>
+              <w:jc w:val="left"/>
             </w:pPr>
             <w:r>
               <w:rPr>
@@ -3569,6 +3681,7 @@
           <w:p>
             <w:pPr>
               <w:pStyle w:val="Compact"/>
+              <w:jc w:val="left"/>
             </w:pPr>
             <w:r>
               <w:rPr>
@@ -3583,6 +3696,7 @@
           <w:p>
             <w:pPr>
               <w:pStyle w:val="Compact"/>
+              <w:jc w:val="left"/>
             </w:pPr>
             <w:r>
               <w:t xml:space="preserve">A parsed HTTP response.</w:t>
@@ -3594,6 +3708,7 @@
           <w:p>
             <w:pPr>
               <w:pStyle w:val="Compact"/>
+              <w:jc w:val="left"/>
             </w:pPr>
             <w:r>
               <w:rPr>
@@ -3610,6 +3725,7 @@
           <w:p>
             <w:pPr>
               <w:pStyle w:val="Compact"/>
+              <w:jc w:val="left"/>
             </w:pPr>
             <w:r>
               <w:rPr>
@@ -3624,6 +3740,7 @@
           <w:p>
             <w:pPr>
               <w:pStyle w:val="Compact"/>
+              <w:jc w:val="left"/>
             </w:pPr>
             <w:r>
               <w:t xml:space="preserve">Reusable HTTP/1.1 client.</w:t>
@@ -3635,6 +3752,7 @@
           <w:p>
             <w:pPr>
               <w:pStyle w:val="Compact"/>
+              <w:jc w:val="left"/>
             </w:pPr>
             <w:r>
               <w:rPr>
@@ -3653,8 +3771,8 @@
         </w:pict>
       </w:r>
     </w:p>
-    <w:bookmarkEnd w:id="22"/>
-    <w:bookmarkStart w:id="25" w:name="netkithttpch"/>
+    <w:bookmarkEnd w:id="24"/>
+    <w:bookmarkStart w:id="27" w:name="netkithttpch"/>
     <w:p>
       <w:pPr>
         <w:pStyle w:val="Heading2"/>
@@ -4073,7 +4191,7 @@
         <w:t xml:space="preserve">;</w:t>
       </w:r>
     </w:p>
-    <w:bookmarkStart w:id="23" w:name="internals-hc__"/>
+    <w:bookmarkStart w:id="25" w:name="internals-hc__"/>
     <w:p>
       <w:pPr>
         <w:pStyle w:val="Heading3"/>
@@ -4098,8 +4216,8 @@
         <w:t xml:space="preserve">Parse "[http://]host[:port][/path]" into host / port / path (path defaults "/").</w:t>
       </w:r>
     </w:p>
-    <w:bookmarkEnd w:id="23"/>
-    <w:bookmarkStart w:id="24" w:name="public-api"/>
+    <w:bookmarkEnd w:id="25"/>
+    <w:bookmarkStart w:id="26" w:name="public-api"/>
     <w:p>
       <w:pPr>
         <w:pStyle w:val="Heading3"/>
@@ -4808,9 +4926,9 @@
         <w:t xml:space="preserve">);</w:t>
       </w:r>
     </w:p>
-    <w:bookmarkEnd w:id="24"/>
-    <w:bookmarkEnd w:id="25"/>
-    <w:bookmarkStart w:id="26" w:name="netkitftpfsh"/>
+    <w:bookmarkEnd w:id="26"/>
+    <w:bookmarkEnd w:id="27"/>
+    <w:bookmarkStart w:id="28" w:name="netkitftpfsh"/>
     <w:p>
       <w:pPr>
         <w:pStyle w:val="Heading2"/>
@@ -6220,8 +6338,8 @@
         <w:t xml:space="preserve">);</w:t>
       </w:r>
     </w:p>
-    <w:bookmarkEnd w:id="26"/>
-    <w:bookmarkStart w:id="28" w:name="netkithttphpp"/>
+    <w:bookmarkEnd w:id="28"/>
+    <w:bookmarkStart w:id="30" w:name="netkithttphpp"/>
     <w:p>
       <w:pPr>
         <w:pStyle w:val="Heading2"/>
@@ -8760,7 +8878,7 @@
         <w:t xml:space="preserve">}</w:t>
       </w:r>
     </w:p>
-    <w:bookmarkStart w:id="27" w:name="X66dd941e7d8baaf65cfe241def6be4f7fbd4121"/>
+    <w:bookmarkStart w:id="29" w:name="X66dd941e7d8baaf65cfe241def6be4f7fbd4121"/>
     <w:p>
       <w:pPr>
         <w:pStyle w:val="Heading3"/>
@@ -28324,8 +28442,8 @@
         <w:t xml:space="preserve">};</w:t>
       </w:r>
     </w:p>
-    <w:bookmarkEnd w:id="27"/>
-    <w:bookmarkEnd w:id="28"/>
+    <w:bookmarkEnd w:id="29"/>
+    <w:bookmarkEnd w:id="30"/>
     <w:sectPr>
       <w:footerReference r:id="rId9" w:type="default"/>
       <w:footnotePr>
@@ -28407,14 +28525,14 @@
 <file path=word/numbering.xml><?xml version="1.0" encoding="utf-8"?>
 <w:numbering xmlns:w="http://schemas.openxmlformats.org/wordprocessingml/2006/main">
   <w:abstractNum w:abstractNumId="990">
-    <w:nsid w:val="0000A990"/>
+    <w:nsid w:val="A990"/>
     <w:multiLevelType w:val="multilevel"/>
     <w:lvl w:ilvl="0">
       <w:numFmt w:val="bullet"/>
       <w:lvlText w:val=" "/>
       <w:lvlJc w:val="left"/>
       <w:pPr>
-        <w:ind w:left="720" w:hanging="360"/>
+        <w:ind w:left="720" w:hanging="480"/>
       </w:pPr>
     </w:lvl>
     <w:lvl w:ilvl="1">
@@ -28422,7 +28540,7 @@
       <w:lvlText w:val=" "/>
       <w:lvlJc w:val="left"/>
       <w:pPr>
-        <w:ind w:left="1440" w:hanging="360"/>
+        <w:ind w:left="1440" w:hanging="480"/>
       </w:pPr>
     </w:lvl>
     <w:lvl w:ilvl="2">
@@ -28430,7 +28548,7 @@
       <w:lvlText w:val=" "/>
       <w:lvlJc w:val="left"/>
       <w:pPr>
-        <w:ind w:left="2160" w:hanging="360"/>
+        <w:ind w:left="2160" w:hanging="480"/>
       </w:pPr>
     </w:lvl>
     <w:lvl w:ilvl="3">
@@ -28438,7 +28556,7 @@
       <w:lvlText w:val=" "/>
       <w:lvlJc w:val="left"/>
       <w:pPr>
-        <w:ind w:left="2880" w:hanging="360"/>
+        <w:ind w:left="2880" w:hanging="480"/>
       </w:pPr>
     </w:lvl>
     <w:lvl w:ilvl="4">
@@ -28446,7 +28564,7 @@
       <w:lvlText w:val=" "/>
       <w:lvlJc w:val="left"/>
       <w:pPr>
-        <w:ind w:left="3600" w:hanging="360"/>
+        <w:ind w:left="3600" w:hanging="480"/>
       </w:pPr>
     </w:lvl>
     <w:lvl w:ilvl="5">
@@ -28454,7 +28572,7 @@
       <w:lvlText w:val=" "/>
       <w:lvlJc w:val="left"/>
       <w:pPr>
-        <w:ind w:left="4320" w:hanging="360"/>
+        <w:ind w:left="4320" w:hanging="480"/>
       </w:pPr>
     </w:lvl>
     <w:lvl w:ilvl="6">
@@ -28462,7 +28580,7 @@
       <w:lvlText w:val=" "/>
       <w:lvlJc w:val="left"/>
       <w:pPr>
-        <w:ind w:left="5040" w:hanging="360"/>
+        <w:ind w:left="5040" w:hanging="480"/>
       </w:pPr>
     </w:lvl>
     <w:lvl w:ilvl="7">
@@ -28470,7 +28588,7 @@
       <w:lvlText w:val=" "/>
       <w:lvlJc w:val="left"/>
       <w:pPr>
-        <w:ind w:left="5760" w:hanging="360"/>
+        <w:ind w:left="5760" w:hanging="480"/>
       </w:pPr>
     </w:lvl>
     <w:lvl w:ilvl="8">
@@ -28478,12 +28596,12 @@
       <w:lvlText w:val=" "/>
       <w:lvlJc w:val="left"/>
       <w:pPr>
-        <w:ind w:left="6480" w:hanging="360"/>
+        <w:ind w:left="6480" w:hanging="480"/>
       </w:pPr>
     </w:lvl>
   </w:abstractNum>
   <w:abstractNum w:abstractNumId="99411">
-    <w:nsid w:val="00A99411"/>
+    <w:nsid w:val="A99411"/>
     <w:multiLevelType w:val="multilevel"/>
     <w:lvl w:ilvl="0">
       <w:start w:val="1"/>
@@ -28491,7 +28609,7 @@
       <w:lvlText w:val="%1."/>
       <w:lvlJc w:val="left"/>
       <w:pPr>
-        <w:ind w:left="720" w:hanging="360"/>
+        <w:ind w:left="720" w:hanging="480"/>
       </w:pPr>
     </w:lvl>
     <w:lvl w:ilvl="1">
@@ -28500,7 +28618,7 @@
       <w:lvlText w:val="%2."/>
       <w:lvlJc w:val="left"/>
       <w:pPr>
-        <w:ind w:left="1440" w:hanging="360"/>
+        <w:ind w:left="1440" w:hanging="480"/>
       </w:pPr>
     </w:lvl>
     <w:lvl w:ilvl="2">
@@ -28509,7 +28627,7 @@
       <w:lvlText w:val="%3."/>
       <w:lvlJc w:val="left"/>
       <w:pPr>
-        <w:ind w:left="2160" w:hanging="360"/>
+        <w:ind w:left="2160" w:hanging="480"/>
       </w:pPr>
     </w:lvl>
     <w:lvl w:ilvl="3">
@@ -28518,7 +28636,7 @@
       <w:lvlText w:val="%4."/>
       <w:lvlJc w:val="left"/>
       <w:pPr>
-        <w:ind w:left="2880" w:hanging="360"/>
+        <w:ind w:left="2880" w:hanging="480"/>
       </w:pPr>
     </w:lvl>
     <w:lvl w:ilvl="4">
@@ -28527,7 +28645,7 @@
       <w:lvlText w:val="%5."/>
       <w:lvlJc w:val="left"/>
       <w:pPr>
-        <w:ind w:left="3600" w:hanging="360"/>
+        <w:ind w:left="3600" w:hanging="480"/>
       </w:pPr>
     </w:lvl>
     <w:lvl w:ilvl="5">
@@ -28536,7 +28654,7 @@
       <w:lvlText w:val="%6."/>
       <w:lvlJc w:val="left"/>
       <w:pPr>
-        <w:ind w:left="4320" w:hanging="360"/>
+        <w:ind w:left="4320" w:hanging="480"/>
       </w:pPr>
     </w:lvl>
     <w:lvl w:ilvl="6">
@@ -28545,7 +28663,7 @@
       <w:lvlText w:val="%7."/>
       <w:lvlJc w:val="left"/>
       <w:pPr>
-        <w:ind w:left="5040" w:hanging="360"/>
+        <w:ind w:left="5040" w:hanging="480"/>
       </w:pPr>
     </w:lvl>
     <w:lvl w:ilvl="7">
@@ -28554,7 +28672,7 @@
       <w:lvlText w:val="%8."/>
       <w:lvlJc w:val="left"/>
       <w:pPr>
-        <w:ind w:left="5760" w:hanging="360"/>
+        <w:ind w:left="5760" w:hanging="480"/>
       </w:pPr>
     </w:lvl>
     <w:lvl w:ilvl="8">
@@ -28563,7 +28681,7 @@
       <w:lvlText w:val="%9."/>
       <w:lvlJc w:val="left"/>
       <w:pPr>
-        <w:ind w:left="6480" w:hanging="360"/>
+        <w:ind w:left="6480" w:hanging="480"/>
       </w:pPr>
     </w:lvl>
   </w:abstractNum>
@@ -29301,8 +29419,8 @@
     <w:name w:val="KeywordTok"/>
     <w:basedOn w:val="VerbatimChar"/>
     <w:rPr>
+      <w:color w:val="007020"/>
       <w:b/>
-      <w:color w:val="007020"/>
     </w:rPr>
   </w:style>
   <w:style w:type="character" w:customStyle="1" w:styleId="DataTypeTok">
@@ -29379,42 +29497,42 @@
     <w:name w:val="ImportTok"/>
     <w:basedOn w:val="VerbatimChar"/>
     <w:rPr>
+      <w:color w:val="008000"/>
       <w:b/>
-      <w:color w:val="008000"/>
     </w:rPr>
   </w:style>
   <w:style w:type="character" w:customStyle="1" w:styleId="CommentTok">
     <w:name w:val="CommentTok"/>
     <w:basedOn w:val="VerbatimChar"/>
     <w:rPr>
+      <w:color w:val="60a0b0"/>
       <w:i/>
-      <w:color w:val="60a0b0"/>
     </w:rPr>
   </w:style>
   <w:style w:type="character" w:customStyle="1" w:styleId="DocumentationTok">
     <w:name w:val="DocumentationTok"/>
     <w:basedOn w:val="VerbatimChar"/>
     <w:rPr>
+      <w:color w:val="ba2121"/>
       <w:i/>
-      <w:color w:val="ba2121"/>
     </w:rPr>
   </w:style>
   <w:style w:type="character" w:customStyle="1" w:styleId="AnnotationTok">
     <w:name w:val="AnnotationTok"/>
     <w:basedOn w:val="VerbatimChar"/>
     <w:rPr>
+      <w:color w:val="60a0b0"/>
       <w:b/>
       <w:i/>
-      <w:color w:val="60a0b0"/>
     </w:rPr>
   </w:style>
   <w:style w:type="character" w:customStyle="1" w:styleId="CommentVarTok">
     <w:name w:val="CommentVarTok"/>
     <w:basedOn w:val="VerbatimChar"/>
     <w:rPr>
+      <w:color w:val="60a0b0"/>
       <w:b/>
       <w:i/>
-      <w:color w:val="60a0b0"/>
     </w:rPr>
   </w:style>
   <w:style w:type="character" w:customStyle="1" w:styleId="OtherTok">
@@ -29442,8 +29560,8 @@
     <w:name w:val="ControlFlowTok"/>
     <w:basedOn w:val="VerbatimChar"/>
     <w:rPr>
+      <w:color w:val="007020"/>
       <w:b/>
-      <w:color w:val="007020"/>
     </w:rPr>
   </w:style>
   <w:style w:type="character" w:customStyle="1" w:styleId="OperatorTok">
@@ -29488,34 +29606,34 @@
     <w:name w:val="InformationTok"/>
     <w:basedOn w:val="VerbatimChar"/>
     <w:rPr>
+      <w:color w:val="60a0b0"/>
       <w:b/>
       <w:i/>
-      <w:color w:val="60a0b0"/>
     </w:rPr>
   </w:style>
   <w:style w:type="character" w:customStyle="1" w:styleId="WarningTok">
     <w:name w:val="WarningTok"/>
     <w:basedOn w:val="VerbatimChar"/>
     <w:rPr>
+      <w:color w:val="60a0b0"/>
       <w:b/>
       <w:i/>
-      <w:color w:val="60a0b0"/>
     </w:rPr>
   </w:style>
   <w:style w:type="character" w:customStyle="1" w:styleId="AlertTok">
     <w:name w:val="AlertTok"/>
     <w:basedOn w:val="VerbatimChar"/>
     <w:rPr>
+      <w:color w:val="ff0000"/>
       <w:b/>
-      <w:color w:val="ff0000"/>
     </w:rPr>
   </w:style>
   <w:style w:type="character" w:customStyle="1" w:styleId="ErrorTok">
     <w:name w:val="ErrorTok"/>
     <w:basedOn w:val="VerbatimChar"/>
     <w:rPr>
+      <w:color w:val="ff0000"/>
       <w:b/>
-      <w:color w:val="ff0000"/>
     </w:rPr>
   </w:style>
   <w:style w:type="character" w:customStyle="1" w:styleId="NormalTok">
